--- a/doc/patrocinio.docx
+++ b/doc/patrocinio.docx
@@ -308,6 +308,7 @@
                                     </w:rPr>
                                     <w:t xml:space="preserve"> </w:t>
                                   </w:r>
+                                  <w:proofErr w:type="spellStart"/>
                                   <w:r>
                                     <w:rPr>
                                       <w:rFonts w:ascii="Arial" w:hAnsi="Arial" w:cs="Arial"/>
@@ -316,7 +317,18 @@
                                       <w:sz w:val="18"/>
                                       <w:szCs w:val="18"/>
                                     </w:rPr>
-                                    <w:t>Msc. Jefferson Villa</w:t>
+                                    <w:t>Msc</w:t>
+                                  </w:r>
+                                  <w:proofErr w:type="spellEnd"/>
+                                  <w:r>
+                                    <w:rPr>
+                                      <w:rFonts w:ascii="Arial" w:hAnsi="Arial" w:cs="Arial"/>
+                                      <w:b/>
+                                      <w:spacing w:val="-1"/>
+                                      <w:sz w:val="18"/>
+                                      <w:szCs w:val="18"/>
+                                    </w:rPr>
+                                    <w:t>. Jefferson Villa</w:t>
                                   </w:r>
                                   <w:r>
                                     <w:rPr>
@@ -448,7 +460,7 @@
                                       <w:spacing w:val="-2"/>
                                       <w:sz w:val="18"/>
                                     </w:rPr>
-                                    <w:t>Coordinador</w:t>
+                                    <w:t>Gestor</w:t>
                                   </w:r>
                                   <w:r>
                                     <w:rPr>
@@ -737,6 +749,7 @@
                               </w:rPr>
                               <w:t xml:space="preserve"> </w:t>
                             </w:r>
+                            <w:proofErr w:type="spellStart"/>
                             <w:r>
                               <w:rPr>
                                 <w:rFonts w:ascii="Arial" w:hAnsi="Arial" w:cs="Arial"/>
@@ -745,7 +758,18 @@
                                 <w:sz w:val="18"/>
                                 <w:szCs w:val="18"/>
                               </w:rPr>
-                              <w:t>Msc. Jefferson Villa</w:t>
+                              <w:t>Msc</w:t>
+                            </w:r>
+                            <w:proofErr w:type="spellEnd"/>
+                            <w:r>
+                              <w:rPr>
+                                <w:rFonts w:ascii="Arial" w:hAnsi="Arial" w:cs="Arial"/>
+                                <w:b/>
+                                <w:spacing w:val="-1"/>
+                                <w:sz w:val="18"/>
+                                <w:szCs w:val="18"/>
+                              </w:rPr>
+                              <w:t>. Jefferson Villa</w:t>
                             </w:r>
                             <w:r>
                               <w:rPr>
@@ -877,7 +901,7 @@
                                 <w:spacing w:val="-2"/>
                                 <w:sz w:val="18"/>
                               </w:rPr>
-                              <w:t>Coordinador</w:t>
+                              <w:t>Gestor</w:t>
                             </w:r>
                             <w:r>
                               <w:rPr>
@@ -2605,7 +2629,7 @@
         <w:t xml:space="preserve">En la ciudad de Quito, </w:t>
       </w:r>
       <w:r>
-        <w:t>desde el 15 de octubre de 2025</w:t>
+        <w:t>{Fecha1}</w:t>
       </w:r>
       <w:r>
         <w:t xml:space="preserve">, el/la señor(a) </w:t>
@@ -3545,7 +3569,21 @@
         <w:rPr>
           <w:sz w:val="24"/>
         </w:rPr>
-        <w:t>Participar en la capacitación, cumpliendo con los requisitos establecidos por el proveedor de la misma, y presentar los certificados de aprobación correspondientes al ITSQMET.</w:t>
+        <w:t xml:space="preserve">Participar en la capacitación, cumpliendo con los requisitos establecidos por el proveedor de </w:t>
+      </w:r>
+      <w:proofErr w:type="gramStart"/>
+      <w:r>
+        <w:rPr>
+          <w:sz w:val="24"/>
+        </w:rPr>
+        <w:t>la misma</w:t>
+      </w:r>
+      <w:proofErr w:type="gramEnd"/>
+      <w:r>
+        <w:rPr>
+          <w:sz w:val="24"/>
+        </w:rPr>
+        <w:t>, y presentar los certificados de aprobación correspondientes al ITSQMET.</w:t>
       </w:r>
     </w:p>
     <w:p>
@@ -3741,7 +3779,15 @@
         <w:ind w:left="332"/>
       </w:pPr>
       <w:r>
-        <w:t>El presente acuerdo entrará en vigencia una vez firmado por ambas partes y se mantendrá</w:t>
+        <w:t xml:space="preserve">El presente acuerdo </w:t>
+      </w:r>
+      <w:proofErr w:type="gramStart"/>
+      <w:r>
+        <w:t>entrará en vigencia</w:t>
+      </w:r>
+      <w:proofErr w:type="gramEnd"/>
+      <w:r>
+        <w:t xml:space="preserve"> una vez firmado por ambas partes y se mantendrá</w:t>
       </w:r>
       <w:r>
         <w:rPr>
@@ -6327,17 +6373,6 @@
 </file>
 
 <file path=customXml/item1.xml><?xml version="1.0" encoding="utf-8"?>
-<p:properties xmlns:p="http://schemas.microsoft.com/office/2006/metadata/properties" xmlns:xsi="http://www.w3.org/2001/XMLSchema-instance" xmlns:pc="http://schemas.microsoft.com/office/infopath/2007/PartnerControls">
-  <documentManagement>
-    <TaxCatchAll xmlns="27118ee3-1735-4bf8-b1d8-b92405a04e3d" xsi:nil="true"/>
-    <lcf76f155ced4ddcb4097134ff3c332f xmlns="99f51e6f-0b5b-434c-9b36-ed35023571bc">
-      <Terms xmlns="http://schemas.microsoft.com/office/infopath/2007/PartnerControls"/>
-    </lcf76f155ced4ddcb4097134ff3c332f>
-  </documentManagement>
-</p:properties>
-</file>
-
-<file path=customXml/item2.xml><?xml version="1.0" encoding="utf-8"?>
 <ct:contentTypeSchema xmlns:ct="http://schemas.microsoft.com/office/2006/metadata/contentType" xmlns:ma="http://schemas.microsoft.com/office/2006/metadata/properties/metaAttributes" ct:_="" ma:_="" ma:contentTypeName="Documento" ma:contentTypeID="0x010100AFCCB6245C987745891279558BDB0B3B" ma:contentTypeVersion="10" ma:contentTypeDescription="Crear nuevo documento." ma:contentTypeScope="" ma:versionID="e559435e85f5301d7901b3d870513d28">
   <xsd:schema xmlns:xsd="http://www.w3.org/2001/XMLSchema" xmlns:xs="http://www.w3.org/2001/XMLSchema" xmlns:p="http://schemas.microsoft.com/office/2006/metadata/properties" xmlns:ns2="99f51e6f-0b5b-434c-9b36-ed35023571bc" xmlns:ns3="27118ee3-1735-4bf8-b1d8-b92405a04e3d" targetNamespace="http://schemas.microsoft.com/office/2006/metadata/properties" ma:root="true" ma:fieldsID="1014686d7c8e86ec45fd42412a723fe8" ns2:_="" ns3:_="">
     <xsd:import namespace="99f51e6f-0b5b-434c-9b36-ed35023571bc"/>
@@ -6526,7 +6561,7 @@
 </ct:contentTypeSchema>
 </file>
 
-<file path=customXml/item3.xml><?xml version="1.0" encoding="utf-8"?>
+<file path=customXml/item2.xml><?xml version="1.0" encoding="utf-8"?>
 <?mso-contentType ?>
 <FormTemplates xmlns="http://schemas.microsoft.com/sharepoint/v3/contenttype/forms">
   <Display>DocumentLibraryForm</Display>
@@ -6535,18 +6570,18 @@
 </FormTemplates>
 </file>
 
-<file path=customXml/itemProps1.xml><?xml version="1.0" encoding="utf-8"?>
-<ds:datastoreItem xmlns:ds="http://schemas.openxmlformats.org/officeDocument/2006/customXml" ds:itemID="{A11A60FD-58A5-4CC0-8989-66BAAC672D96}">
-  <ds:schemaRefs>
-    <ds:schemaRef ds:uri="http://schemas.microsoft.com/office/2006/metadata/properties"/>
-    <ds:schemaRef ds:uri="http://schemas.microsoft.com/office/infopath/2007/PartnerControls"/>
-    <ds:schemaRef ds:uri="27118ee3-1735-4bf8-b1d8-b92405a04e3d"/>
-    <ds:schemaRef ds:uri="99f51e6f-0b5b-434c-9b36-ed35023571bc"/>
-  </ds:schemaRefs>
-</ds:datastoreItem>
+<file path=customXml/item3.xml><?xml version="1.0" encoding="utf-8"?>
+<p:properties xmlns:p="http://schemas.microsoft.com/office/2006/metadata/properties" xmlns:xsi="http://www.w3.org/2001/XMLSchema-instance" xmlns:pc="http://schemas.microsoft.com/office/infopath/2007/PartnerControls">
+  <documentManagement>
+    <TaxCatchAll xmlns="27118ee3-1735-4bf8-b1d8-b92405a04e3d" xsi:nil="true"/>
+    <lcf76f155ced4ddcb4097134ff3c332f xmlns="99f51e6f-0b5b-434c-9b36-ed35023571bc">
+      <Terms xmlns="http://schemas.microsoft.com/office/infopath/2007/PartnerControls"/>
+    </lcf76f155ced4ddcb4097134ff3c332f>
+  </documentManagement>
+</p:properties>
 </file>
 
-<file path=customXml/itemProps2.xml><?xml version="1.0" encoding="utf-8"?>
+<file path=customXml/itemProps1.xml><?xml version="1.0" encoding="utf-8"?>
 <ds:datastoreItem xmlns:ds="http://schemas.openxmlformats.org/officeDocument/2006/customXml" ds:itemID="{ADF442A9-ED9C-44E3-9DB2-BC25514071BE}">
   <ds:schemaRefs>
     <ds:schemaRef ds:uri="http://schemas.microsoft.com/office/2006/metadata/contentType"/>
@@ -6565,10 +6600,21 @@
 </ds:datastoreItem>
 </file>
 
-<file path=customXml/itemProps3.xml><?xml version="1.0" encoding="utf-8"?>
+<file path=customXml/itemProps2.xml><?xml version="1.0" encoding="utf-8"?>
 <ds:datastoreItem xmlns:ds="http://schemas.openxmlformats.org/officeDocument/2006/customXml" ds:itemID="{BD6BD233-DF32-459C-9081-BD305FCB8E42}">
   <ds:schemaRefs>
     <ds:schemaRef ds:uri="http://schemas.microsoft.com/sharepoint/v3/contenttype/forms"/>
   </ds:schemaRefs>
 </ds:datastoreItem>
+</file>
+
+<file path=customXml/itemProps3.xml><?xml version="1.0" encoding="utf-8"?>
+<ds:datastoreItem xmlns:ds="http://schemas.openxmlformats.org/officeDocument/2006/customXml" ds:itemID="{A11A60FD-58A5-4CC0-8989-66BAAC672D96}">
+  <ds:schemaRefs>
+    <ds:schemaRef ds:uri="http://schemas.microsoft.com/office/2006/metadata/properties"/>
+    <ds:schemaRef ds:uri="http://schemas.microsoft.com/office/infopath/2007/PartnerControls"/>
+    <ds:schemaRef ds:uri="27118ee3-1735-4bf8-b1d8-b92405a04e3d"/>
+    <ds:schemaRef ds:uri="99f51e6f-0b5b-434c-9b36-ed35023571bc"/>
+  </ds:schemaRefs>
+</ds:datastoreItem>
 </file>
--- a/doc/patrocinio.docx
+++ b/doc/patrocinio.docx
@@ -1,6 +1,6 @@
 
 <file path=word/document.xml><?xml version="1.0" encoding="utf-8"?>
-<w:document xmlns:wpc="http://schemas.microsoft.com/office/word/2010/wordprocessingCanvas" xmlns:cx="http://schemas.microsoft.com/office/drawing/2014/chartex" xmlns:cx1="http://schemas.microsoft.com/office/drawing/2015/9/8/chartex" xmlns:cx2="http://schemas.microsoft.com/office/drawing/2015/10/21/chartex" xmlns:cx3="http://schemas.microsoft.com/office/drawing/2016/5/9/chartex" xmlns:cx4="http://schemas.microsoft.com/office/drawing/2016/5/10/chartex" xmlns:cx5="http://schemas.microsoft.com/office/drawing/2016/5/11/chartex" xmlns:cx6="http://schemas.microsoft.com/office/drawing/2016/5/12/chartex" xmlns:cx7="http://schemas.microsoft.com/office/drawing/2016/5/13/chartex" xmlns:cx8="http://schemas.microsoft.com/office/drawing/2016/5/14/chartex" xmlns:mc="http://schemas.openxmlformats.org/markup-compatibility/2006" xmlns:aink="http://schemas.microsoft.com/office/drawing/2016/ink" xmlns:am3d="http://schemas.microsoft.com/office/drawing/2017/model3d" xmlns:o="urn:schemas-microsoft-com:office:office" xmlns:oel="http://schemas.microsoft.com/office/2019/extlst" xmlns:r="http://schemas.openxmlformats.org/officeDocument/2006/relationships" xmlns:m="http://schemas.openxmlformats.org/officeDocument/2006/math" xmlns:v="urn:schemas-microsoft-com:vml" xmlns:wp14="http://schemas.microsoft.com/office/word/2010/wordprocessingDrawing" xmlns:wp="http://schemas.openxmlformats.org/drawingml/2006/wordprocessingDrawing" xmlns:w10="urn:schemas-microsoft-com:office:word" xmlns:w="http://schemas.openxmlformats.org/wordprocessingml/2006/main" xmlns:w14="http://schemas.microsoft.com/office/word/2010/wordml" xmlns:w15="http://schemas.microsoft.com/office/word/2012/wordml" xmlns:w16cex="http://schemas.microsoft.com/office/word/2018/wordml/cex" xmlns:w16cid="http://schemas.microsoft.com/office/word/2016/wordml/cid" xmlns:w16="http://schemas.microsoft.com/office/word/2018/wordml" xmlns:w16du="http://schemas.microsoft.com/office/word/2023/wordml/word16du" xmlns:w16sdtdh="http://schemas.microsoft.com/office/word/2020/wordml/sdtdatahash" xmlns:w16sdtfl="http://schemas.microsoft.com/office/word/2024/wordml/sdtformatlock" xmlns:w16se="http://schemas.microsoft.com/office/word/2015/wordml/symex" xmlns:wpg="http://schemas.microsoft.com/office/word/2010/wordprocessingGroup" xmlns:wpi="http://schemas.microsoft.com/office/word/2010/wordprocessingInk" xmlns:wne="http://schemas.microsoft.com/office/word/2006/wordml" xmlns:wps="http://schemas.microsoft.com/office/word/2010/wordprocessingShape" mc:Ignorable="w14 w15 w16se w16cid w16 w16cex w16sdtdh w16sdtfl w16du wp14">
+<w:document xmlns:wpc="http://schemas.microsoft.com/office/word/2010/wordprocessingCanvas" xmlns:cx="http://schemas.microsoft.com/office/drawing/2014/chartex" xmlns:cx1="http://schemas.microsoft.com/office/drawing/2015/9/8/chartex" xmlns:cx2="http://schemas.microsoft.com/office/drawing/2015/10/21/chartex" xmlns:cx3="http://schemas.microsoft.com/office/drawing/2016/5/9/chartex" xmlns:cx4="http://schemas.microsoft.com/office/drawing/2016/5/10/chartex" xmlns:cx5="http://schemas.microsoft.com/office/drawing/2016/5/11/chartex" xmlns:cx6="http://schemas.microsoft.com/office/drawing/2016/5/12/chartex" xmlns:cx7="http://schemas.microsoft.com/office/drawing/2016/5/13/chartex" xmlns:cx8="http://schemas.microsoft.com/office/drawing/2016/5/14/chartex" xmlns:mc="http://schemas.openxmlformats.org/markup-compatibility/2006" xmlns:aink="http://schemas.microsoft.com/office/drawing/2016/ink" xmlns:am3d="http://schemas.microsoft.com/office/drawing/2017/model3d" xmlns:o="urn:schemas-microsoft-com:office:office" xmlns:r="http://schemas.openxmlformats.org/officeDocument/2006/relationships" xmlns:m="http://schemas.openxmlformats.org/officeDocument/2006/math" xmlns:v="urn:schemas-microsoft-com:vml" xmlns:wp14="http://schemas.microsoft.com/office/word/2010/wordprocessingDrawing" xmlns:wp="http://schemas.openxmlformats.org/drawingml/2006/wordprocessingDrawing" xmlns:w10="urn:schemas-microsoft-com:office:word" xmlns:w="http://schemas.openxmlformats.org/wordprocessingml/2006/main" xmlns:w14="http://schemas.microsoft.com/office/word/2010/wordml" xmlns:w15="http://schemas.microsoft.com/office/word/2012/wordml" xmlns:w16cid="http://schemas.microsoft.com/office/word/2016/wordml/cid" xmlns:w16se="http://schemas.microsoft.com/office/word/2015/wordml/symex" xmlns:wpg="http://schemas.microsoft.com/office/word/2010/wordprocessingGroup" xmlns:wpi="http://schemas.microsoft.com/office/word/2010/wordprocessingInk" xmlns:wne="http://schemas.microsoft.com/office/word/2006/wordml" xmlns:wps="http://schemas.microsoft.com/office/word/2010/wordprocessingShape" mc:Ignorable="w14 w15 w16se w16cid wp14">
   <w:body>
     <w:p>
       <w:pPr>
@@ -68,7 +68,7 @@
                           <w:tbl>
                             <w:tblPr>
                               <w:tblStyle w:val="TableNormal"/>
-                              <w:tblW w:w="6813" w:type="dxa"/>
+                              <w:tblW w:w="10219" w:type="dxa"/>
                               <w:jc w:val="center"/>
                               <w:tblBorders>
                                 <w:top w:val="single" w:sz="4" w:space="0" w:color="000000"/>
@@ -83,6 +83,7 @@
                             </w:tblPr>
                             <w:tblGrid>
                               <w:gridCol w:w="3407"/>
+                              <w:gridCol w:w="3406"/>
                               <w:gridCol w:w="3406"/>
                             </w:tblGrid>
                             <w:tr>
@@ -106,6 +107,7 @@
                                     </w:rPr>
                                   </w:pPr>
                                   <w:bookmarkStart w:id="0" w:name="_Hlk168652179"/>
+                                  <w:bookmarkStart w:id="1" w:name="_GoBack"/>
                                   <w:r>
                                     <w:rPr>
                                       <w:rFonts w:ascii="Arial" w:hAnsi="Arial" w:cs="Arial"/>
@@ -156,6 +158,31 @@
                                       <w:szCs w:val="18"/>
                                     </w:rPr>
                                   </w:pPr>
+                                </w:p>
+                              </w:tc>
+                              <w:tc>
+                                <w:tcPr>
+                                  <w:tcW w:w="3406" w:type="dxa"/>
+                                </w:tcPr>
+                                <w:p>
+                                  <w:pPr>
+                                    <w:pStyle w:val="TableParagraph"/>
+                                    <w:spacing w:before="1"/>
+                                    <w:ind w:left="705"/>
+                                    <w:rPr>
+                                      <w:rFonts w:ascii="Arial" w:hAnsi="Arial" w:cs="Arial"/>
+                                      <w:sz w:val="18"/>
+                                      <w:szCs w:val="18"/>
+                                    </w:rPr>
+                                  </w:pPr>
+                                  <w:r>
+                                    <w:rPr>
+                                      <w:rFonts w:ascii="Arial" w:hAnsi="Arial" w:cs="Arial"/>
+                                      <w:sz w:val="18"/>
+                                      <w:szCs w:val="18"/>
+                                    </w:rPr>
+                                    <w:t>Revisado Por:</w:t>
+                                  </w:r>
                                 </w:p>
                               </w:tc>
                               <w:tc>
@@ -285,6 +312,7 @@
                                     <w:ind w:left="81"/>
                                     <w:rPr>
                                       <w:rFonts w:ascii="Arial" w:hAnsi="Arial" w:cs="Arial"/>
+                                      <w:b/>
                                       <w:sz w:val="18"/>
                                       <w:szCs w:val="18"/>
                                     </w:rPr>
@@ -308,7 +336,6 @@
                                     </w:rPr>
                                     <w:t xml:space="preserve"> </w:t>
                                   </w:r>
-                                  <w:proofErr w:type="spellStart"/>
                                   <w:r>
                                     <w:rPr>
                                       <w:rFonts w:ascii="Arial" w:hAnsi="Arial" w:cs="Arial"/>
@@ -317,9 +344,34 @@
                                       <w:sz w:val="18"/>
                                       <w:szCs w:val="18"/>
                                     </w:rPr>
-                                    <w:t>Msc</w:t>
+                                    <w:t>Alex León Tito</w:t>
                                   </w:r>
-                                  <w:proofErr w:type="spellEnd"/>
+                                </w:p>
+                              </w:tc>
+                              <w:tc>
+                                <w:tcPr>
+                                  <w:tcW w:w="3406" w:type="dxa"/>
+                                </w:tcPr>
+                                <w:p>
+                                  <w:pPr>
+                                    <w:pStyle w:val="TableParagraph"/>
+                                    <w:spacing w:before="40"/>
+                                    <w:ind w:left="81"/>
+                                    <w:rPr>
+                                      <w:rFonts w:ascii="Arial" w:hAnsi="Arial" w:cs="Arial"/>
+                                      <w:sz w:val="18"/>
+                                      <w:szCs w:val="18"/>
+                                    </w:rPr>
+                                  </w:pPr>
+                                  <w:r>
+                                    <w:rPr>
+                                      <w:rFonts w:ascii="Arial" w:hAnsi="Arial" w:cs="Arial"/>
+                                      <w:b/>
+                                      <w:sz w:val="18"/>
+                                      <w:szCs w:val="18"/>
+                                    </w:rPr>
+                                    <w:t>NOMBRE:</w:t>
+                                  </w:r>
                                   <w:r>
                                     <w:rPr>
                                       <w:rFonts w:ascii="Arial" w:hAnsi="Arial" w:cs="Arial"/>
@@ -328,8 +380,9 @@
                                       <w:sz w:val="18"/>
                                       <w:szCs w:val="18"/>
                                     </w:rPr>
-                                    <w:t>. Jefferson Villa</w:t>
+                                    <w:t xml:space="preserve"> </w:t>
                                   </w:r>
+                                  <w:proofErr w:type="spellStart"/>
                                   <w:r>
                                     <w:rPr>
                                       <w:rFonts w:ascii="Arial" w:hAnsi="Arial" w:cs="Arial"/>
@@ -338,8 +391,9 @@
                                       <w:sz w:val="18"/>
                                       <w:szCs w:val="18"/>
                                     </w:rPr>
-                                    <w:t>r</w:t>
+                                    <w:t>Msc</w:t>
                                   </w:r>
+                                  <w:proofErr w:type="spellEnd"/>
                                   <w:r>
                                     <w:rPr>
                                       <w:rFonts w:ascii="Arial" w:hAnsi="Arial" w:cs="Arial"/>
@@ -348,7 +402,7 @@
                                       <w:sz w:val="18"/>
                                       <w:szCs w:val="18"/>
                                     </w:rPr>
-                                    <w:t>real</w:t>
+                                    <w:t>. Jefferson Villarreal</w:t>
                                   </w:r>
                                 </w:p>
                               </w:tc>
@@ -460,7 +514,43 @@
                                       <w:spacing w:val="-2"/>
                                       <w:sz w:val="18"/>
                                     </w:rPr>
-                                    <w:t>Gestor</w:t>
+                                    <w:t>Vicerrector</w:t>
+                                  </w:r>
+                                </w:p>
+                              </w:tc>
+                              <w:tc>
+                                <w:tcPr>
+                                  <w:tcW w:w="3406" w:type="dxa"/>
+                                </w:tcPr>
+                                <w:p>
+                                  <w:pPr>
+                                    <w:pStyle w:val="TableParagraph"/>
+                                    <w:spacing w:line="184" w:lineRule="exact"/>
+                                    <w:ind w:left="81" w:right="201"/>
+                                    <w:rPr>
+                                      <w:rFonts w:ascii="Arial" w:hAnsi="Arial" w:cs="Arial"/>
+                                      <w:b/>
+                                      <w:sz w:val="18"/>
+                                      <w:szCs w:val="18"/>
+                                    </w:rPr>
+                                  </w:pPr>
+                                  <w:r>
+                                    <w:rPr>
+                                      <w:rFonts w:ascii="Arial" w:hAnsi="Arial" w:cs="Arial"/>
+                                      <w:b/>
+                                      <w:sz w:val="18"/>
+                                      <w:szCs w:val="18"/>
+                                    </w:rPr>
+                                    <w:t>CARGO:</w:t>
+                                  </w:r>
+                                  <w:r>
+                                    <w:rPr>
+                                      <w:rFonts w:ascii="Arial" w:hAnsi="Arial" w:cs="Arial"/>
+                                      <w:b/>
+                                      <w:sz w:val="18"/>
+                                      <w:szCs w:val="18"/>
+                                    </w:rPr>
+                                    <w:t xml:space="preserve"> </w:t>
                                   </w:r>
                                   <w:r>
                                     <w:rPr>
@@ -469,12 +559,13 @@
                                       <w:spacing w:val="-2"/>
                                       <w:sz w:val="18"/>
                                     </w:rPr>
-                                    <w:t xml:space="preserve"> de Carreras</w:t>
+                                    <w:t>Gestor de Carreras</w:t>
                                   </w:r>
                                 </w:p>
                               </w:tc>
                             </w:tr>
                             <w:bookmarkEnd w:id="0"/>
+                            <w:bookmarkEnd w:id="1"/>
                           </w:tbl>
                           <w:p/>
                         </w:txbxContent>
@@ -503,13 +594,13 @@
                 <v:stroke joinstyle="miter"/>
                 <v:path gradientshapeok="t" o:connecttype="rect"/>
               </v:shapetype>
-              <v:shape id="ctc1" o:spid="_x0000_s1026" type="#_x0000_t202" style="position:absolute;margin-left:0;margin-top:595.35pt;width:566.9pt;height:127pt;z-index:251658243;visibility:visible;mso-wrap-style:square;mso-width-percent:0;mso-height-percent:0;mso-wrap-distance-left:9pt;mso-wrap-distance-top:0;mso-wrap-distance-right:9pt;mso-wrap-distance-bottom:0;mso-position-horizontal:center;mso-position-horizontal-relative:page;mso-position-vertical:absolute;mso-position-vertical-relative:margin;mso-width-percent:0;mso-height-percent:0;mso-width-relative:margin;mso-height-relative:margin;v-text-anchor:top" o:gfxdata="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" o:allowoverlap="f" fillcolor="white [3201]" stroked="f" strokeweight=".5pt">
+              <v:shape id="ctc1" o:spid="_x0000_s1026" type="#_x0000_t202" style="position:absolute;margin-left:0;margin-top:595.35pt;width:566.9pt;height:127pt;z-index:251658243;visibility:visible;mso-wrap-style:square;mso-width-percent:0;mso-height-percent:0;mso-wrap-distance-left:9pt;mso-wrap-distance-top:0;mso-wrap-distance-right:9pt;mso-wrap-distance-bottom:0;mso-position-horizontal:center;mso-position-horizontal-relative:page;mso-position-vertical:absolute;mso-position-vertical-relative:margin;mso-width-percent:0;mso-height-percent:0;mso-width-relative:margin;mso-height-relative:margin;v-text-anchor:top" o:gfxdata="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" o:allowoverlap="f" fillcolor="white [3201]" stroked="f" strokeweight=".5pt">
                 <v:textbox>
                   <w:txbxContent>
                     <w:tbl>
                       <w:tblPr>
                         <w:tblStyle w:val="TableNormal"/>
-                        <w:tblW w:w="6813" w:type="dxa"/>
+                        <w:tblW w:w="10219" w:type="dxa"/>
                         <w:jc w:val="center"/>
                         <w:tblBorders>
                           <w:top w:val="single" w:sz="4" w:space="0" w:color="000000"/>
@@ -524,6 +615,7 @@
                       </w:tblPr>
                       <w:tblGrid>
                         <w:gridCol w:w="3407"/>
+                        <w:gridCol w:w="3406"/>
                         <w:gridCol w:w="3406"/>
                       </w:tblGrid>
                       <w:tr>
@@ -546,7 +638,8 @@
                                 <w:szCs w:val="18"/>
                               </w:rPr>
                             </w:pPr>
-                            <w:bookmarkStart w:id="1" w:name="_Hlk168652179"/>
+                            <w:bookmarkStart w:id="2" w:name="_Hlk168652179"/>
+                            <w:bookmarkStart w:id="3" w:name="_GoBack"/>
                             <w:r>
                               <w:rPr>
                                 <w:rFonts w:ascii="Arial" w:hAnsi="Arial" w:cs="Arial"/>
@@ -597,6 +690,31 @@
                                 <w:szCs w:val="18"/>
                               </w:rPr>
                             </w:pPr>
+                          </w:p>
+                        </w:tc>
+                        <w:tc>
+                          <w:tcPr>
+                            <w:tcW w:w="3406" w:type="dxa"/>
+                          </w:tcPr>
+                          <w:p>
+                            <w:pPr>
+                              <w:pStyle w:val="TableParagraph"/>
+                              <w:spacing w:before="1"/>
+                              <w:ind w:left="705"/>
+                              <w:rPr>
+                                <w:rFonts w:ascii="Arial" w:hAnsi="Arial" w:cs="Arial"/>
+                                <w:sz w:val="18"/>
+                                <w:szCs w:val="18"/>
+                              </w:rPr>
+                            </w:pPr>
+                            <w:r>
+                              <w:rPr>
+                                <w:rFonts w:ascii="Arial" w:hAnsi="Arial" w:cs="Arial"/>
+                                <w:sz w:val="18"/>
+                                <w:szCs w:val="18"/>
+                              </w:rPr>
+                              <w:t>Revisado Por:</w:t>
+                            </w:r>
                           </w:p>
                         </w:tc>
                         <w:tc>
@@ -726,6 +844,7 @@
                               <w:ind w:left="81"/>
                               <w:rPr>
                                 <w:rFonts w:ascii="Arial" w:hAnsi="Arial" w:cs="Arial"/>
+                                <w:b/>
                                 <w:sz w:val="18"/>
                                 <w:szCs w:val="18"/>
                               </w:rPr>
@@ -749,7 +868,6 @@
                               </w:rPr>
                               <w:t xml:space="preserve"> </w:t>
                             </w:r>
-                            <w:proofErr w:type="spellStart"/>
                             <w:r>
                               <w:rPr>
                                 <w:rFonts w:ascii="Arial" w:hAnsi="Arial" w:cs="Arial"/>
@@ -758,9 +876,34 @@
                                 <w:sz w:val="18"/>
                                 <w:szCs w:val="18"/>
                               </w:rPr>
-                              <w:t>Msc</w:t>
+                              <w:t>Alex León Tito</w:t>
                             </w:r>
-                            <w:proofErr w:type="spellEnd"/>
+                          </w:p>
+                        </w:tc>
+                        <w:tc>
+                          <w:tcPr>
+                            <w:tcW w:w="3406" w:type="dxa"/>
+                          </w:tcPr>
+                          <w:p>
+                            <w:pPr>
+                              <w:pStyle w:val="TableParagraph"/>
+                              <w:spacing w:before="40"/>
+                              <w:ind w:left="81"/>
+                              <w:rPr>
+                                <w:rFonts w:ascii="Arial" w:hAnsi="Arial" w:cs="Arial"/>
+                                <w:sz w:val="18"/>
+                                <w:szCs w:val="18"/>
+                              </w:rPr>
+                            </w:pPr>
+                            <w:r>
+                              <w:rPr>
+                                <w:rFonts w:ascii="Arial" w:hAnsi="Arial" w:cs="Arial"/>
+                                <w:b/>
+                                <w:sz w:val="18"/>
+                                <w:szCs w:val="18"/>
+                              </w:rPr>
+                              <w:t>NOMBRE:</w:t>
+                            </w:r>
                             <w:r>
                               <w:rPr>
                                 <w:rFonts w:ascii="Arial" w:hAnsi="Arial" w:cs="Arial"/>
@@ -769,8 +912,9 @@
                                 <w:sz w:val="18"/>
                                 <w:szCs w:val="18"/>
                               </w:rPr>
-                              <w:t>. Jefferson Villa</w:t>
+                              <w:t xml:space="preserve"> </w:t>
                             </w:r>
+                            <w:proofErr w:type="spellStart"/>
                             <w:r>
                               <w:rPr>
                                 <w:rFonts w:ascii="Arial" w:hAnsi="Arial" w:cs="Arial"/>
@@ -779,8 +923,9 @@
                                 <w:sz w:val="18"/>
                                 <w:szCs w:val="18"/>
                               </w:rPr>
-                              <w:t>r</w:t>
+                              <w:t>Msc</w:t>
                             </w:r>
+                            <w:proofErr w:type="spellEnd"/>
                             <w:r>
                               <w:rPr>
                                 <w:rFonts w:ascii="Arial" w:hAnsi="Arial" w:cs="Arial"/>
@@ -789,7 +934,7 @@
                                 <w:sz w:val="18"/>
                                 <w:szCs w:val="18"/>
                               </w:rPr>
-                              <w:t>real</w:t>
+                              <w:t>. Jefferson Villarreal</w:t>
                             </w:r>
                           </w:p>
                         </w:tc>
@@ -901,7 +1046,43 @@
                                 <w:spacing w:val="-2"/>
                                 <w:sz w:val="18"/>
                               </w:rPr>
-                              <w:t>Gestor</w:t>
+                              <w:t>Vicerrector</w:t>
+                            </w:r>
+                          </w:p>
+                        </w:tc>
+                        <w:tc>
+                          <w:tcPr>
+                            <w:tcW w:w="3406" w:type="dxa"/>
+                          </w:tcPr>
+                          <w:p>
+                            <w:pPr>
+                              <w:pStyle w:val="TableParagraph"/>
+                              <w:spacing w:line="184" w:lineRule="exact"/>
+                              <w:ind w:left="81" w:right="201"/>
+                              <w:rPr>
+                                <w:rFonts w:ascii="Arial" w:hAnsi="Arial" w:cs="Arial"/>
+                                <w:b/>
+                                <w:sz w:val="18"/>
+                                <w:szCs w:val="18"/>
+                              </w:rPr>
+                            </w:pPr>
+                            <w:r>
+                              <w:rPr>
+                                <w:rFonts w:ascii="Arial" w:hAnsi="Arial" w:cs="Arial"/>
+                                <w:b/>
+                                <w:sz w:val="18"/>
+                                <w:szCs w:val="18"/>
+                              </w:rPr>
+                              <w:t>CARGO:</w:t>
+                            </w:r>
+                            <w:r>
+                              <w:rPr>
+                                <w:rFonts w:ascii="Arial" w:hAnsi="Arial" w:cs="Arial"/>
+                                <w:b/>
+                                <w:sz w:val="18"/>
+                                <w:szCs w:val="18"/>
+                              </w:rPr>
+                              <w:t xml:space="preserve"> </w:t>
                             </w:r>
                             <w:r>
                               <w:rPr>
@@ -910,12 +1091,13 @@
                                 <w:spacing w:val="-2"/>
                                 <w:sz w:val="18"/>
                               </w:rPr>
-                              <w:t xml:space="preserve"> de Carreras</w:t>
+                              <w:t>Gestor de Carreras</w:t>
                             </w:r>
                           </w:p>
                         </w:tc>
                       </w:tr>
-                      <w:bookmarkEnd w:id="1"/>
+                      <w:bookmarkEnd w:id="2"/>
+                      <w:bookmarkEnd w:id="3"/>
                     </w:tbl>
                     <w:p/>
                   </w:txbxContent>
@@ -1427,7 +1609,7 @@
           </mc:Choice>
           <mc:Fallback>
             <w:pict>
-              <v:shape w14:anchorId="09CF4624" id="_x0000_s1027" type="#_x0000_t202" style="position:absolute;margin-left:0;margin-top:-28.35pt;width:595.3pt;height:127.55pt;z-index:251658242;visibility:visible;mso-wrap-style:square;mso-width-percent:0;mso-height-percent:0;mso-wrap-distance-left:9pt;mso-wrap-distance-top:0;mso-wrap-distance-right:9pt;mso-wrap-distance-bottom:0;mso-position-horizontal:center;mso-position-horizontal-relative:page;mso-position-vertical:absolute;mso-position-vertical-relative:margin;mso-width-percent:0;mso-height-percent:0;mso-width-relative:margin;mso-height-relative:margin;v-text-anchor:top" o:gfxdata="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" o:allowoverlap="f" fillcolor="white [3201]" stroked="f" strokeweight=".5pt">
+              <v:shape w14:anchorId="09CF4624" id="_x0000_s1027" type="#_x0000_t202" style="position:absolute;margin-left:0;margin-top:-28.35pt;width:595.3pt;height:127.55pt;z-index:251658242;visibility:visible;mso-wrap-style:square;mso-width-percent:0;mso-height-percent:0;mso-wrap-distance-left:9pt;mso-wrap-distance-top:0;mso-wrap-distance-right:9pt;mso-wrap-distance-bottom:0;mso-position-horizontal:center;mso-position-horizontal-relative:page;mso-position-vertical:absolute;mso-position-vertical-relative:margin;mso-width-percent:0;mso-height-percent:0;mso-width-relative:margin;mso-height-relative:margin;v-text-anchor:top" o:gfxdata="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" o:allowoverlap="f" fillcolor="white [3201]" stroked="f" strokeweight=".5pt">
                 <v:textbox>
                   <w:txbxContent>
                     <w:tbl>
@@ -2481,7 +2663,7 @@
           </mc:Choice>
           <mc:Fallback>
             <w:pict>
-              <v:rect w14:anchorId="17928E11" id="Rectángulo 3" o:spid="_x0000_s1028" style="position:absolute;margin-left:-45pt;margin-top:116.85pt;width:92.4pt;height:25.8pt;z-index:251659267;visibility:visible;mso-wrap-style:square;mso-width-percent:0;mso-height-percent:0;mso-wrap-distance-left:9pt;mso-wrap-distance-top:0;mso-wrap-distance-right:9pt;mso-wrap-distance-bottom:0;mso-position-horizontal:absolute;mso-position-horizontal-relative:text;mso-position-vertical:absolute;mso-position-vertical-relative:text;mso-width-percent:0;mso-height-percent:0;mso-width-relative:margin;mso-height-relative:margin;v-text-anchor:middle" o:gfxdata="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" filled="f" stroked="f">
+              <v:rect w14:anchorId="17928E11" id="Rectángulo 3" o:spid="_x0000_s1028" style="position:absolute;margin-left:-45pt;margin-top:116.85pt;width:92.4pt;height:25.8pt;z-index:251659267;visibility:visible;mso-wrap-style:square;mso-width-percent:0;mso-height-percent:0;mso-wrap-distance-left:9pt;mso-wrap-distance-top:0;mso-wrap-distance-right:9pt;mso-wrap-distance-bottom:0;mso-position-horizontal:absolute;mso-position-horizontal-relative:text;mso-position-vertical:absolute;mso-position-vertical-relative:text;mso-width-percent:0;mso-height-percent:0;mso-width-relative:margin;mso-height-relative:margin;v-text-anchor:middle" o:gfxdata="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" filled="f" stroked="f">
                 <v:textbox>
                   <w:txbxContent>
                     <w:p>
@@ -3491,7 +3673,7 @@
           </mc:Choice>
           <mc:Fallback>
             <w:pict>
-              <v:rect w14:anchorId="094FE167" id="_x0000_s1029" style="position:absolute;margin-left:-4.8pt;margin-top:11.1pt;width:92.4pt;height:25.8pt;z-index:251660288;visibility:visible;mso-wrap-style:square;mso-width-percent:0;mso-height-percent:0;mso-wrap-distance-left:9pt;mso-wrap-distance-top:0;mso-wrap-distance-right:9pt;mso-wrap-distance-bottom:0;mso-position-horizontal:absolute;mso-position-horizontal-relative:text;mso-position-vertical:absolute;mso-position-vertical-relative:text;mso-width-percent:0;mso-height-percent:0;mso-width-relative:margin;mso-height-relative:margin;v-text-anchor:middle" o:gfxdata="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" filled="f" stroked="f">
+              <v:rect w14:anchorId="094FE167" id="_x0000_s1029" style="position:absolute;margin-left:-4.8pt;margin-top:11.1pt;width:92.4pt;height:25.8pt;z-index:251660288;visibility:visible;mso-wrap-style:square;mso-width-percent:0;mso-height-percent:0;mso-wrap-distance-left:9pt;mso-wrap-distance-top:0;mso-wrap-distance-right:9pt;mso-wrap-distance-bottom:0;mso-position-horizontal:absolute;mso-position-horizontal-relative:text;mso-position-vertical:absolute;mso-position-vertical-relative:text;mso-width-percent:0;mso-height-percent:0;mso-width-relative:margin;mso-height-relative:margin;v-text-anchor:middle" o:gfxdata="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" filled="f" stroked="f">
                 <v:textbox>
                   <w:txbxContent>
                     <w:p>
@@ -3569,21 +3751,7 @@
         <w:rPr>
           <w:sz w:val="24"/>
         </w:rPr>
-        <w:t xml:space="preserve">Participar en la capacitación, cumpliendo con los requisitos establecidos por el proveedor de </w:t>
-      </w:r>
-      <w:proofErr w:type="gramStart"/>
-      <w:r>
-        <w:rPr>
-          <w:sz w:val="24"/>
-        </w:rPr>
-        <w:t>la misma</w:t>
-      </w:r>
-      <w:proofErr w:type="gramEnd"/>
-      <w:r>
-        <w:rPr>
-          <w:sz w:val="24"/>
-        </w:rPr>
-        <w:t>, y presentar los certificados de aprobación correspondientes al ITSQMET.</w:t>
+        <w:t>Participar en la capacitación, cumpliendo con los requisitos establecidos por el proveedor de la misma, y presentar los certificados de aprobación correspondientes al ITSQMET.</w:t>
       </w:r>
     </w:p>
     <w:p>
@@ -3779,15 +3947,7 @@
         <w:ind w:left="332"/>
       </w:pPr>
       <w:r>
-        <w:t xml:space="preserve">El presente acuerdo </w:t>
-      </w:r>
-      <w:proofErr w:type="gramStart"/>
-      <w:r>
-        <w:t>entrará en vigencia</w:t>
-      </w:r>
-      <w:proofErr w:type="gramEnd"/>
-      <w:r>
-        <w:t xml:space="preserve"> una vez firmado por ambas partes y se mantendrá</w:t>
+        <w:t>El presente acuerdo entrará en vigencia una vez firmado por ambas partes y se mantendrá</w:t>
       </w:r>
       <w:r>
         <w:rPr>
@@ -5005,7 +5165,7 @@
           </mc:Choice>
           <mc:Fallback>
             <w:pict>
-              <v:rect w14:anchorId="6592CCD4" id="_x0000_s1030" style="position:absolute;left:0;text-align:left;margin-left:-16.2pt;margin-top:20.95pt;width:92.4pt;height:25.8pt;z-index:251661312;visibility:visible;mso-wrap-style:square;mso-width-percent:0;mso-height-percent:0;mso-wrap-distance-left:9pt;mso-wrap-distance-top:0;mso-wrap-distance-right:9pt;mso-wrap-distance-bottom:0;mso-position-horizontal:absolute;mso-position-horizontal-relative:text;mso-position-vertical:absolute;mso-position-vertical-relative:text;mso-width-percent:0;mso-height-percent:0;mso-width-relative:margin;mso-height-relative:margin;v-text-anchor:middle" o:gfxdata="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" filled="f" stroked="f">
+              <v:rect w14:anchorId="6592CCD4" id="_x0000_s1030" style="position:absolute;left:0;text-align:left;margin-left:-16.2pt;margin-top:20.95pt;width:92.4pt;height:25.8pt;z-index:251661312;visibility:visible;mso-wrap-style:square;mso-width-percent:0;mso-height-percent:0;mso-wrap-distance-left:9pt;mso-wrap-distance-top:0;mso-wrap-distance-right:9pt;mso-wrap-distance-bottom:0;mso-position-horizontal:absolute;mso-position-horizontal-relative:text;mso-position-vertical:absolute;mso-position-vertical-relative:text;mso-width-percent:0;mso-height-percent:0;mso-width-relative:margin;mso-height-relative:margin;v-text-anchor:middle" o:gfxdata="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" filled="f" stroked="f">
                 <v:textbox>
                   <w:txbxContent>
                     <w:p>
@@ -5040,7 +5200,7 @@
 </file>
 
 <file path=word/endnotes.xml><?xml version="1.0" encoding="utf-8"?>
-<w:endnotes xmlns:wpc="http://schemas.microsoft.com/office/word/2010/wordprocessingCanvas" xmlns:cx="http://schemas.microsoft.com/office/drawing/2014/chartex" xmlns:cx1="http://schemas.microsoft.com/office/drawing/2015/9/8/chartex" xmlns:cx2="http://schemas.microsoft.com/office/drawing/2015/10/21/chartex" xmlns:cx3="http://schemas.microsoft.com/office/drawing/2016/5/9/chartex" xmlns:cx4="http://schemas.microsoft.com/office/drawing/2016/5/10/chartex" xmlns:cx5="http://schemas.microsoft.com/office/drawing/2016/5/11/chartex" xmlns:cx6="http://schemas.microsoft.com/office/drawing/2016/5/12/chartex" xmlns:cx7="http://schemas.microsoft.com/office/drawing/2016/5/13/chartex" xmlns:cx8="http://schemas.microsoft.com/office/drawing/2016/5/14/chartex" xmlns:mc="http://schemas.openxmlformats.org/markup-compatibility/2006" xmlns:aink="http://schemas.microsoft.com/office/drawing/2016/ink" xmlns:am3d="http://schemas.microsoft.com/office/drawing/2017/model3d" xmlns:o="urn:schemas-microsoft-com:office:office" xmlns:oel="http://schemas.microsoft.com/office/2019/extlst" xmlns:r="http://schemas.openxmlformats.org/officeDocument/2006/relationships" xmlns:m="http://schemas.openxmlformats.org/officeDocument/2006/math" xmlns:v="urn:schemas-microsoft-com:vml" xmlns:wp14="http://schemas.microsoft.com/office/word/2010/wordprocessingDrawing" xmlns:wp="http://schemas.openxmlformats.org/drawingml/2006/wordprocessingDrawing" xmlns:w10="urn:schemas-microsoft-com:office:word" xmlns:w="http://schemas.openxmlformats.org/wordprocessingml/2006/main" xmlns:w14="http://schemas.microsoft.com/office/word/2010/wordml" xmlns:w15="http://schemas.microsoft.com/office/word/2012/wordml" xmlns:w16cex="http://schemas.microsoft.com/office/word/2018/wordml/cex" xmlns:w16cid="http://schemas.microsoft.com/office/word/2016/wordml/cid" xmlns:w16="http://schemas.microsoft.com/office/word/2018/wordml" xmlns:w16du="http://schemas.microsoft.com/office/word/2023/wordml/word16du" xmlns:w16sdtdh="http://schemas.microsoft.com/office/word/2020/wordml/sdtdatahash" xmlns:w16sdtfl="http://schemas.microsoft.com/office/word/2024/wordml/sdtformatlock" xmlns:w16se="http://schemas.microsoft.com/office/word/2015/wordml/symex" xmlns:wpg="http://schemas.microsoft.com/office/word/2010/wordprocessingGroup" xmlns:wpi="http://schemas.microsoft.com/office/word/2010/wordprocessingInk" xmlns:wne="http://schemas.microsoft.com/office/word/2006/wordml" xmlns:wps="http://schemas.microsoft.com/office/word/2010/wordprocessingShape" mc:Ignorable="w14 w15 w16se w16cid w16 w16cex w16sdtdh w16sdtfl w16du wp14">
+<w:endnotes xmlns:wpc="http://schemas.microsoft.com/office/word/2010/wordprocessingCanvas" xmlns:cx="http://schemas.microsoft.com/office/drawing/2014/chartex" xmlns:cx1="http://schemas.microsoft.com/office/drawing/2015/9/8/chartex" xmlns:cx2="http://schemas.microsoft.com/office/drawing/2015/10/21/chartex" xmlns:cx3="http://schemas.microsoft.com/office/drawing/2016/5/9/chartex" xmlns:cx4="http://schemas.microsoft.com/office/drawing/2016/5/10/chartex" xmlns:cx5="http://schemas.microsoft.com/office/drawing/2016/5/11/chartex" xmlns:cx6="http://schemas.microsoft.com/office/drawing/2016/5/12/chartex" xmlns:cx7="http://schemas.microsoft.com/office/drawing/2016/5/13/chartex" xmlns:cx8="http://schemas.microsoft.com/office/drawing/2016/5/14/chartex" xmlns:mc="http://schemas.openxmlformats.org/markup-compatibility/2006" xmlns:aink="http://schemas.microsoft.com/office/drawing/2016/ink" xmlns:am3d="http://schemas.microsoft.com/office/drawing/2017/model3d" xmlns:o="urn:schemas-microsoft-com:office:office" xmlns:r="http://schemas.openxmlformats.org/officeDocument/2006/relationships" xmlns:m="http://schemas.openxmlformats.org/officeDocument/2006/math" xmlns:v="urn:schemas-microsoft-com:vml" xmlns:wp14="http://schemas.microsoft.com/office/word/2010/wordprocessingDrawing" xmlns:wp="http://schemas.openxmlformats.org/drawingml/2006/wordprocessingDrawing" xmlns:w10="urn:schemas-microsoft-com:office:word" xmlns:w="http://schemas.openxmlformats.org/wordprocessingml/2006/main" xmlns:w14="http://schemas.microsoft.com/office/word/2010/wordml" xmlns:w15="http://schemas.microsoft.com/office/word/2012/wordml" xmlns:w16cid="http://schemas.microsoft.com/office/word/2016/wordml/cid" xmlns:w16se="http://schemas.microsoft.com/office/word/2015/wordml/symex" xmlns:wpg="http://schemas.microsoft.com/office/word/2010/wordprocessingGroup" xmlns:wpi="http://schemas.microsoft.com/office/word/2010/wordprocessingInk" xmlns:wne="http://schemas.microsoft.com/office/word/2006/wordml" xmlns:wps="http://schemas.microsoft.com/office/word/2010/wordprocessingShape" mc:Ignorable="w14 w15 w16se w16cid wp14">
   <w:endnote w:type="separator" w:id="-1">
     <w:p>
       <w:r>
@@ -5059,7 +5219,7 @@
 </file>
 
 <file path=word/footer1.xml><?xml version="1.0" encoding="utf-8"?>
-<w:ftr xmlns:wpc="http://schemas.microsoft.com/office/word/2010/wordprocessingCanvas" xmlns:cx="http://schemas.microsoft.com/office/drawing/2014/chartex" xmlns:cx1="http://schemas.microsoft.com/office/drawing/2015/9/8/chartex" xmlns:cx2="http://schemas.microsoft.com/office/drawing/2015/10/21/chartex" xmlns:cx3="http://schemas.microsoft.com/office/drawing/2016/5/9/chartex" xmlns:cx4="http://schemas.microsoft.com/office/drawing/2016/5/10/chartex" xmlns:cx5="http://schemas.microsoft.com/office/drawing/2016/5/11/chartex" xmlns:cx6="http://schemas.microsoft.com/office/drawing/2016/5/12/chartex" xmlns:cx7="http://schemas.microsoft.com/office/drawing/2016/5/13/chartex" xmlns:cx8="http://schemas.microsoft.com/office/drawing/2016/5/14/chartex" xmlns:mc="http://schemas.openxmlformats.org/markup-compatibility/2006" xmlns:aink="http://schemas.microsoft.com/office/drawing/2016/ink" xmlns:am3d="http://schemas.microsoft.com/office/drawing/2017/model3d" xmlns:o="urn:schemas-microsoft-com:office:office" xmlns:oel="http://schemas.microsoft.com/office/2019/extlst" xmlns:r="http://schemas.openxmlformats.org/officeDocument/2006/relationships" xmlns:m="http://schemas.openxmlformats.org/officeDocument/2006/math" xmlns:v="urn:schemas-microsoft-com:vml" xmlns:wp14="http://schemas.microsoft.com/office/word/2010/wordprocessingDrawing" xmlns:wp="http://schemas.openxmlformats.org/drawingml/2006/wordprocessingDrawing" xmlns:w10="urn:schemas-microsoft-com:office:word" xmlns:w="http://schemas.openxmlformats.org/wordprocessingml/2006/main" xmlns:w14="http://schemas.microsoft.com/office/word/2010/wordml" xmlns:w15="http://schemas.microsoft.com/office/word/2012/wordml" xmlns:w16cex="http://schemas.microsoft.com/office/word/2018/wordml/cex" xmlns:w16cid="http://schemas.microsoft.com/office/word/2016/wordml/cid" xmlns:w16="http://schemas.microsoft.com/office/word/2018/wordml" xmlns:w16du="http://schemas.microsoft.com/office/word/2023/wordml/word16du" xmlns:w16sdtdh="http://schemas.microsoft.com/office/word/2020/wordml/sdtdatahash" xmlns:w16sdtfl="http://schemas.microsoft.com/office/word/2024/wordml/sdtformatlock" xmlns:w16se="http://schemas.microsoft.com/office/word/2015/wordml/symex" xmlns:wpg="http://schemas.microsoft.com/office/word/2010/wordprocessingGroup" xmlns:wpi="http://schemas.microsoft.com/office/word/2010/wordprocessingInk" xmlns:wne="http://schemas.microsoft.com/office/word/2006/wordml" xmlns:wps="http://schemas.microsoft.com/office/word/2010/wordprocessingShape" mc:Ignorable="w14 w15 w16se w16cid w16 w16cex w16sdtdh w16sdtfl w16du wp14">
+<w:ftr xmlns:wpc="http://schemas.microsoft.com/office/word/2010/wordprocessingCanvas" xmlns:cx="http://schemas.microsoft.com/office/drawing/2014/chartex" xmlns:cx1="http://schemas.microsoft.com/office/drawing/2015/9/8/chartex" xmlns:cx2="http://schemas.microsoft.com/office/drawing/2015/10/21/chartex" xmlns:cx3="http://schemas.microsoft.com/office/drawing/2016/5/9/chartex" xmlns:cx4="http://schemas.microsoft.com/office/drawing/2016/5/10/chartex" xmlns:cx5="http://schemas.microsoft.com/office/drawing/2016/5/11/chartex" xmlns:cx6="http://schemas.microsoft.com/office/drawing/2016/5/12/chartex" xmlns:cx7="http://schemas.microsoft.com/office/drawing/2016/5/13/chartex" xmlns:cx8="http://schemas.microsoft.com/office/drawing/2016/5/14/chartex" xmlns:mc="http://schemas.openxmlformats.org/markup-compatibility/2006" xmlns:aink="http://schemas.microsoft.com/office/drawing/2016/ink" xmlns:am3d="http://schemas.microsoft.com/office/drawing/2017/model3d" xmlns:o="urn:schemas-microsoft-com:office:office" xmlns:r="http://schemas.openxmlformats.org/officeDocument/2006/relationships" xmlns:m="http://schemas.openxmlformats.org/officeDocument/2006/math" xmlns:v="urn:schemas-microsoft-com:vml" xmlns:wp14="http://schemas.microsoft.com/office/word/2010/wordprocessingDrawing" xmlns:wp="http://schemas.openxmlformats.org/drawingml/2006/wordprocessingDrawing" xmlns:w10="urn:schemas-microsoft-com:office:word" xmlns:w="http://schemas.openxmlformats.org/wordprocessingml/2006/main" xmlns:w14="http://schemas.microsoft.com/office/word/2010/wordml" xmlns:w15="http://schemas.microsoft.com/office/word/2012/wordml" xmlns:w16cid="http://schemas.microsoft.com/office/word/2016/wordml/cid" xmlns:w16se="http://schemas.microsoft.com/office/word/2015/wordml/symex" xmlns:wpg="http://schemas.microsoft.com/office/word/2010/wordprocessingGroup" xmlns:wpi="http://schemas.microsoft.com/office/word/2010/wordprocessingInk" xmlns:wne="http://schemas.microsoft.com/office/word/2006/wordml" xmlns:wps="http://schemas.microsoft.com/office/word/2010/wordprocessingShape" mc:Ignorable="w14 w15 w16se w16cid wp14">
   <w:p>
     <w:pPr>
       <w:pStyle w:val="Piedepgina"/>
@@ -5069,7 +5229,7 @@
 </file>
 
 <file path=word/footnotes.xml><?xml version="1.0" encoding="utf-8"?>
-<w:footnotes xmlns:wpc="http://schemas.microsoft.com/office/word/2010/wordprocessingCanvas" xmlns:cx="http://schemas.microsoft.com/office/drawing/2014/chartex" xmlns:cx1="http://schemas.microsoft.com/office/drawing/2015/9/8/chartex" xmlns:cx2="http://schemas.microsoft.com/office/drawing/2015/10/21/chartex" xmlns:cx3="http://schemas.microsoft.com/office/drawing/2016/5/9/chartex" xmlns:cx4="http://schemas.microsoft.com/office/drawing/2016/5/10/chartex" xmlns:cx5="http://schemas.microsoft.com/office/drawing/2016/5/11/chartex" xmlns:cx6="http://schemas.microsoft.com/office/drawing/2016/5/12/chartex" xmlns:cx7="http://schemas.microsoft.com/office/drawing/2016/5/13/chartex" xmlns:cx8="http://schemas.microsoft.com/office/drawing/2016/5/14/chartex" xmlns:mc="http://schemas.openxmlformats.org/markup-compatibility/2006" xmlns:aink="http://schemas.microsoft.com/office/drawing/2016/ink" xmlns:am3d="http://schemas.microsoft.com/office/drawing/2017/model3d" xmlns:o="urn:schemas-microsoft-com:office:office" xmlns:oel="http://schemas.microsoft.com/office/2019/extlst" xmlns:r="http://schemas.openxmlformats.org/officeDocument/2006/relationships" xmlns:m="http://schemas.openxmlformats.org/officeDocument/2006/math" xmlns:v="urn:schemas-microsoft-com:vml" xmlns:wp14="http://schemas.microsoft.com/office/word/2010/wordprocessingDrawing" xmlns:wp="http://schemas.openxmlformats.org/drawingml/2006/wordprocessingDrawing" xmlns:w10="urn:schemas-microsoft-com:office:word" xmlns:w="http://schemas.openxmlformats.org/wordprocessingml/2006/main" xmlns:w14="http://schemas.microsoft.com/office/word/2010/wordml" xmlns:w15="http://schemas.microsoft.com/office/word/2012/wordml" xmlns:w16cex="http://schemas.microsoft.com/office/word/2018/wordml/cex" xmlns:w16cid="http://schemas.microsoft.com/office/word/2016/wordml/cid" xmlns:w16="http://schemas.microsoft.com/office/word/2018/wordml" xmlns:w16du="http://schemas.microsoft.com/office/word/2023/wordml/word16du" xmlns:w16sdtdh="http://schemas.microsoft.com/office/word/2020/wordml/sdtdatahash" xmlns:w16sdtfl="http://schemas.microsoft.com/office/word/2024/wordml/sdtformatlock" xmlns:w16se="http://schemas.microsoft.com/office/word/2015/wordml/symex" xmlns:wpg="http://schemas.microsoft.com/office/word/2010/wordprocessingGroup" xmlns:wpi="http://schemas.microsoft.com/office/word/2010/wordprocessingInk" xmlns:wne="http://schemas.microsoft.com/office/word/2006/wordml" xmlns:wps="http://schemas.microsoft.com/office/word/2010/wordprocessingShape" mc:Ignorable="w14 w15 w16se w16cid w16 w16cex w16sdtdh w16sdtfl w16du wp14">
+<w:footnotes xmlns:wpc="http://schemas.microsoft.com/office/word/2010/wordprocessingCanvas" xmlns:cx="http://schemas.microsoft.com/office/drawing/2014/chartex" xmlns:cx1="http://schemas.microsoft.com/office/drawing/2015/9/8/chartex" xmlns:cx2="http://schemas.microsoft.com/office/drawing/2015/10/21/chartex" xmlns:cx3="http://schemas.microsoft.com/office/drawing/2016/5/9/chartex" xmlns:cx4="http://schemas.microsoft.com/office/drawing/2016/5/10/chartex" xmlns:cx5="http://schemas.microsoft.com/office/drawing/2016/5/11/chartex" xmlns:cx6="http://schemas.microsoft.com/office/drawing/2016/5/12/chartex" xmlns:cx7="http://schemas.microsoft.com/office/drawing/2016/5/13/chartex" xmlns:cx8="http://schemas.microsoft.com/office/drawing/2016/5/14/chartex" xmlns:mc="http://schemas.openxmlformats.org/markup-compatibility/2006" xmlns:aink="http://schemas.microsoft.com/office/drawing/2016/ink" xmlns:am3d="http://schemas.microsoft.com/office/drawing/2017/model3d" xmlns:o="urn:schemas-microsoft-com:office:office" xmlns:r="http://schemas.openxmlformats.org/officeDocument/2006/relationships" xmlns:m="http://schemas.openxmlformats.org/officeDocument/2006/math" xmlns:v="urn:schemas-microsoft-com:vml" xmlns:wp14="http://schemas.microsoft.com/office/word/2010/wordprocessingDrawing" xmlns:wp="http://schemas.openxmlformats.org/drawingml/2006/wordprocessingDrawing" xmlns:w10="urn:schemas-microsoft-com:office:word" xmlns:w="http://schemas.openxmlformats.org/wordprocessingml/2006/main" xmlns:w14="http://schemas.microsoft.com/office/word/2010/wordml" xmlns:w15="http://schemas.microsoft.com/office/word/2012/wordml" xmlns:w16cid="http://schemas.microsoft.com/office/word/2016/wordml/cid" xmlns:w16se="http://schemas.microsoft.com/office/word/2015/wordml/symex" xmlns:wpg="http://schemas.microsoft.com/office/word/2010/wordprocessingGroup" xmlns:wpi="http://schemas.microsoft.com/office/word/2010/wordprocessingInk" xmlns:wne="http://schemas.microsoft.com/office/word/2006/wordml" xmlns:wps="http://schemas.microsoft.com/office/word/2010/wordprocessingShape" mc:Ignorable="w14 w15 w16se w16cid wp14">
   <w:footnote w:type="separator" w:id="-1">
     <w:p>
       <w:r>
@@ -5088,7 +5248,7 @@
 </file>
 
 <file path=word/numbering.xml><?xml version="1.0" encoding="utf-8"?>
-<w:numbering xmlns:wpc="http://schemas.microsoft.com/office/word/2010/wordprocessingCanvas" xmlns:cx="http://schemas.microsoft.com/office/drawing/2014/chartex" xmlns:cx1="http://schemas.microsoft.com/office/drawing/2015/9/8/chartex" xmlns:cx2="http://schemas.microsoft.com/office/drawing/2015/10/21/chartex" xmlns:cx3="http://schemas.microsoft.com/office/drawing/2016/5/9/chartex" xmlns:cx4="http://schemas.microsoft.com/office/drawing/2016/5/10/chartex" xmlns:cx5="http://schemas.microsoft.com/office/drawing/2016/5/11/chartex" xmlns:cx6="http://schemas.microsoft.com/office/drawing/2016/5/12/chartex" xmlns:cx7="http://schemas.microsoft.com/office/drawing/2016/5/13/chartex" xmlns:cx8="http://schemas.microsoft.com/office/drawing/2016/5/14/chartex" xmlns:mc="http://schemas.openxmlformats.org/markup-compatibility/2006" xmlns:aink="http://schemas.microsoft.com/office/drawing/2016/ink" xmlns:am3d="http://schemas.microsoft.com/office/drawing/2017/model3d" xmlns:o="urn:schemas-microsoft-com:office:office" xmlns:oel="http://schemas.microsoft.com/office/2019/extlst" xmlns:r="http://schemas.openxmlformats.org/officeDocument/2006/relationships" xmlns:m="http://schemas.openxmlformats.org/officeDocument/2006/math" xmlns:v="urn:schemas-microsoft-com:vml" xmlns:wp14="http://schemas.microsoft.com/office/word/2010/wordprocessingDrawing" xmlns:wp="http://schemas.openxmlformats.org/drawingml/2006/wordprocessingDrawing" xmlns:w10="urn:schemas-microsoft-com:office:word" xmlns:w="http://schemas.openxmlformats.org/wordprocessingml/2006/main" xmlns:w14="http://schemas.microsoft.com/office/word/2010/wordml" xmlns:w15="http://schemas.microsoft.com/office/word/2012/wordml" xmlns:w16cex="http://schemas.microsoft.com/office/word/2018/wordml/cex" xmlns:w16cid="http://schemas.microsoft.com/office/word/2016/wordml/cid" xmlns:w16="http://schemas.microsoft.com/office/word/2018/wordml" xmlns:w16du="http://schemas.microsoft.com/office/word/2023/wordml/word16du" xmlns:w16sdtdh="http://schemas.microsoft.com/office/word/2020/wordml/sdtdatahash" xmlns:w16sdtfl="http://schemas.microsoft.com/office/word/2024/wordml/sdtformatlock" xmlns:w16se="http://schemas.microsoft.com/office/word/2015/wordml/symex" xmlns:wpg="http://schemas.microsoft.com/office/word/2010/wordprocessingGroup" xmlns:wpi="http://schemas.microsoft.com/office/word/2010/wordprocessingInk" xmlns:wne="http://schemas.microsoft.com/office/word/2006/wordml" xmlns:wps="http://schemas.microsoft.com/office/word/2010/wordprocessingShape" mc:Ignorable="w14 w15 w16se w16cid w16 w16cex w16sdtdh w16sdtfl w16du wp14">
+<w:numbering xmlns:wpc="http://schemas.microsoft.com/office/word/2010/wordprocessingCanvas" xmlns:cx="http://schemas.microsoft.com/office/drawing/2014/chartex" xmlns:cx1="http://schemas.microsoft.com/office/drawing/2015/9/8/chartex" xmlns:cx2="http://schemas.microsoft.com/office/drawing/2015/10/21/chartex" xmlns:cx3="http://schemas.microsoft.com/office/drawing/2016/5/9/chartex" xmlns:cx4="http://schemas.microsoft.com/office/drawing/2016/5/10/chartex" xmlns:cx5="http://schemas.microsoft.com/office/drawing/2016/5/11/chartex" xmlns:cx6="http://schemas.microsoft.com/office/drawing/2016/5/12/chartex" xmlns:cx7="http://schemas.microsoft.com/office/drawing/2016/5/13/chartex" xmlns:cx8="http://schemas.microsoft.com/office/drawing/2016/5/14/chartex" xmlns:mc="http://schemas.openxmlformats.org/markup-compatibility/2006" xmlns:aink="http://schemas.microsoft.com/office/drawing/2016/ink" xmlns:am3d="http://schemas.microsoft.com/office/drawing/2017/model3d" xmlns:o="urn:schemas-microsoft-com:office:office" xmlns:r="http://schemas.openxmlformats.org/officeDocument/2006/relationships" xmlns:m="http://schemas.openxmlformats.org/officeDocument/2006/math" xmlns:v="urn:schemas-microsoft-com:vml" xmlns:wp14="http://schemas.microsoft.com/office/word/2010/wordprocessingDrawing" xmlns:wp="http://schemas.openxmlformats.org/drawingml/2006/wordprocessingDrawing" xmlns:w10="urn:schemas-microsoft-com:office:word" xmlns:w="http://schemas.openxmlformats.org/wordprocessingml/2006/main" xmlns:w14="http://schemas.microsoft.com/office/word/2010/wordml" xmlns:w15="http://schemas.microsoft.com/office/word/2012/wordml" xmlns:w16cid="http://schemas.microsoft.com/office/word/2016/wordml/cid" xmlns:w16se="http://schemas.microsoft.com/office/word/2015/wordml/symex" xmlns:wpg="http://schemas.microsoft.com/office/word/2010/wordprocessingGroup" xmlns:wpi="http://schemas.microsoft.com/office/word/2010/wordprocessingInk" xmlns:wne="http://schemas.microsoft.com/office/word/2006/wordml" xmlns:wps="http://schemas.microsoft.com/office/word/2010/wordprocessingShape" mc:Ignorable="w14 w15 w16se w16cid wp14">
   <w:abstractNum w:abstractNumId="0" w15:restartNumberingAfterBreak="0">
     <w:nsid w:val="4E5C605A"/>
     <w:multiLevelType w:val="hybridMultilevel"/>
@@ -5479,20 +5639,20 @@
       </w:rPr>
     </w:lvl>
   </w:abstractNum>
-  <w:num w:numId="1" w16cid:durableId="1499687597">
+  <w:num w:numId="1">
     <w:abstractNumId w:val="0"/>
   </w:num>
-  <w:num w:numId="2" w16cid:durableId="1126585914">
+  <w:num w:numId="2">
     <w:abstractNumId w:val="1"/>
   </w:num>
-  <w:num w:numId="3" w16cid:durableId="1265117051">
+  <w:num w:numId="3">
     <w:abstractNumId w:val="2"/>
   </w:num>
 </w:numbering>
 </file>
 
 <file path=word/styles.xml><?xml version="1.0" encoding="utf-8"?>
-<w:styles xmlns:mc="http://schemas.openxmlformats.org/markup-compatibility/2006" xmlns:r="http://schemas.openxmlformats.org/officeDocument/2006/relationships" xmlns:w="http://schemas.openxmlformats.org/wordprocessingml/2006/main" xmlns:w14="http://schemas.microsoft.com/office/word/2010/wordml" xmlns:w15="http://schemas.microsoft.com/office/word/2012/wordml" xmlns:w16cex="http://schemas.microsoft.com/office/word/2018/wordml/cex" xmlns:w16cid="http://schemas.microsoft.com/office/word/2016/wordml/cid" xmlns:w16="http://schemas.microsoft.com/office/word/2018/wordml" xmlns:w16du="http://schemas.microsoft.com/office/word/2023/wordml/word16du" xmlns:w16sdtdh="http://schemas.microsoft.com/office/word/2020/wordml/sdtdatahash" xmlns:w16sdtfl="http://schemas.microsoft.com/office/word/2024/wordml/sdtformatlock" xmlns:w16se="http://schemas.microsoft.com/office/word/2015/wordml/symex" mc:Ignorable="w14 w15 w16se w16cid w16 w16cex w16sdtdh w16sdtfl w16du">
+<w:styles xmlns:mc="http://schemas.openxmlformats.org/markup-compatibility/2006" xmlns:r="http://schemas.openxmlformats.org/officeDocument/2006/relationships" xmlns:w="http://schemas.openxmlformats.org/wordprocessingml/2006/main" xmlns:w14="http://schemas.microsoft.com/office/word/2010/wordml" xmlns:w15="http://schemas.microsoft.com/office/word/2012/wordml" xmlns:w16cid="http://schemas.microsoft.com/office/word/2016/wordml/cid" xmlns:w16se="http://schemas.microsoft.com/office/word/2015/wordml/symex" mc:Ignorable="w14 w15 w16se w16cid">
   <w:docDefaults>
     <w:rPrDefault>
       <w:rPr>
@@ -5510,7 +5670,7 @@
       </w:pPr>
     </w:pPrDefault>
   </w:docDefaults>
-  <w:latentStyles w:defLockedState="0" w:defUIPriority="99" w:defSemiHidden="0" w:defUnhideWhenUsed="0" w:defQFormat="0" w:count="376">
+  <w:latentStyles w:defLockedState="0" w:defUIPriority="99" w:defSemiHidden="0" w:defUnhideWhenUsed="0" w:defQFormat="0" w:count="375">
     <w:lsdException w:name="Normal" w:uiPriority="0" w:qFormat="1"/>
     <w:lsdException w:name="heading 1" w:uiPriority="9" w:qFormat="1"/>
     <w:lsdException w:name="heading 2" w:semiHidden="1" w:uiPriority="9" w:unhideWhenUsed="1" w:qFormat="1"/>
@@ -5886,7 +6046,6 @@
     <w:lsdException w:name="Smart Hyperlink" w:semiHidden="1" w:unhideWhenUsed="1"/>
     <w:lsdException w:name="Hashtag" w:semiHidden="1" w:unhideWhenUsed="1"/>
     <w:lsdException w:name="Unresolved Mention" w:semiHidden="1" w:unhideWhenUsed="1"/>
-    <w:lsdException w:name="Smart Link" w:semiHidden="1" w:unhideWhenUsed="1"/>
   </w:latentStyles>
   <w:style w:type="paragraph" w:default="1" w:styleId="Normal">
     <w:name w:val="Normal"/>
@@ -6373,6 +6532,15 @@
 </file>
 
 <file path=customXml/item1.xml><?xml version="1.0" encoding="utf-8"?>
+<?mso-contentType ?>
+<FormTemplates xmlns="http://schemas.microsoft.com/sharepoint/v3/contenttype/forms">
+  <Display>DocumentLibraryForm</Display>
+  <Edit>DocumentLibraryForm</Edit>
+  <New>DocumentLibraryForm</New>
+</FormTemplates>
+</file>
+
+<file path=customXml/item2.xml><?xml version="1.0" encoding="utf-8"?>
 <ct:contentTypeSchema xmlns:ct="http://schemas.microsoft.com/office/2006/metadata/contentType" xmlns:ma="http://schemas.microsoft.com/office/2006/metadata/properties/metaAttributes" ct:_="" ma:_="" ma:contentTypeName="Documento" ma:contentTypeID="0x010100AFCCB6245C987745891279558BDB0B3B" ma:contentTypeVersion="10" ma:contentTypeDescription="Crear nuevo documento." ma:contentTypeScope="" ma:versionID="e559435e85f5301d7901b3d870513d28">
   <xsd:schema xmlns:xsd="http://www.w3.org/2001/XMLSchema" xmlns:xs="http://www.w3.org/2001/XMLSchema" xmlns:p="http://schemas.microsoft.com/office/2006/metadata/properties" xmlns:ns2="99f51e6f-0b5b-434c-9b36-ed35023571bc" xmlns:ns3="27118ee3-1735-4bf8-b1d8-b92405a04e3d" targetNamespace="http://schemas.microsoft.com/office/2006/metadata/properties" ma:root="true" ma:fieldsID="1014686d7c8e86ec45fd42412a723fe8" ns2:_="" ns3:_="">
     <xsd:import namespace="99f51e6f-0b5b-434c-9b36-ed35023571bc"/>
@@ -6561,15 +6729,6 @@
 </ct:contentTypeSchema>
 </file>
 
-<file path=customXml/item2.xml><?xml version="1.0" encoding="utf-8"?>
-<?mso-contentType ?>
-<FormTemplates xmlns="http://schemas.microsoft.com/sharepoint/v3/contenttype/forms">
-  <Display>DocumentLibraryForm</Display>
-  <Edit>DocumentLibraryForm</Edit>
-  <New>DocumentLibraryForm</New>
-</FormTemplates>
-</file>
-
 <file path=customXml/item3.xml><?xml version="1.0" encoding="utf-8"?>
 <p:properties xmlns:p="http://schemas.microsoft.com/office/2006/metadata/properties" xmlns:xsi="http://www.w3.org/2001/XMLSchema-instance" xmlns:pc="http://schemas.microsoft.com/office/infopath/2007/PartnerControls">
   <documentManagement>
@@ -6582,6 +6741,14 @@
 </file>
 
 <file path=customXml/itemProps1.xml><?xml version="1.0" encoding="utf-8"?>
+<ds:datastoreItem xmlns:ds="http://schemas.openxmlformats.org/officeDocument/2006/customXml" ds:itemID="{BD6BD233-DF32-459C-9081-BD305FCB8E42}">
+  <ds:schemaRefs>
+    <ds:schemaRef ds:uri="http://schemas.microsoft.com/sharepoint/v3/contenttype/forms"/>
+  </ds:schemaRefs>
+</ds:datastoreItem>
+</file>
+
+<file path=customXml/itemProps2.xml><?xml version="1.0" encoding="utf-8"?>
 <ds:datastoreItem xmlns:ds="http://schemas.openxmlformats.org/officeDocument/2006/customXml" ds:itemID="{ADF442A9-ED9C-44E3-9DB2-BC25514071BE}">
   <ds:schemaRefs>
     <ds:schemaRef ds:uri="http://schemas.microsoft.com/office/2006/metadata/contentType"/>
@@ -6600,14 +6767,6 @@
 </ds:datastoreItem>
 </file>
 
-<file path=customXml/itemProps2.xml><?xml version="1.0" encoding="utf-8"?>
-<ds:datastoreItem xmlns:ds="http://schemas.openxmlformats.org/officeDocument/2006/customXml" ds:itemID="{BD6BD233-DF32-459C-9081-BD305FCB8E42}">
-  <ds:schemaRefs>
-    <ds:schemaRef ds:uri="http://schemas.microsoft.com/sharepoint/v3/contenttype/forms"/>
-  </ds:schemaRefs>
-</ds:datastoreItem>
-</file>
-
 <file path=customXml/itemProps3.xml><?xml version="1.0" encoding="utf-8"?>
 <ds:datastoreItem xmlns:ds="http://schemas.openxmlformats.org/officeDocument/2006/customXml" ds:itemID="{A11A60FD-58A5-4CC0-8989-66BAAC672D96}">
   <ds:schemaRefs>

--- a/doc/patrocinio.docx
+++ b/doc/patrocinio.docx
@@ -1397,6 +1397,7 @@
                                     </w:rPr>
                                     <w:t xml:space="preserve"> </w:t>
                                   </w:r>
+                                  <w:proofErr w:type="spellStart"/>
                                   <w:r>
                                     <w:rPr>
                                       <w:rFonts w:ascii="Arial" w:hAnsi="Arial" w:cs="Arial"/>
@@ -1405,7 +1406,18 @@
                                       <w:sz w:val="18"/>
                                       <w:szCs w:val="18"/>
                                     </w:rPr>
-                                    <w:t>Alex León Tito</w:t>
+                                    <w:t>Msc</w:t>
+                                  </w:r>
+                                  <w:proofErr w:type="spellEnd"/>
+                                  <w:r>
+                                    <w:rPr>
+                                      <w:rFonts w:ascii="Arial" w:hAnsi="Arial" w:cs="Arial"/>
+                                      <w:b/>
+                                      <w:spacing w:val="-1"/>
+                                      <w:sz w:val="18"/>
+                                      <w:szCs w:val="18"/>
+                                    </w:rPr>
+                                    <w:t>. Jefferson Villarreal</w:t>
                                   </w:r>
                                 </w:p>
                               </w:tc>
@@ -1443,7 +1455,6 @@
                                     </w:rPr>
                                     <w:t xml:space="preserve"> </w:t>
                                   </w:r>
-                                  <w:proofErr w:type="spellStart"/>
                                   <w:r>
                                     <w:rPr>
                                       <w:rFonts w:ascii="Arial" w:hAnsi="Arial" w:cs="Arial"/>
@@ -1452,18 +1463,7 @@
                                       <w:sz w:val="18"/>
                                       <w:szCs w:val="18"/>
                                     </w:rPr>
-                                    <w:t>Msc</w:t>
-                                  </w:r>
-                                  <w:proofErr w:type="spellEnd"/>
-                                  <w:r>
-                                    <w:rPr>
-                                      <w:rFonts w:ascii="Arial" w:hAnsi="Arial" w:cs="Arial"/>
-                                      <w:b/>
-                                      <w:spacing w:val="-1"/>
-                                      <w:sz w:val="18"/>
-                                      <w:szCs w:val="18"/>
-                                    </w:rPr>
-                                    <w:t>. Jefferson Villarreal</w:t>
+                                    <w:t>Alex León Tito</w:t>
                                   </w:r>
                                 </w:p>
                               </w:tc>
@@ -1575,7 +1575,7 @@
                                       <w:spacing w:val="-2"/>
                                       <w:sz w:val="18"/>
                                     </w:rPr>
-                                    <w:t>Vicerrector</w:t>
+                                    <w:t>Gestor de Carreras</w:t>
                                   </w:r>
                                 </w:p>
                               </w:tc>
@@ -1620,7 +1620,7 @@
                                       <w:spacing w:val="-2"/>
                                       <w:sz w:val="18"/>
                                     </w:rPr>
-                                    <w:t>Gestor de Carreras</w:t>
+                                    <w:t>Vicerrector</w:t>
                                   </w:r>
                                 </w:p>
                               </w:tc>
@@ -1923,6 +1923,7 @@
                               </w:rPr>
                               <w:t xml:space="preserve"> </w:t>
                             </w:r>
+                            <w:proofErr w:type="spellStart"/>
                             <w:r>
                               <w:rPr>
                                 <w:rFonts w:ascii="Arial" w:hAnsi="Arial" w:cs="Arial"/>
@@ -1931,7 +1932,18 @@
                                 <w:sz w:val="18"/>
                                 <w:szCs w:val="18"/>
                               </w:rPr>
-                              <w:t>Alex León Tito</w:t>
+                              <w:t>Msc</w:t>
+                            </w:r>
+                            <w:proofErr w:type="spellEnd"/>
+                            <w:r>
+                              <w:rPr>
+                                <w:rFonts w:ascii="Arial" w:hAnsi="Arial" w:cs="Arial"/>
+                                <w:b/>
+                                <w:spacing w:val="-1"/>
+                                <w:sz w:val="18"/>
+                                <w:szCs w:val="18"/>
+                              </w:rPr>
+                              <w:t>. Jefferson Villarreal</w:t>
                             </w:r>
                           </w:p>
                         </w:tc>
@@ -1969,7 +1981,6 @@
                               </w:rPr>
                               <w:t xml:space="preserve"> </w:t>
                             </w:r>
-                            <w:proofErr w:type="spellStart"/>
                             <w:r>
                               <w:rPr>
                                 <w:rFonts w:ascii="Arial" w:hAnsi="Arial" w:cs="Arial"/>
@@ -1978,18 +1989,7 @@
                                 <w:sz w:val="18"/>
                                 <w:szCs w:val="18"/>
                               </w:rPr>
-                              <w:t>Msc</w:t>
-                            </w:r>
-                            <w:proofErr w:type="spellEnd"/>
-                            <w:r>
-                              <w:rPr>
-                                <w:rFonts w:ascii="Arial" w:hAnsi="Arial" w:cs="Arial"/>
-                                <w:b/>
-                                <w:spacing w:val="-1"/>
-                                <w:sz w:val="18"/>
-                                <w:szCs w:val="18"/>
-                              </w:rPr>
-                              <w:t>. Jefferson Villarreal</w:t>
+                              <w:t>Alex León Tito</w:t>
                             </w:r>
                           </w:p>
                         </w:tc>
@@ -2101,7 +2101,7 @@
                                 <w:spacing w:val="-2"/>
                                 <w:sz w:val="18"/>
                               </w:rPr>
-                              <w:t>Vicerrector</w:t>
+                              <w:t>Gestor de Carreras</w:t>
                             </w:r>
                           </w:p>
                         </w:tc>
@@ -2146,7 +2146,7 @@
                                 <w:spacing w:val="-2"/>
                                 <w:sz w:val="18"/>
                               </w:rPr>
-                              <w:t>Gestor de Carreras</w:t>
+                              <w:t>Vicerrector</w:t>
                             </w:r>
                           </w:p>
                         </w:tc>
@@ -2174,20 +2174,28 @@
     </w:p>
     <w:p>
       <w:pPr>
-        <w:jc w:val="center"/>
         <w:rPr>
           <w:rFonts w:ascii="Arial" w:hAnsi="Arial" w:cs="Arial"/>
           <w:b/>
           <w:bCs/>
         </w:rPr>
       </w:pPr>
-      <w:r>
+    </w:p>
+    <w:p>
+      <w:pPr>
+        <w:jc w:val="center"/>
         <w:rPr>
           <w:rFonts w:ascii="Arial" w:hAnsi="Arial" w:cs="Arial"/>
           <w:b/>
           <w:bCs/>
         </w:rPr>
-        <w:lastRenderedPageBreak/>
+      </w:pPr>
+      <w:r>
+        <w:rPr>
+          <w:rFonts w:ascii="Arial" w:hAnsi="Arial" w:cs="Arial"/>
+          <w:b/>
+          <w:bCs/>
+        </w:rPr>
         <w:t>Acuerdo De Patrocinio Institucional</w:t>
       </w:r>
     </w:p>
@@ -2826,21 +2834,7 @@
         <w:rPr>
           <w:rFonts w:ascii="Arial" w:hAnsi="Arial" w:cs="Arial"/>
         </w:rPr>
-        <w:t xml:space="preserve"> Participar en la capacitación, cumpliendo con los requisitos establecidos por el proveedor de </w:t>
-      </w:r>
-      <w:proofErr w:type="gramStart"/>
-      <w:r>
-        <w:rPr>
-          <w:rFonts w:ascii="Arial" w:hAnsi="Arial" w:cs="Arial"/>
-        </w:rPr>
-        <w:t>la misma</w:t>
-      </w:r>
-      <w:proofErr w:type="gramEnd"/>
-      <w:r>
-        <w:rPr>
-          <w:rFonts w:ascii="Arial" w:hAnsi="Arial" w:cs="Arial"/>
-        </w:rPr>
-        <w:t>, y presentar los certificados de aprobación correspondientes al ITSQMET.</w:t>
+        <w:t xml:space="preserve"> Participar en la capacitación, cumpliendo con los requisitos establecidos por el proveedor de la misma, y presentar los certificados de aprobación correspondientes al ITSQMET.</w:t>
       </w:r>
     </w:p>
     <w:p>
@@ -3010,27 +3004,7 @@
         <w:rPr>
           <w:rFonts w:ascii="Arial" w:hAnsi="Arial" w:cs="Arial"/>
         </w:rPr>
-        <w:t xml:space="preserve">El presente acuerdo </w:t>
-      </w:r>
-      <w:proofErr w:type="gramStart"/>
-      <w:r>
-        <w:rPr>
-          <w:rFonts w:ascii="Arial" w:hAnsi="Arial" w:cs="Arial"/>
-        </w:rPr>
-        <w:t>entrará en vigencia</w:t>
-      </w:r>
-      <w:proofErr w:type="gramEnd"/>
-      <w:r>
-        <w:rPr>
-          <w:rFonts w:ascii="Arial" w:hAnsi="Arial" w:cs="Arial"/>
-        </w:rPr>
-        <w:t xml:space="preserve"> una vez firmado por ambas partes y se mantendrá válido hasta el cumplimiento total de las obligaciones aquí establecidas</w:t>
-      </w:r>
-      <w:r>
-        <w:rPr>
-          <w:rFonts w:ascii="Arial" w:hAnsi="Arial" w:cs="Arial"/>
-        </w:rPr>
-        <w:t>.</w:t>
+        <w:t>El presente acuerdo entrará en vigencia una vez firmado por ambas partes y se mantendrá válido hasta el cumplimiento total de las obligaciones aquí establecidas.</w:t>
       </w:r>
     </w:p>
     <w:p>

--- a/doc/patrocinio.docx
+++ b/doc/patrocinio.docx
@@ -1,6 +1,6 @@
 
 <file path=word/document.xml><?xml version="1.0" encoding="utf-8"?>
-<w:document xmlns:wpc="http://schemas.microsoft.com/office/word/2010/wordprocessingCanvas" xmlns:cx="http://schemas.microsoft.com/office/drawing/2014/chartex" xmlns:cx1="http://schemas.microsoft.com/office/drawing/2015/9/8/chartex" xmlns:cx2="http://schemas.microsoft.com/office/drawing/2015/10/21/chartex" xmlns:cx3="http://schemas.microsoft.com/office/drawing/2016/5/9/chartex" xmlns:cx4="http://schemas.microsoft.com/office/drawing/2016/5/10/chartex" xmlns:cx5="http://schemas.microsoft.com/office/drawing/2016/5/11/chartex" xmlns:cx6="http://schemas.microsoft.com/office/drawing/2016/5/12/chartex" xmlns:cx7="http://schemas.microsoft.com/office/drawing/2016/5/13/chartex" xmlns:cx8="http://schemas.microsoft.com/office/drawing/2016/5/14/chartex" xmlns:mc="http://schemas.openxmlformats.org/markup-compatibility/2006" xmlns:aink="http://schemas.microsoft.com/office/drawing/2016/ink" xmlns:am3d="http://schemas.microsoft.com/office/drawing/2017/model3d" xmlns:o="urn:schemas-microsoft-com:office:office" xmlns:oel="http://schemas.microsoft.com/office/2019/extlst" xmlns:r="http://schemas.openxmlformats.org/officeDocument/2006/relationships" xmlns:m="http://schemas.openxmlformats.org/officeDocument/2006/math" xmlns:v="urn:schemas-microsoft-com:vml" xmlns:wp14="http://schemas.microsoft.com/office/word/2010/wordprocessingDrawing" xmlns:wp="http://schemas.openxmlformats.org/drawingml/2006/wordprocessingDrawing" xmlns:w10="urn:schemas-microsoft-com:office:word" xmlns:w="http://schemas.openxmlformats.org/wordprocessingml/2006/main" xmlns:w14="http://schemas.microsoft.com/office/word/2010/wordml" xmlns:w15="http://schemas.microsoft.com/office/word/2012/wordml" xmlns:w16cex="http://schemas.microsoft.com/office/word/2018/wordml/cex" xmlns:w16cid="http://schemas.microsoft.com/office/word/2016/wordml/cid" xmlns:w16="http://schemas.microsoft.com/office/word/2018/wordml" xmlns:w16du="http://schemas.microsoft.com/office/word/2023/wordml/word16du" xmlns:w16sdtdh="http://schemas.microsoft.com/office/word/2020/wordml/sdtdatahash" xmlns:w16sdtfl="http://schemas.microsoft.com/office/word/2024/wordml/sdtformatlock" xmlns:w16se="http://schemas.microsoft.com/office/word/2015/wordml/symex" xmlns:wpg="http://schemas.microsoft.com/office/word/2010/wordprocessingGroup" xmlns:wpi="http://schemas.microsoft.com/office/word/2010/wordprocessingInk" xmlns:wne="http://schemas.microsoft.com/office/word/2006/wordml" xmlns:wps="http://schemas.microsoft.com/office/word/2010/wordprocessingShape" mc:Ignorable="w14 w15 w16se w16cid w16 w16cex w16sdtdh w16sdtfl w16du wp14">
+<w:document xmlns:wpc="http://schemas.microsoft.com/office/word/2010/wordprocessingCanvas" xmlns:cx="http://schemas.microsoft.com/office/drawing/2014/chartex" xmlns:cx1="http://schemas.microsoft.com/office/drawing/2015/9/8/chartex" xmlns:cx2="http://schemas.microsoft.com/office/drawing/2015/10/21/chartex" xmlns:cx3="http://schemas.microsoft.com/office/drawing/2016/5/9/chartex" xmlns:cx4="http://schemas.microsoft.com/office/drawing/2016/5/10/chartex" xmlns:cx5="http://schemas.microsoft.com/office/drawing/2016/5/11/chartex" xmlns:cx6="http://schemas.microsoft.com/office/drawing/2016/5/12/chartex" xmlns:cx7="http://schemas.microsoft.com/office/drawing/2016/5/13/chartex" xmlns:cx8="http://schemas.microsoft.com/office/drawing/2016/5/14/chartex" xmlns:mc="http://schemas.openxmlformats.org/markup-compatibility/2006" xmlns:aink="http://schemas.microsoft.com/office/drawing/2016/ink" xmlns:am3d="http://schemas.microsoft.com/office/drawing/2017/model3d" xmlns:o="urn:schemas-microsoft-com:office:office" xmlns:r="http://schemas.openxmlformats.org/officeDocument/2006/relationships" xmlns:m="http://schemas.openxmlformats.org/officeDocument/2006/math" xmlns:v="urn:schemas-microsoft-com:vml" xmlns:wp14="http://schemas.microsoft.com/office/word/2010/wordprocessingDrawing" xmlns:wp="http://schemas.openxmlformats.org/drawingml/2006/wordprocessingDrawing" xmlns:w10="urn:schemas-microsoft-com:office:word" xmlns:w="http://schemas.openxmlformats.org/wordprocessingml/2006/main" xmlns:w14="http://schemas.microsoft.com/office/word/2010/wordml" xmlns:w15="http://schemas.microsoft.com/office/word/2012/wordml" xmlns:w16cid="http://schemas.microsoft.com/office/word/2016/wordml/cid" xmlns:w16se="http://schemas.microsoft.com/office/word/2015/wordml/symex" xmlns:wpg="http://schemas.microsoft.com/office/word/2010/wordprocessingGroup" xmlns:wpi="http://schemas.microsoft.com/office/word/2010/wordprocessingInk" xmlns:wne="http://schemas.microsoft.com/office/word/2006/wordml" xmlns:wps="http://schemas.microsoft.com/office/word/2010/wordprocessingShape" mc:Ignorable="w14 w15 w16se w16cid wp14">
   <w:body>
     <w:p/>
     <w:p/>
@@ -80,9 +80,9 @@
                               <w:tblLook w:val="0000" w:firstRow="0" w:lastRow="0" w:firstColumn="0" w:lastColumn="0" w:noHBand="0" w:noVBand="0"/>
                             </w:tblPr>
                             <w:tblGrid>
-                              <w:gridCol w:w="2969"/>
-                              <w:gridCol w:w="5893"/>
-                              <w:gridCol w:w="2199"/>
+                              <w:gridCol w:w="2965"/>
+                              <w:gridCol w:w="5885"/>
+                              <w:gridCol w:w="2196"/>
                             </w:tblGrid>
                             <w:tr>
                               <w:trPr>
@@ -499,7 +499,7 @@
                 <v:stroke joinstyle="miter"/>
                 <v:path gradientshapeok="t" o:connecttype="rect"/>
               </v:shapetype>
-              <v:shape id="ctc1" o:spid="_x0000_s1026" type="#_x0000_t202" style="position:absolute;margin-left:0;margin-top:-28.35pt;width:595.3pt;height:127.55pt;z-index:251659264;visibility:visible;mso-wrap-style:square;mso-width-percent:0;mso-height-percent:0;mso-wrap-distance-left:9pt;mso-wrap-distance-top:0;mso-wrap-distance-right:9pt;mso-wrap-distance-bottom:0;mso-position-horizontal:center;mso-position-horizontal-relative:page;mso-position-vertical:absolute;mso-position-vertical-relative:margin;mso-width-percent:0;mso-height-percent:0;mso-width-relative:margin;mso-height-relative:margin;v-text-anchor:top" o:gfxdata="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" o:allowoverlap="f" fillcolor="white [3201]" stroked="f" strokeweight=".5pt">
+              <v:shape id="ctc1" o:spid="_x0000_s1026" type="#_x0000_t202" style="position:absolute;margin-left:0;margin-top:-28.35pt;width:595.3pt;height:127.55pt;z-index:251659264;visibility:visible;mso-wrap-style:square;mso-width-percent:0;mso-height-percent:0;mso-wrap-distance-left:9pt;mso-wrap-distance-top:0;mso-wrap-distance-right:9pt;mso-wrap-distance-bottom:0;mso-position-horizontal:center;mso-position-horizontal-relative:page;mso-position-vertical:absolute;mso-position-vertical-relative:margin;mso-width-percent:0;mso-height-percent:0;mso-width-relative:margin;mso-height-relative:margin;v-text-anchor:top" o:gfxdata="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" o:allowoverlap="f" fillcolor="white [3201]" stroked="f" strokeweight=".5pt">
                 <v:textbox>
                   <w:txbxContent>
                     <w:tbl>
@@ -521,9 +521,9 @@
                         <w:tblLook w:val="0000" w:firstRow="0" w:lastRow="0" w:firstColumn="0" w:lastColumn="0" w:noHBand="0" w:noVBand="0"/>
                       </w:tblPr>
                       <w:tblGrid>
-                        <w:gridCol w:w="2969"/>
-                        <w:gridCol w:w="5893"/>
-                        <w:gridCol w:w="2199"/>
+                        <w:gridCol w:w="2965"/>
+                        <w:gridCol w:w="5885"/>
+                        <w:gridCol w:w="2196"/>
                       </w:tblGrid>
                       <w:tr>
                         <w:trPr>
@@ -1169,13 +1169,14 @@
                                     </w:rPr>
                                   </w:pPr>
                                   <w:bookmarkStart w:id="0" w:name="_Hlk168652179"/>
+                                  <w:bookmarkStart w:id="1" w:name="_GoBack" w:colFirst="0" w:colLast="2"/>
                                   <w:r>
                                     <w:rPr>
                                       <w:rFonts w:ascii="Arial" w:hAnsi="Arial" w:cs="Arial"/>
                                       <w:sz w:val="18"/>
                                       <w:szCs w:val="18"/>
                                     </w:rPr>
-                                    <w:t>ELABORADO</w:t>
+                                    <w:t>Elaborado</w:t>
                                   </w:r>
                                   <w:r>
                                     <w:rPr>
@@ -1192,7 +1193,7 @@
                                       <w:sz w:val="18"/>
                                       <w:szCs w:val="18"/>
                                     </w:rPr>
-                                    <w:t>POR:</w:t>
+                                    <w:t>Por:</w:t>
                                   </w:r>
                                 </w:p>
                                 <w:p>
@@ -1267,7 +1268,7 @@
                                       <w:sz w:val="18"/>
                                       <w:szCs w:val="18"/>
                                     </w:rPr>
-                                    <w:t>APROBADO</w:t>
+                                    <w:t>Aprobado</w:t>
                                   </w:r>
                                   <w:r>
                                     <w:rPr>
@@ -1284,11 +1285,12 @@
                                       <w:sz w:val="18"/>
                                       <w:szCs w:val="18"/>
                                     </w:rPr>
-                                    <w:t>POR:</w:t>
+                                    <w:t>Por:</w:t>
                                   </w:r>
                                 </w:p>
                               </w:tc>
                             </w:tr>
+                            <w:bookmarkEnd w:id="1"/>
                             <w:tr>
                               <w:trPr>
                                 <w:trHeight w:val="266"/>
@@ -1575,7 +1577,34 @@
                                       <w:spacing w:val="-2"/>
                                       <w:sz w:val="18"/>
                                     </w:rPr>
-                                    <w:t>Gestor de Carreras</w:t>
+                                    <w:t xml:space="preserve">Gestor de </w:t>
+                                  </w:r>
+                                  <w:r>
+                                    <w:rPr>
+                                      <w:rFonts w:ascii="Arial"/>
+                                      <w:b/>
+                                      <w:spacing w:val="-2"/>
+                                      <w:sz w:val="18"/>
+                                    </w:rPr>
+                                    <w:t>Procesos Acad</w:t>
+                                  </w:r>
+                                  <w:r>
+                                    <w:rPr>
+                                      <w:rFonts w:ascii="Arial"/>
+                                      <w:b/>
+                                      <w:spacing w:val="-2"/>
+                                      <w:sz w:val="18"/>
+                                    </w:rPr>
+                                    <w:t>é</w:t>
+                                  </w:r>
+                                  <w:r>
+                                    <w:rPr>
+                                      <w:rFonts w:ascii="Arial"/>
+                                      <w:b/>
+                                      <w:spacing w:val="-2"/>
+                                      <w:sz w:val="18"/>
+                                    </w:rPr>
+                                    <w:t>micos</w:t>
                                   </w:r>
                                 </w:p>
                               </w:tc>
@@ -1650,7 +1679,7 @@
           </mc:Choice>
           <mc:Fallback>
             <w:pict>
-              <v:shape w14:anchorId="6DD83CFD" id="_x0000_s1027" type="#_x0000_t202" style="position:absolute;margin-left:14pt;margin-top:595.35pt;width:566.9pt;height:127pt;z-index:251661312;visibility:visible;mso-wrap-style:square;mso-width-percent:0;mso-height-percent:0;mso-wrap-distance-left:9pt;mso-wrap-distance-top:0;mso-wrap-distance-right:9pt;mso-wrap-distance-bottom:0;mso-position-horizontal:absolute;mso-position-horizontal-relative:page;mso-position-vertical:absolute;mso-position-vertical-relative:margin;mso-width-percent:0;mso-height-percent:0;mso-width-relative:margin;mso-height-relative:margin;v-text-anchor:top" o:gfxdata="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" o:allowoverlap="f" fillcolor="white [3201]" stroked="f" strokeweight=".5pt">
+              <v:shape w14:anchorId="6DD83CFD" id="_x0000_s1027" type="#_x0000_t202" style="position:absolute;margin-left:14pt;margin-top:595.35pt;width:566.9pt;height:127pt;z-index:251661312;visibility:visible;mso-wrap-style:square;mso-width-percent:0;mso-height-percent:0;mso-wrap-distance-left:9pt;mso-wrap-distance-top:0;mso-wrap-distance-right:9pt;mso-wrap-distance-bottom:0;mso-position-horizontal:absolute;mso-position-horizontal-relative:page;mso-position-vertical:absolute;mso-position-vertical-relative:margin;mso-width-percent:0;mso-height-percent:0;mso-width-relative:margin;mso-height-relative:margin;v-text-anchor:top" o:gfxdata="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" o:allowoverlap="f" fillcolor="white [3201]" stroked="f" strokeweight=".5pt">
                 <v:textbox>
                   <w:txbxContent>
                     <w:tbl>
@@ -1694,14 +1723,15 @@
                                 <w:szCs w:val="18"/>
                               </w:rPr>
                             </w:pPr>
-                            <w:bookmarkStart w:id="1" w:name="_Hlk168652179"/>
+                            <w:bookmarkStart w:id="2" w:name="_Hlk168652179"/>
+                            <w:bookmarkStart w:id="3" w:name="_GoBack" w:colFirst="0" w:colLast="2"/>
                             <w:r>
                               <w:rPr>
                                 <w:rFonts w:ascii="Arial" w:hAnsi="Arial" w:cs="Arial"/>
                                 <w:sz w:val="18"/>
                                 <w:szCs w:val="18"/>
                               </w:rPr>
-                              <w:t>ELABORADO</w:t>
+                              <w:t>Elaborado</w:t>
                             </w:r>
                             <w:r>
                               <w:rPr>
@@ -1718,7 +1748,7 @@
                                 <w:sz w:val="18"/>
                                 <w:szCs w:val="18"/>
                               </w:rPr>
-                              <w:t>POR:</w:t>
+                              <w:t>Por:</w:t>
                             </w:r>
                           </w:p>
                           <w:p>
@@ -1793,7 +1823,7 @@
                                 <w:sz w:val="18"/>
                                 <w:szCs w:val="18"/>
                               </w:rPr>
-                              <w:t>APROBADO</w:t>
+                              <w:t>Aprobado</w:t>
                             </w:r>
                             <w:r>
                               <w:rPr>
@@ -1810,11 +1840,12 @@
                                 <w:sz w:val="18"/>
                                 <w:szCs w:val="18"/>
                               </w:rPr>
-                              <w:t>POR:</w:t>
+                              <w:t>Por:</w:t>
                             </w:r>
                           </w:p>
                         </w:tc>
                       </w:tr>
+                      <w:bookmarkEnd w:id="3"/>
                       <w:tr>
                         <w:trPr>
                           <w:trHeight w:val="266"/>
@@ -2101,7 +2132,34 @@
                                 <w:spacing w:val="-2"/>
                                 <w:sz w:val="18"/>
                               </w:rPr>
-                              <w:t>Gestor de Carreras</w:t>
+                              <w:t xml:space="preserve">Gestor de </w:t>
+                            </w:r>
+                            <w:r>
+                              <w:rPr>
+                                <w:rFonts w:ascii="Arial"/>
+                                <w:b/>
+                                <w:spacing w:val="-2"/>
+                                <w:sz w:val="18"/>
+                              </w:rPr>
+                              <w:t>Procesos Acad</w:t>
+                            </w:r>
+                            <w:r>
+                              <w:rPr>
+                                <w:rFonts w:ascii="Arial"/>
+                                <w:b/>
+                                <w:spacing w:val="-2"/>
+                                <w:sz w:val="18"/>
+                              </w:rPr>
+                              <w:t>é</w:t>
+                            </w:r>
+                            <w:r>
+                              <w:rPr>
+                                <w:rFonts w:ascii="Arial"/>
+                                <w:b/>
+                                <w:spacing w:val="-2"/>
+                                <w:sz w:val="18"/>
+                              </w:rPr>
+                              <w:t>micos</w:t>
                             </w:r>
                           </w:p>
                         </w:tc>
@@ -2151,7 +2209,7 @@
                           </w:p>
                         </w:tc>
                       </w:tr>
-                      <w:bookmarkEnd w:id="1"/>
+                      <w:bookmarkEnd w:id="2"/>
                     </w:tbl>
                     <w:p/>
                   </w:txbxContent>
@@ -3316,7 +3374,7 @@
 </file>
 
 <file path=word/endnotes.xml><?xml version="1.0" encoding="utf-8"?>
-<w:endnotes xmlns:wpc="http://schemas.microsoft.com/office/word/2010/wordprocessingCanvas" xmlns:cx="http://schemas.microsoft.com/office/drawing/2014/chartex" xmlns:cx1="http://schemas.microsoft.com/office/drawing/2015/9/8/chartex" xmlns:cx2="http://schemas.microsoft.com/office/drawing/2015/10/21/chartex" xmlns:cx3="http://schemas.microsoft.com/office/drawing/2016/5/9/chartex" xmlns:cx4="http://schemas.microsoft.com/office/drawing/2016/5/10/chartex" xmlns:cx5="http://schemas.microsoft.com/office/drawing/2016/5/11/chartex" xmlns:cx6="http://schemas.microsoft.com/office/drawing/2016/5/12/chartex" xmlns:cx7="http://schemas.microsoft.com/office/drawing/2016/5/13/chartex" xmlns:cx8="http://schemas.microsoft.com/office/drawing/2016/5/14/chartex" xmlns:mc="http://schemas.openxmlformats.org/markup-compatibility/2006" xmlns:aink="http://schemas.microsoft.com/office/drawing/2016/ink" xmlns:am3d="http://schemas.microsoft.com/office/drawing/2017/model3d" xmlns:o="urn:schemas-microsoft-com:office:office" xmlns:oel="http://schemas.microsoft.com/office/2019/extlst" xmlns:r="http://schemas.openxmlformats.org/officeDocument/2006/relationships" xmlns:m="http://schemas.openxmlformats.org/officeDocument/2006/math" xmlns:v="urn:schemas-microsoft-com:vml" xmlns:wp14="http://schemas.microsoft.com/office/word/2010/wordprocessingDrawing" xmlns:wp="http://schemas.openxmlformats.org/drawingml/2006/wordprocessingDrawing" xmlns:w10="urn:schemas-microsoft-com:office:word" xmlns:w="http://schemas.openxmlformats.org/wordprocessingml/2006/main" xmlns:w14="http://schemas.microsoft.com/office/word/2010/wordml" xmlns:w15="http://schemas.microsoft.com/office/word/2012/wordml" xmlns:w16cex="http://schemas.microsoft.com/office/word/2018/wordml/cex" xmlns:w16cid="http://schemas.microsoft.com/office/word/2016/wordml/cid" xmlns:w16="http://schemas.microsoft.com/office/word/2018/wordml" xmlns:w16du="http://schemas.microsoft.com/office/word/2023/wordml/word16du" xmlns:w16sdtdh="http://schemas.microsoft.com/office/word/2020/wordml/sdtdatahash" xmlns:w16sdtfl="http://schemas.microsoft.com/office/word/2024/wordml/sdtformatlock" xmlns:w16se="http://schemas.microsoft.com/office/word/2015/wordml/symex" xmlns:wpg="http://schemas.microsoft.com/office/word/2010/wordprocessingGroup" xmlns:wpi="http://schemas.microsoft.com/office/word/2010/wordprocessingInk" xmlns:wne="http://schemas.microsoft.com/office/word/2006/wordml" xmlns:wps="http://schemas.microsoft.com/office/word/2010/wordprocessingShape" mc:Ignorable="w14 w15 w16se w16cid w16 w16cex w16sdtdh w16sdtfl w16du wp14">
+<w:endnotes xmlns:wpc="http://schemas.microsoft.com/office/word/2010/wordprocessingCanvas" xmlns:cx="http://schemas.microsoft.com/office/drawing/2014/chartex" xmlns:cx1="http://schemas.microsoft.com/office/drawing/2015/9/8/chartex" xmlns:cx2="http://schemas.microsoft.com/office/drawing/2015/10/21/chartex" xmlns:cx3="http://schemas.microsoft.com/office/drawing/2016/5/9/chartex" xmlns:cx4="http://schemas.microsoft.com/office/drawing/2016/5/10/chartex" xmlns:cx5="http://schemas.microsoft.com/office/drawing/2016/5/11/chartex" xmlns:cx6="http://schemas.microsoft.com/office/drawing/2016/5/12/chartex" xmlns:cx7="http://schemas.microsoft.com/office/drawing/2016/5/13/chartex" xmlns:cx8="http://schemas.microsoft.com/office/drawing/2016/5/14/chartex" xmlns:mc="http://schemas.openxmlformats.org/markup-compatibility/2006" xmlns:aink="http://schemas.microsoft.com/office/drawing/2016/ink" xmlns:am3d="http://schemas.microsoft.com/office/drawing/2017/model3d" xmlns:o="urn:schemas-microsoft-com:office:office" xmlns:r="http://schemas.openxmlformats.org/officeDocument/2006/relationships" xmlns:m="http://schemas.openxmlformats.org/officeDocument/2006/math" xmlns:v="urn:schemas-microsoft-com:vml" xmlns:wp14="http://schemas.microsoft.com/office/word/2010/wordprocessingDrawing" xmlns:wp="http://schemas.openxmlformats.org/drawingml/2006/wordprocessingDrawing" xmlns:w10="urn:schemas-microsoft-com:office:word" xmlns:w="http://schemas.openxmlformats.org/wordprocessingml/2006/main" xmlns:w14="http://schemas.microsoft.com/office/word/2010/wordml" xmlns:w15="http://schemas.microsoft.com/office/word/2012/wordml" xmlns:w16cid="http://schemas.microsoft.com/office/word/2016/wordml/cid" xmlns:w16se="http://schemas.microsoft.com/office/word/2015/wordml/symex" xmlns:wpg="http://schemas.microsoft.com/office/word/2010/wordprocessingGroup" xmlns:wpi="http://schemas.microsoft.com/office/word/2010/wordprocessingInk" xmlns:wne="http://schemas.microsoft.com/office/word/2006/wordml" xmlns:wps="http://schemas.microsoft.com/office/word/2010/wordprocessingShape" mc:Ignorable="w14 w15 w16se w16cid wp14">
   <w:endnote w:type="separator" w:id="-1">
     <w:p>
       <w:pPr>
@@ -3341,7 +3399,7 @@
 </file>
 
 <file path=word/footer1.xml><?xml version="1.0" encoding="utf-8"?>
-<w:ftr xmlns:wpc="http://schemas.microsoft.com/office/word/2010/wordprocessingCanvas" xmlns:cx="http://schemas.microsoft.com/office/drawing/2014/chartex" xmlns:cx1="http://schemas.microsoft.com/office/drawing/2015/9/8/chartex" xmlns:cx2="http://schemas.microsoft.com/office/drawing/2015/10/21/chartex" xmlns:cx3="http://schemas.microsoft.com/office/drawing/2016/5/9/chartex" xmlns:cx4="http://schemas.microsoft.com/office/drawing/2016/5/10/chartex" xmlns:cx5="http://schemas.microsoft.com/office/drawing/2016/5/11/chartex" xmlns:cx6="http://schemas.microsoft.com/office/drawing/2016/5/12/chartex" xmlns:cx7="http://schemas.microsoft.com/office/drawing/2016/5/13/chartex" xmlns:cx8="http://schemas.microsoft.com/office/drawing/2016/5/14/chartex" xmlns:mc="http://schemas.openxmlformats.org/markup-compatibility/2006" xmlns:aink="http://schemas.microsoft.com/office/drawing/2016/ink" xmlns:am3d="http://schemas.microsoft.com/office/drawing/2017/model3d" xmlns:o="urn:schemas-microsoft-com:office:office" xmlns:oel="http://schemas.microsoft.com/office/2019/extlst" xmlns:r="http://schemas.openxmlformats.org/officeDocument/2006/relationships" xmlns:m="http://schemas.openxmlformats.org/officeDocument/2006/math" xmlns:v="urn:schemas-microsoft-com:vml" xmlns:wp14="http://schemas.microsoft.com/office/word/2010/wordprocessingDrawing" xmlns:wp="http://schemas.openxmlformats.org/drawingml/2006/wordprocessingDrawing" xmlns:w10="urn:schemas-microsoft-com:office:word" xmlns:w="http://schemas.openxmlformats.org/wordprocessingml/2006/main" xmlns:w14="http://schemas.microsoft.com/office/word/2010/wordml" xmlns:w15="http://schemas.microsoft.com/office/word/2012/wordml" xmlns:w16cex="http://schemas.microsoft.com/office/word/2018/wordml/cex" xmlns:w16cid="http://schemas.microsoft.com/office/word/2016/wordml/cid" xmlns:w16="http://schemas.microsoft.com/office/word/2018/wordml" xmlns:w16du="http://schemas.microsoft.com/office/word/2023/wordml/word16du" xmlns:w16sdtdh="http://schemas.microsoft.com/office/word/2020/wordml/sdtdatahash" xmlns:w16sdtfl="http://schemas.microsoft.com/office/word/2024/wordml/sdtformatlock" xmlns:w16se="http://schemas.microsoft.com/office/word/2015/wordml/symex" xmlns:wpg="http://schemas.microsoft.com/office/word/2010/wordprocessingGroup" xmlns:wpi="http://schemas.microsoft.com/office/word/2010/wordprocessingInk" xmlns:wne="http://schemas.microsoft.com/office/word/2006/wordml" xmlns:wps="http://schemas.microsoft.com/office/word/2010/wordprocessingShape" mc:Ignorable="w14 w15 w16se w16cid w16 w16cex w16sdtdh w16sdtfl w16du wp14">
+<w:ftr xmlns:wpc="http://schemas.microsoft.com/office/word/2010/wordprocessingCanvas" xmlns:cx="http://schemas.microsoft.com/office/drawing/2014/chartex" xmlns:cx1="http://schemas.microsoft.com/office/drawing/2015/9/8/chartex" xmlns:cx2="http://schemas.microsoft.com/office/drawing/2015/10/21/chartex" xmlns:cx3="http://schemas.microsoft.com/office/drawing/2016/5/9/chartex" xmlns:cx4="http://schemas.microsoft.com/office/drawing/2016/5/10/chartex" xmlns:cx5="http://schemas.microsoft.com/office/drawing/2016/5/11/chartex" xmlns:cx6="http://schemas.microsoft.com/office/drawing/2016/5/12/chartex" xmlns:cx7="http://schemas.microsoft.com/office/drawing/2016/5/13/chartex" xmlns:cx8="http://schemas.microsoft.com/office/drawing/2016/5/14/chartex" xmlns:mc="http://schemas.openxmlformats.org/markup-compatibility/2006" xmlns:aink="http://schemas.microsoft.com/office/drawing/2016/ink" xmlns:am3d="http://schemas.microsoft.com/office/drawing/2017/model3d" xmlns:o="urn:schemas-microsoft-com:office:office" xmlns:r="http://schemas.openxmlformats.org/officeDocument/2006/relationships" xmlns:m="http://schemas.openxmlformats.org/officeDocument/2006/math" xmlns:v="urn:schemas-microsoft-com:vml" xmlns:wp14="http://schemas.microsoft.com/office/word/2010/wordprocessingDrawing" xmlns:wp="http://schemas.openxmlformats.org/drawingml/2006/wordprocessingDrawing" xmlns:w10="urn:schemas-microsoft-com:office:word" xmlns:w="http://schemas.openxmlformats.org/wordprocessingml/2006/main" xmlns:w14="http://schemas.microsoft.com/office/word/2010/wordml" xmlns:w15="http://schemas.microsoft.com/office/word/2012/wordml" xmlns:w16cid="http://schemas.microsoft.com/office/word/2016/wordml/cid" xmlns:w16se="http://schemas.microsoft.com/office/word/2015/wordml/symex" xmlns:wpg="http://schemas.microsoft.com/office/word/2010/wordprocessingGroup" xmlns:wpi="http://schemas.microsoft.com/office/word/2010/wordprocessingInk" xmlns:wne="http://schemas.microsoft.com/office/word/2006/wordml" xmlns:wps="http://schemas.microsoft.com/office/word/2010/wordprocessingShape" mc:Ignorable="w14 w15 w16se w16cid wp14">
   <w:p>
     <w:pPr>
       <w:pStyle w:val="Piedepgina"/>
@@ -3461,7 +3519,7 @@
 </file>
 
 <file path=word/footer2.xml><?xml version="1.0" encoding="utf-8"?>
-<w:ftr xmlns:wpc="http://schemas.microsoft.com/office/word/2010/wordprocessingCanvas" xmlns:cx="http://schemas.microsoft.com/office/drawing/2014/chartex" xmlns:cx1="http://schemas.microsoft.com/office/drawing/2015/9/8/chartex" xmlns:cx2="http://schemas.microsoft.com/office/drawing/2015/10/21/chartex" xmlns:cx3="http://schemas.microsoft.com/office/drawing/2016/5/9/chartex" xmlns:cx4="http://schemas.microsoft.com/office/drawing/2016/5/10/chartex" xmlns:cx5="http://schemas.microsoft.com/office/drawing/2016/5/11/chartex" xmlns:cx6="http://schemas.microsoft.com/office/drawing/2016/5/12/chartex" xmlns:cx7="http://schemas.microsoft.com/office/drawing/2016/5/13/chartex" xmlns:cx8="http://schemas.microsoft.com/office/drawing/2016/5/14/chartex" xmlns:mc="http://schemas.openxmlformats.org/markup-compatibility/2006" xmlns:aink="http://schemas.microsoft.com/office/drawing/2016/ink" xmlns:am3d="http://schemas.microsoft.com/office/drawing/2017/model3d" xmlns:o="urn:schemas-microsoft-com:office:office" xmlns:oel="http://schemas.microsoft.com/office/2019/extlst" xmlns:r="http://schemas.openxmlformats.org/officeDocument/2006/relationships" xmlns:m="http://schemas.openxmlformats.org/officeDocument/2006/math" xmlns:v="urn:schemas-microsoft-com:vml" xmlns:wp14="http://schemas.microsoft.com/office/word/2010/wordprocessingDrawing" xmlns:wp="http://schemas.openxmlformats.org/drawingml/2006/wordprocessingDrawing" xmlns:w10="urn:schemas-microsoft-com:office:word" xmlns:w="http://schemas.openxmlformats.org/wordprocessingml/2006/main" xmlns:w14="http://schemas.microsoft.com/office/word/2010/wordml" xmlns:w15="http://schemas.microsoft.com/office/word/2012/wordml" xmlns:w16cex="http://schemas.microsoft.com/office/word/2018/wordml/cex" xmlns:w16cid="http://schemas.microsoft.com/office/word/2016/wordml/cid" xmlns:w16="http://schemas.microsoft.com/office/word/2018/wordml" xmlns:w16du="http://schemas.microsoft.com/office/word/2023/wordml/word16du" xmlns:w16sdtdh="http://schemas.microsoft.com/office/word/2020/wordml/sdtdatahash" xmlns:w16sdtfl="http://schemas.microsoft.com/office/word/2024/wordml/sdtformatlock" xmlns:w16se="http://schemas.microsoft.com/office/word/2015/wordml/symex" xmlns:wpg="http://schemas.microsoft.com/office/word/2010/wordprocessingGroup" xmlns:wpi="http://schemas.microsoft.com/office/word/2010/wordprocessingInk" xmlns:wne="http://schemas.microsoft.com/office/word/2006/wordml" xmlns:wps="http://schemas.microsoft.com/office/word/2010/wordprocessingShape" mc:Ignorable="w14 w15 w16se w16cid w16 w16cex w16sdtdh w16sdtfl w16du wp14">
+<w:ftr xmlns:wpc="http://schemas.microsoft.com/office/word/2010/wordprocessingCanvas" xmlns:cx="http://schemas.microsoft.com/office/drawing/2014/chartex" xmlns:cx1="http://schemas.microsoft.com/office/drawing/2015/9/8/chartex" xmlns:cx2="http://schemas.microsoft.com/office/drawing/2015/10/21/chartex" xmlns:cx3="http://schemas.microsoft.com/office/drawing/2016/5/9/chartex" xmlns:cx4="http://schemas.microsoft.com/office/drawing/2016/5/10/chartex" xmlns:cx5="http://schemas.microsoft.com/office/drawing/2016/5/11/chartex" xmlns:cx6="http://schemas.microsoft.com/office/drawing/2016/5/12/chartex" xmlns:cx7="http://schemas.microsoft.com/office/drawing/2016/5/13/chartex" xmlns:cx8="http://schemas.microsoft.com/office/drawing/2016/5/14/chartex" xmlns:mc="http://schemas.openxmlformats.org/markup-compatibility/2006" xmlns:aink="http://schemas.microsoft.com/office/drawing/2016/ink" xmlns:am3d="http://schemas.microsoft.com/office/drawing/2017/model3d" xmlns:o="urn:schemas-microsoft-com:office:office" xmlns:r="http://schemas.openxmlformats.org/officeDocument/2006/relationships" xmlns:m="http://schemas.openxmlformats.org/officeDocument/2006/math" xmlns:v="urn:schemas-microsoft-com:vml" xmlns:wp14="http://schemas.microsoft.com/office/word/2010/wordprocessingDrawing" xmlns:wp="http://schemas.openxmlformats.org/drawingml/2006/wordprocessingDrawing" xmlns:w10="urn:schemas-microsoft-com:office:word" xmlns:w="http://schemas.openxmlformats.org/wordprocessingml/2006/main" xmlns:w14="http://schemas.microsoft.com/office/word/2010/wordml" xmlns:w15="http://schemas.microsoft.com/office/word/2012/wordml" xmlns:w16cid="http://schemas.microsoft.com/office/word/2016/wordml/cid" xmlns:w16se="http://schemas.microsoft.com/office/word/2015/wordml/symex" xmlns:wpg="http://schemas.microsoft.com/office/word/2010/wordprocessingGroup" xmlns:wpi="http://schemas.microsoft.com/office/word/2010/wordprocessingInk" xmlns:wne="http://schemas.microsoft.com/office/word/2006/wordml" xmlns:wps="http://schemas.microsoft.com/office/word/2010/wordprocessingShape" mc:Ignorable="w14 w15 w16se w16cid wp14">
   <w:p>
     <w:pPr>
       <w:pStyle w:val="Piedepgina"/>
@@ -3581,7 +3639,7 @@
 </file>
 
 <file path=word/footnotes.xml><?xml version="1.0" encoding="utf-8"?>
-<w:footnotes xmlns:wpc="http://schemas.microsoft.com/office/word/2010/wordprocessingCanvas" xmlns:cx="http://schemas.microsoft.com/office/drawing/2014/chartex" xmlns:cx1="http://schemas.microsoft.com/office/drawing/2015/9/8/chartex" xmlns:cx2="http://schemas.microsoft.com/office/drawing/2015/10/21/chartex" xmlns:cx3="http://schemas.microsoft.com/office/drawing/2016/5/9/chartex" xmlns:cx4="http://schemas.microsoft.com/office/drawing/2016/5/10/chartex" xmlns:cx5="http://schemas.microsoft.com/office/drawing/2016/5/11/chartex" xmlns:cx6="http://schemas.microsoft.com/office/drawing/2016/5/12/chartex" xmlns:cx7="http://schemas.microsoft.com/office/drawing/2016/5/13/chartex" xmlns:cx8="http://schemas.microsoft.com/office/drawing/2016/5/14/chartex" xmlns:mc="http://schemas.openxmlformats.org/markup-compatibility/2006" xmlns:aink="http://schemas.microsoft.com/office/drawing/2016/ink" xmlns:am3d="http://schemas.microsoft.com/office/drawing/2017/model3d" xmlns:o="urn:schemas-microsoft-com:office:office" xmlns:oel="http://schemas.microsoft.com/office/2019/extlst" xmlns:r="http://schemas.openxmlformats.org/officeDocument/2006/relationships" xmlns:m="http://schemas.openxmlformats.org/officeDocument/2006/math" xmlns:v="urn:schemas-microsoft-com:vml" xmlns:wp14="http://schemas.microsoft.com/office/word/2010/wordprocessingDrawing" xmlns:wp="http://schemas.openxmlformats.org/drawingml/2006/wordprocessingDrawing" xmlns:w10="urn:schemas-microsoft-com:office:word" xmlns:w="http://schemas.openxmlformats.org/wordprocessingml/2006/main" xmlns:w14="http://schemas.microsoft.com/office/word/2010/wordml" xmlns:w15="http://schemas.microsoft.com/office/word/2012/wordml" xmlns:w16cex="http://schemas.microsoft.com/office/word/2018/wordml/cex" xmlns:w16cid="http://schemas.microsoft.com/office/word/2016/wordml/cid" xmlns:w16="http://schemas.microsoft.com/office/word/2018/wordml" xmlns:w16du="http://schemas.microsoft.com/office/word/2023/wordml/word16du" xmlns:w16sdtdh="http://schemas.microsoft.com/office/word/2020/wordml/sdtdatahash" xmlns:w16sdtfl="http://schemas.microsoft.com/office/word/2024/wordml/sdtformatlock" xmlns:w16se="http://schemas.microsoft.com/office/word/2015/wordml/symex" xmlns:wpg="http://schemas.microsoft.com/office/word/2010/wordprocessingGroup" xmlns:wpi="http://schemas.microsoft.com/office/word/2010/wordprocessingInk" xmlns:wne="http://schemas.microsoft.com/office/word/2006/wordml" xmlns:wps="http://schemas.microsoft.com/office/word/2010/wordprocessingShape" mc:Ignorable="w14 w15 w16se w16cid w16 w16cex w16sdtdh w16sdtfl w16du wp14">
+<w:footnotes xmlns:wpc="http://schemas.microsoft.com/office/word/2010/wordprocessingCanvas" xmlns:cx="http://schemas.microsoft.com/office/drawing/2014/chartex" xmlns:cx1="http://schemas.microsoft.com/office/drawing/2015/9/8/chartex" xmlns:cx2="http://schemas.microsoft.com/office/drawing/2015/10/21/chartex" xmlns:cx3="http://schemas.microsoft.com/office/drawing/2016/5/9/chartex" xmlns:cx4="http://schemas.microsoft.com/office/drawing/2016/5/10/chartex" xmlns:cx5="http://schemas.microsoft.com/office/drawing/2016/5/11/chartex" xmlns:cx6="http://schemas.microsoft.com/office/drawing/2016/5/12/chartex" xmlns:cx7="http://schemas.microsoft.com/office/drawing/2016/5/13/chartex" xmlns:cx8="http://schemas.microsoft.com/office/drawing/2016/5/14/chartex" xmlns:mc="http://schemas.openxmlformats.org/markup-compatibility/2006" xmlns:aink="http://schemas.microsoft.com/office/drawing/2016/ink" xmlns:am3d="http://schemas.microsoft.com/office/drawing/2017/model3d" xmlns:o="urn:schemas-microsoft-com:office:office" xmlns:r="http://schemas.openxmlformats.org/officeDocument/2006/relationships" xmlns:m="http://schemas.openxmlformats.org/officeDocument/2006/math" xmlns:v="urn:schemas-microsoft-com:vml" xmlns:wp14="http://schemas.microsoft.com/office/word/2010/wordprocessingDrawing" xmlns:wp="http://schemas.openxmlformats.org/drawingml/2006/wordprocessingDrawing" xmlns:w10="urn:schemas-microsoft-com:office:word" xmlns:w="http://schemas.openxmlformats.org/wordprocessingml/2006/main" xmlns:w14="http://schemas.microsoft.com/office/word/2010/wordml" xmlns:w15="http://schemas.microsoft.com/office/word/2012/wordml" xmlns:w16cid="http://schemas.microsoft.com/office/word/2016/wordml/cid" xmlns:w16se="http://schemas.microsoft.com/office/word/2015/wordml/symex" xmlns:wpg="http://schemas.microsoft.com/office/word/2010/wordprocessingGroup" xmlns:wpi="http://schemas.microsoft.com/office/word/2010/wordprocessingInk" xmlns:wne="http://schemas.microsoft.com/office/word/2006/wordml" xmlns:wps="http://schemas.microsoft.com/office/word/2010/wordprocessingShape" mc:Ignorable="w14 w15 w16se w16cid wp14">
   <w:footnote w:type="separator" w:id="-1">
     <w:p>
       <w:pPr>
@@ -3606,7 +3664,7 @@
 </file>
 
 <file path=word/header1.xml><?xml version="1.0" encoding="utf-8"?>
-<w:hdr xmlns:wpc="http://schemas.microsoft.com/office/word/2010/wordprocessingCanvas" xmlns:cx="http://schemas.microsoft.com/office/drawing/2014/chartex" xmlns:cx1="http://schemas.microsoft.com/office/drawing/2015/9/8/chartex" xmlns:cx2="http://schemas.microsoft.com/office/drawing/2015/10/21/chartex" xmlns:cx3="http://schemas.microsoft.com/office/drawing/2016/5/9/chartex" xmlns:cx4="http://schemas.microsoft.com/office/drawing/2016/5/10/chartex" xmlns:cx5="http://schemas.microsoft.com/office/drawing/2016/5/11/chartex" xmlns:cx6="http://schemas.microsoft.com/office/drawing/2016/5/12/chartex" xmlns:cx7="http://schemas.microsoft.com/office/drawing/2016/5/13/chartex" xmlns:cx8="http://schemas.microsoft.com/office/drawing/2016/5/14/chartex" xmlns:mc="http://schemas.openxmlformats.org/markup-compatibility/2006" xmlns:aink="http://schemas.microsoft.com/office/drawing/2016/ink" xmlns:am3d="http://schemas.microsoft.com/office/drawing/2017/model3d" xmlns:o="urn:schemas-microsoft-com:office:office" xmlns:oel="http://schemas.microsoft.com/office/2019/extlst" xmlns:r="http://schemas.openxmlformats.org/officeDocument/2006/relationships" xmlns:m="http://schemas.openxmlformats.org/officeDocument/2006/math" xmlns:v="urn:schemas-microsoft-com:vml" xmlns:wp14="http://schemas.microsoft.com/office/word/2010/wordprocessingDrawing" xmlns:wp="http://schemas.openxmlformats.org/drawingml/2006/wordprocessingDrawing" xmlns:w10="urn:schemas-microsoft-com:office:word" xmlns:w="http://schemas.openxmlformats.org/wordprocessingml/2006/main" xmlns:w14="http://schemas.microsoft.com/office/word/2010/wordml" xmlns:w15="http://schemas.microsoft.com/office/word/2012/wordml" xmlns:w16cex="http://schemas.microsoft.com/office/word/2018/wordml/cex" xmlns:w16cid="http://schemas.microsoft.com/office/word/2016/wordml/cid" xmlns:w16="http://schemas.microsoft.com/office/word/2018/wordml" xmlns:w16du="http://schemas.microsoft.com/office/word/2023/wordml/word16du" xmlns:w16sdtdh="http://schemas.microsoft.com/office/word/2020/wordml/sdtdatahash" xmlns:w16sdtfl="http://schemas.microsoft.com/office/word/2024/wordml/sdtformatlock" xmlns:w16se="http://schemas.microsoft.com/office/word/2015/wordml/symex" xmlns:wpg="http://schemas.microsoft.com/office/word/2010/wordprocessingGroup" xmlns:wpi="http://schemas.microsoft.com/office/word/2010/wordprocessingInk" xmlns:wne="http://schemas.microsoft.com/office/word/2006/wordml" xmlns:wps="http://schemas.microsoft.com/office/word/2010/wordprocessingShape" mc:Ignorable="w14 w15 w16se w16cid w16 w16cex w16sdtdh w16sdtfl w16du wp14">
+<w:hdr xmlns:wpc="http://schemas.microsoft.com/office/word/2010/wordprocessingCanvas" xmlns:cx="http://schemas.microsoft.com/office/drawing/2014/chartex" xmlns:cx1="http://schemas.microsoft.com/office/drawing/2015/9/8/chartex" xmlns:cx2="http://schemas.microsoft.com/office/drawing/2015/10/21/chartex" xmlns:cx3="http://schemas.microsoft.com/office/drawing/2016/5/9/chartex" xmlns:cx4="http://schemas.microsoft.com/office/drawing/2016/5/10/chartex" xmlns:cx5="http://schemas.microsoft.com/office/drawing/2016/5/11/chartex" xmlns:cx6="http://schemas.microsoft.com/office/drawing/2016/5/12/chartex" xmlns:cx7="http://schemas.microsoft.com/office/drawing/2016/5/13/chartex" xmlns:cx8="http://schemas.microsoft.com/office/drawing/2016/5/14/chartex" xmlns:mc="http://schemas.openxmlformats.org/markup-compatibility/2006" xmlns:aink="http://schemas.microsoft.com/office/drawing/2016/ink" xmlns:am3d="http://schemas.microsoft.com/office/drawing/2017/model3d" xmlns:o="urn:schemas-microsoft-com:office:office" xmlns:r="http://schemas.openxmlformats.org/officeDocument/2006/relationships" xmlns:m="http://schemas.openxmlformats.org/officeDocument/2006/math" xmlns:v="urn:schemas-microsoft-com:vml" xmlns:wp14="http://schemas.microsoft.com/office/word/2010/wordprocessingDrawing" xmlns:wp="http://schemas.openxmlformats.org/drawingml/2006/wordprocessingDrawing" xmlns:w10="urn:schemas-microsoft-com:office:word" xmlns:w="http://schemas.openxmlformats.org/wordprocessingml/2006/main" xmlns:w14="http://schemas.microsoft.com/office/word/2010/wordml" xmlns:w15="http://schemas.microsoft.com/office/word/2012/wordml" xmlns:w16cid="http://schemas.microsoft.com/office/word/2016/wordml/cid" xmlns:w16se="http://schemas.microsoft.com/office/word/2015/wordml/symex" xmlns:wpg="http://schemas.microsoft.com/office/word/2010/wordprocessingGroup" xmlns:wpi="http://schemas.microsoft.com/office/word/2010/wordprocessingInk" xmlns:wne="http://schemas.microsoft.com/office/word/2006/wordml" xmlns:wps="http://schemas.microsoft.com/office/word/2010/wordprocessingShape" mc:Ignorable="w14 w15 w16se w16cid wp14">
   <w:p>
     <w:pPr>
       <w:pStyle w:val="Encabezado"/>
@@ -3731,7 +3789,7 @@
 </file>
 
 <file path=word/header2.xml><?xml version="1.0" encoding="utf-8"?>
-<w:hdr xmlns:wpc="http://schemas.microsoft.com/office/word/2010/wordprocessingCanvas" xmlns:cx="http://schemas.microsoft.com/office/drawing/2014/chartex" xmlns:cx1="http://schemas.microsoft.com/office/drawing/2015/9/8/chartex" xmlns:cx2="http://schemas.microsoft.com/office/drawing/2015/10/21/chartex" xmlns:cx3="http://schemas.microsoft.com/office/drawing/2016/5/9/chartex" xmlns:cx4="http://schemas.microsoft.com/office/drawing/2016/5/10/chartex" xmlns:cx5="http://schemas.microsoft.com/office/drawing/2016/5/11/chartex" xmlns:cx6="http://schemas.microsoft.com/office/drawing/2016/5/12/chartex" xmlns:cx7="http://schemas.microsoft.com/office/drawing/2016/5/13/chartex" xmlns:cx8="http://schemas.microsoft.com/office/drawing/2016/5/14/chartex" xmlns:mc="http://schemas.openxmlformats.org/markup-compatibility/2006" xmlns:aink="http://schemas.microsoft.com/office/drawing/2016/ink" xmlns:am3d="http://schemas.microsoft.com/office/drawing/2017/model3d" xmlns:o="urn:schemas-microsoft-com:office:office" xmlns:oel="http://schemas.microsoft.com/office/2019/extlst" xmlns:r="http://schemas.openxmlformats.org/officeDocument/2006/relationships" xmlns:m="http://schemas.openxmlformats.org/officeDocument/2006/math" xmlns:v="urn:schemas-microsoft-com:vml" xmlns:wp14="http://schemas.microsoft.com/office/word/2010/wordprocessingDrawing" xmlns:wp="http://schemas.openxmlformats.org/drawingml/2006/wordprocessingDrawing" xmlns:w10="urn:schemas-microsoft-com:office:word" xmlns:w="http://schemas.openxmlformats.org/wordprocessingml/2006/main" xmlns:w14="http://schemas.microsoft.com/office/word/2010/wordml" xmlns:w15="http://schemas.microsoft.com/office/word/2012/wordml" xmlns:w16cex="http://schemas.microsoft.com/office/word/2018/wordml/cex" xmlns:w16cid="http://schemas.microsoft.com/office/word/2016/wordml/cid" xmlns:w16="http://schemas.microsoft.com/office/word/2018/wordml" xmlns:w16du="http://schemas.microsoft.com/office/word/2023/wordml/word16du" xmlns:w16sdtdh="http://schemas.microsoft.com/office/word/2020/wordml/sdtdatahash" xmlns:w16sdtfl="http://schemas.microsoft.com/office/word/2024/wordml/sdtformatlock" xmlns:w16se="http://schemas.microsoft.com/office/word/2015/wordml/symex" xmlns:wpg="http://schemas.microsoft.com/office/word/2010/wordprocessingGroup" xmlns:wpi="http://schemas.microsoft.com/office/word/2010/wordprocessingInk" xmlns:wne="http://schemas.microsoft.com/office/word/2006/wordml" xmlns:wps="http://schemas.microsoft.com/office/word/2010/wordprocessingShape" mc:Ignorable="w14 w15 w16se w16cid w16 w16cex w16sdtdh w16sdtfl w16du wp14">
+<w:hdr xmlns:wpc="http://schemas.microsoft.com/office/word/2010/wordprocessingCanvas" xmlns:cx="http://schemas.microsoft.com/office/drawing/2014/chartex" xmlns:cx1="http://schemas.microsoft.com/office/drawing/2015/9/8/chartex" xmlns:cx2="http://schemas.microsoft.com/office/drawing/2015/10/21/chartex" xmlns:cx3="http://schemas.microsoft.com/office/drawing/2016/5/9/chartex" xmlns:cx4="http://schemas.microsoft.com/office/drawing/2016/5/10/chartex" xmlns:cx5="http://schemas.microsoft.com/office/drawing/2016/5/11/chartex" xmlns:cx6="http://schemas.microsoft.com/office/drawing/2016/5/12/chartex" xmlns:cx7="http://schemas.microsoft.com/office/drawing/2016/5/13/chartex" xmlns:cx8="http://schemas.microsoft.com/office/drawing/2016/5/14/chartex" xmlns:mc="http://schemas.openxmlformats.org/markup-compatibility/2006" xmlns:aink="http://schemas.microsoft.com/office/drawing/2016/ink" xmlns:am3d="http://schemas.microsoft.com/office/drawing/2017/model3d" xmlns:o="urn:schemas-microsoft-com:office:office" xmlns:r="http://schemas.openxmlformats.org/officeDocument/2006/relationships" xmlns:m="http://schemas.openxmlformats.org/officeDocument/2006/math" xmlns:v="urn:schemas-microsoft-com:vml" xmlns:wp14="http://schemas.microsoft.com/office/word/2010/wordprocessingDrawing" xmlns:wp="http://schemas.openxmlformats.org/drawingml/2006/wordprocessingDrawing" xmlns:w10="urn:schemas-microsoft-com:office:word" xmlns:w="http://schemas.openxmlformats.org/wordprocessingml/2006/main" xmlns:w14="http://schemas.microsoft.com/office/word/2010/wordml" xmlns:w15="http://schemas.microsoft.com/office/word/2012/wordml" xmlns:w16cid="http://schemas.microsoft.com/office/word/2016/wordml/cid" xmlns:w16se="http://schemas.microsoft.com/office/word/2015/wordml/symex" xmlns:wpg="http://schemas.microsoft.com/office/word/2010/wordprocessingGroup" xmlns:wpi="http://schemas.microsoft.com/office/word/2010/wordprocessingInk" xmlns:wne="http://schemas.microsoft.com/office/word/2006/wordml" xmlns:wps="http://schemas.microsoft.com/office/word/2010/wordprocessingShape" mc:Ignorable="w14 w15 w16se w16cid wp14">
   <w:p>
     <w:pPr>
       <w:pStyle w:val="Encabezado"/>
@@ -3801,7 +3859,7 @@
 </file>
 
 <file path=word/numbering.xml><?xml version="1.0" encoding="utf-8"?>
-<w:numbering xmlns:wpc="http://schemas.microsoft.com/office/word/2010/wordprocessingCanvas" xmlns:cx="http://schemas.microsoft.com/office/drawing/2014/chartex" xmlns:cx1="http://schemas.microsoft.com/office/drawing/2015/9/8/chartex" xmlns:cx2="http://schemas.microsoft.com/office/drawing/2015/10/21/chartex" xmlns:cx3="http://schemas.microsoft.com/office/drawing/2016/5/9/chartex" xmlns:cx4="http://schemas.microsoft.com/office/drawing/2016/5/10/chartex" xmlns:cx5="http://schemas.microsoft.com/office/drawing/2016/5/11/chartex" xmlns:cx6="http://schemas.microsoft.com/office/drawing/2016/5/12/chartex" xmlns:cx7="http://schemas.microsoft.com/office/drawing/2016/5/13/chartex" xmlns:cx8="http://schemas.microsoft.com/office/drawing/2016/5/14/chartex" xmlns:mc="http://schemas.openxmlformats.org/markup-compatibility/2006" xmlns:aink="http://schemas.microsoft.com/office/drawing/2016/ink" xmlns:am3d="http://schemas.microsoft.com/office/drawing/2017/model3d" xmlns:o="urn:schemas-microsoft-com:office:office" xmlns:oel="http://schemas.microsoft.com/office/2019/extlst" xmlns:r="http://schemas.openxmlformats.org/officeDocument/2006/relationships" xmlns:m="http://schemas.openxmlformats.org/officeDocument/2006/math" xmlns:v="urn:schemas-microsoft-com:vml" xmlns:wp14="http://schemas.microsoft.com/office/word/2010/wordprocessingDrawing" xmlns:wp="http://schemas.openxmlformats.org/drawingml/2006/wordprocessingDrawing" xmlns:w10="urn:schemas-microsoft-com:office:word" xmlns:w="http://schemas.openxmlformats.org/wordprocessingml/2006/main" xmlns:w14="http://schemas.microsoft.com/office/word/2010/wordml" xmlns:w15="http://schemas.microsoft.com/office/word/2012/wordml" xmlns:w16cex="http://schemas.microsoft.com/office/word/2018/wordml/cex" xmlns:w16cid="http://schemas.microsoft.com/office/word/2016/wordml/cid" xmlns:w16="http://schemas.microsoft.com/office/word/2018/wordml" xmlns:w16du="http://schemas.microsoft.com/office/word/2023/wordml/word16du" xmlns:w16sdtdh="http://schemas.microsoft.com/office/word/2020/wordml/sdtdatahash" xmlns:w16sdtfl="http://schemas.microsoft.com/office/word/2024/wordml/sdtformatlock" xmlns:w16se="http://schemas.microsoft.com/office/word/2015/wordml/symex" xmlns:wpg="http://schemas.microsoft.com/office/word/2010/wordprocessingGroup" xmlns:wpi="http://schemas.microsoft.com/office/word/2010/wordprocessingInk" xmlns:wne="http://schemas.microsoft.com/office/word/2006/wordml" xmlns:wps="http://schemas.microsoft.com/office/word/2010/wordprocessingShape" mc:Ignorable="w14 w15 w16se w16cid w16 w16cex w16sdtdh w16sdtfl w16du wp14">
+<w:numbering xmlns:wpc="http://schemas.microsoft.com/office/word/2010/wordprocessingCanvas" xmlns:cx="http://schemas.microsoft.com/office/drawing/2014/chartex" xmlns:cx1="http://schemas.microsoft.com/office/drawing/2015/9/8/chartex" xmlns:cx2="http://schemas.microsoft.com/office/drawing/2015/10/21/chartex" xmlns:cx3="http://schemas.microsoft.com/office/drawing/2016/5/9/chartex" xmlns:cx4="http://schemas.microsoft.com/office/drawing/2016/5/10/chartex" xmlns:cx5="http://schemas.microsoft.com/office/drawing/2016/5/11/chartex" xmlns:cx6="http://schemas.microsoft.com/office/drawing/2016/5/12/chartex" xmlns:cx7="http://schemas.microsoft.com/office/drawing/2016/5/13/chartex" xmlns:cx8="http://schemas.microsoft.com/office/drawing/2016/5/14/chartex" xmlns:mc="http://schemas.openxmlformats.org/markup-compatibility/2006" xmlns:aink="http://schemas.microsoft.com/office/drawing/2016/ink" xmlns:am3d="http://schemas.microsoft.com/office/drawing/2017/model3d" xmlns:o="urn:schemas-microsoft-com:office:office" xmlns:r="http://schemas.openxmlformats.org/officeDocument/2006/relationships" xmlns:m="http://schemas.openxmlformats.org/officeDocument/2006/math" xmlns:v="urn:schemas-microsoft-com:vml" xmlns:wp14="http://schemas.microsoft.com/office/word/2010/wordprocessingDrawing" xmlns:wp="http://schemas.openxmlformats.org/drawingml/2006/wordprocessingDrawing" xmlns:w10="urn:schemas-microsoft-com:office:word" xmlns:w="http://schemas.openxmlformats.org/wordprocessingml/2006/main" xmlns:w14="http://schemas.microsoft.com/office/word/2010/wordml" xmlns:w15="http://schemas.microsoft.com/office/word/2012/wordml" xmlns:w16cid="http://schemas.microsoft.com/office/word/2016/wordml/cid" xmlns:w16se="http://schemas.microsoft.com/office/word/2015/wordml/symex" xmlns:wpg="http://schemas.microsoft.com/office/word/2010/wordprocessingGroup" xmlns:wpi="http://schemas.microsoft.com/office/word/2010/wordprocessingInk" xmlns:wne="http://schemas.microsoft.com/office/word/2006/wordml" xmlns:wps="http://schemas.microsoft.com/office/word/2010/wordprocessingShape" mc:Ignorable="w14 w15 w16se w16cid wp14">
   <w:abstractNum w:abstractNumId="0" w15:restartNumberingAfterBreak="0">
     <w:nsid w:val="0C0130EF"/>
     <w:multiLevelType w:val="hybridMultilevel"/>
@@ -4183,23 +4241,23 @@
       </w:rPr>
     </w:lvl>
   </w:abstractNum>
-  <w:num w:numId="1" w16cid:durableId="1424061733">
+  <w:num w:numId="1">
     <w:abstractNumId w:val="2"/>
   </w:num>
-  <w:num w:numId="2" w16cid:durableId="1874810086">
+  <w:num w:numId="2">
     <w:abstractNumId w:val="3"/>
   </w:num>
-  <w:num w:numId="3" w16cid:durableId="860977332">
+  <w:num w:numId="3">
     <w:abstractNumId w:val="1"/>
   </w:num>
-  <w:num w:numId="4" w16cid:durableId="26295759">
+  <w:num w:numId="4">
     <w:abstractNumId w:val="0"/>
   </w:num>
 </w:numbering>
 </file>
 
 <file path=word/styles.xml><?xml version="1.0" encoding="utf-8"?>
-<w:styles xmlns:mc="http://schemas.openxmlformats.org/markup-compatibility/2006" xmlns:r="http://schemas.openxmlformats.org/officeDocument/2006/relationships" xmlns:w="http://schemas.openxmlformats.org/wordprocessingml/2006/main" xmlns:w14="http://schemas.microsoft.com/office/word/2010/wordml" xmlns:w15="http://schemas.microsoft.com/office/word/2012/wordml" xmlns:w16cex="http://schemas.microsoft.com/office/word/2018/wordml/cex" xmlns:w16cid="http://schemas.microsoft.com/office/word/2016/wordml/cid" xmlns:w16="http://schemas.microsoft.com/office/word/2018/wordml" xmlns:w16du="http://schemas.microsoft.com/office/word/2023/wordml/word16du" xmlns:w16sdtdh="http://schemas.microsoft.com/office/word/2020/wordml/sdtdatahash" xmlns:w16sdtfl="http://schemas.microsoft.com/office/word/2024/wordml/sdtformatlock" xmlns:w16se="http://schemas.microsoft.com/office/word/2015/wordml/symex" mc:Ignorable="w14 w15 w16se w16cid w16 w16cex w16sdtdh w16sdtfl w16du">
+<w:styles xmlns:mc="http://schemas.openxmlformats.org/markup-compatibility/2006" xmlns:r="http://schemas.openxmlformats.org/officeDocument/2006/relationships" xmlns:w="http://schemas.openxmlformats.org/wordprocessingml/2006/main" xmlns:w14="http://schemas.microsoft.com/office/word/2010/wordml" xmlns:w15="http://schemas.microsoft.com/office/word/2012/wordml" xmlns:w16cid="http://schemas.microsoft.com/office/word/2016/wordml/cid" xmlns:w16se="http://schemas.microsoft.com/office/word/2015/wordml/symex" mc:Ignorable="w14 w15 w16se w16cid">
   <w:docDefaults>
     <w:rPrDefault>
       <w:rPr>
@@ -4217,7 +4275,7 @@
       </w:pPr>
     </w:pPrDefault>
   </w:docDefaults>
-  <w:latentStyles w:defLockedState="0" w:defUIPriority="99" w:defSemiHidden="0" w:defUnhideWhenUsed="0" w:defQFormat="0" w:count="376">
+  <w:latentStyles w:defLockedState="0" w:defUIPriority="99" w:defSemiHidden="0" w:defUnhideWhenUsed="0" w:defQFormat="0" w:count="375">
     <w:lsdException w:name="Normal" w:uiPriority="0" w:qFormat="1"/>
     <w:lsdException w:name="heading 1" w:uiPriority="9" w:qFormat="1"/>
     <w:lsdException w:name="heading 2" w:semiHidden="1" w:uiPriority="9" w:unhideWhenUsed="1" w:qFormat="1"/>
@@ -4593,7 +4651,6 @@
     <w:lsdException w:name="Smart Hyperlink" w:semiHidden="1" w:unhideWhenUsed="1"/>
     <w:lsdException w:name="Hashtag" w:semiHidden="1" w:unhideWhenUsed="1"/>
     <w:lsdException w:name="Unresolved Mention" w:semiHidden="1" w:unhideWhenUsed="1"/>
-    <w:lsdException w:name="Smart Link" w:semiHidden="1" w:unhideWhenUsed="1"/>
   </w:latentStyles>
   <w:style w:type="paragraph" w:default="1" w:styleId="Normal">
     <w:name w:val="Normal"/>

--- a/doc/patrocinio.docx
+++ b/doc/patrocinio.docx
@@ -1,6 +1,6 @@
 
 <file path=word/document.xml><?xml version="1.0" encoding="utf-8"?>
-<w:document xmlns:wpc="http://schemas.microsoft.com/office/word/2010/wordprocessingCanvas" xmlns:cx="http://schemas.microsoft.com/office/drawing/2014/chartex" xmlns:cx1="http://schemas.microsoft.com/office/drawing/2015/9/8/chartex" xmlns:cx2="http://schemas.microsoft.com/office/drawing/2015/10/21/chartex" xmlns:cx3="http://schemas.microsoft.com/office/drawing/2016/5/9/chartex" xmlns:cx4="http://schemas.microsoft.com/office/drawing/2016/5/10/chartex" xmlns:cx5="http://schemas.microsoft.com/office/drawing/2016/5/11/chartex" xmlns:cx6="http://schemas.microsoft.com/office/drawing/2016/5/12/chartex" xmlns:cx7="http://schemas.microsoft.com/office/drawing/2016/5/13/chartex" xmlns:cx8="http://schemas.microsoft.com/office/drawing/2016/5/14/chartex" xmlns:mc="http://schemas.openxmlformats.org/markup-compatibility/2006" xmlns:aink="http://schemas.microsoft.com/office/drawing/2016/ink" xmlns:am3d="http://schemas.microsoft.com/office/drawing/2017/model3d" xmlns:o="urn:schemas-microsoft-com:office:office" xmlns:r="http://schemas.openxmlformats.org/officeDocument/2006/relationships" xmlns:m="http://schemas.openxmlformats.org/officeDocument/2006/math" xmlns:v="urn:schemas-microsoft-com:vml" xmlns:wp14="http://schemas.microsoft.com/office/word/2010/wordprocessingDrawing" xmlns:wp="http://schemas.openxmlformats.org/drawingml/2006/wordprocessingDrawing" xmlns:w10="urn:schemas-microsoft-com:office:word" xmlns:w="http://schemas.openxmlformats.org/wordprocessingml/2006/main" xmlns:w14="http://schemas.microsoft.com/office/word/2010/wordml" xmlns:w15="http://schemas.microsoft.com/office/word/2012/wordml" xmlns:w16cid="http://schemas.microsoft.com/office/word/2016/wordml/cid" xmlns:w16se="http://schemas.microsoft.com/office/word/2015/wordml/symex" xmlns:wpg="http://schemas.microsoft.com/office/word/2010/wordprocessingGroup" xmlns:wpi="http://schemas.microsoft.com/office/word/2010/wordprocessingInk" xmlns:wne="http://schemas.microsoft.com/office/word/2006/wordml" xmlns:wps="http://schemas.microsoft.com/office/word/2010/wordprocessingShape" mc:Ignorable="w14 w15 w16se w16cid wp14">
+<w:document xmlns:wpc="http://schemas.microsoft.com/office/word/2010/wordprocessingCanvas" xmlns:cx="http://schemas.microsoft.com/office/drawing/2014/chartex" xmlns:cx1="http://schemas.microsoft.com/office/drawing/2015/9/8/chartex" xmlns:cx2="http://schemas.microsoft.com/office/drawing/2015/10/21/chartex" xmlns:cx3="http://schemas.microsoft.com/office/drawing/2016/5/9/chartex" xmlns:cx4="http://schemas.microsoft.com/office/drawing/2016/5/10/chartex" xmlns:cx5="http://schemas.microsoft.com/office/drawing/2016/5/11/chartex" xmlns:cx6="http://schemas.microsoft.com/office/drawing/2016/5/12/chartex" xmlns:cx7="http://schemas.microsoft.com/office/drawing/2016/5/13/chartex" xmlns:cx8="http://schemas.microsoft.com/office/drawing/2016/5/14/chartex" xmlns:mc="http://schemas.openxmlformats.org/markup-compatibility/2006" xmlns:aink="http://schemas.microsoft.com/office/drawing/2016/ink" xmlns:am3d="http://schemas.microsoft.com/office/drawing/2017/model3d" xmlns:o="urn:schemas-microsoft-com:office:office" xmlns:oel="http://schemas.microsoft.com/office/2019/extlst" xmlns:r="http://schemas.openxmlformats.org/officeDocument/2006/relationships" xmlns:m="http://schemas.openxmlformats.org/officeDocument/2006/math" xmlns:v="urn:schemas-microsoft-com:vml" xmlns:wp14="http://schemas.microsoft.com/office/word/2010/wordprocessingDrawing" xmlns:wp="http://schemas.openxmlformats.org/drawingml/2006/wordprocessingDrawing" xmlns:w10="urn:schemas-microsoft-com:office:word" xmlns:w="http://schemas.openxmlformats.org/wordprocessingml/2006/main" xmlns:w14="http://schemas.microsoft.com/office/word/2010/wordml" xmlns:w15="http://schemas.microsoft.com/office/word/2012/wordml" xmlns:w16cex="http://schemas.microsoft.com/office/word/2018/wordml/cex" xmlns:w16cid="http://schemas.microsoft.com/office/word/2016/wordml/cid" xmlns:w16="http://schemas.microsoft.com/office/word/2018/wordml" xmlns:w16du="http://schemas.microsoft.com/office/word/2023/wordml/word16du" xmlns:w16sdtdh="http://schemas.microsoft.com/office/word/2020/wordml/sdtdatahash" xmlns:w16sdtfl="http://schemas.microsoft.com/office/word/2024/wordml/sdtformatlock" xmlns:w16se="http://schemas.microsoft.com/office/word/2015/wordml/symex" xmlns:wpg="http://schemas.microsoft.com/office/word/2010/wordprocessingGroup" xmlns:wpi="http://schemas.microsoft.com/office/word/2010/wordprocessingInk" xmlns:wne="http://schemas.microsoft.com/office/word/2006/wordml" xmlns:wps="http://schemas.microsoft.com/office/word/2010/wordprocessingShape" mc:Ignorable="w14 w15 w16se w16cid w16 w16cex w16sdtdh w16sdtfl w16du wp14">
   <w:body>
     <w:p/>
     <w:p/>
@@ -18,15 +18,15 @@
         <mc:AlternateContent>
           <mc:Choice Requires="wps">
             <w:drawing>
-              <wp:anchor distT="0" distB="0" distL="114300" distR="114300" simplePos="0" relativeHeight="251659264" behindDoc="0" locked="1" layoutInCell="1" allowOverlap="0" wp14:anchorId="5B3F9792" wp14:editId="2AD79951">
+              <wp:anchor distT="0" distB="0" distL="114300" distR="114300" simplePos="0" relativeHeight="251659264" behindDoc="0" locked="1" layoutInCell="1" allowOverlap="0" wp14:anchorId="5B3F9792" wp14:editId="5C1728CA">
                 <wp:simplePos x="0" y="0"/>
                 <wp:positionH relativeFrom="page">
-                  <wp:align>center</wp:align>
+                  <wp:align>left</wp:align>
                 </wp:positionH>
                 <wp:positionV relativeFrom="margin">
                   <wp:posOffset>-360045</wp:posOffset>
                 </wp:positionV>
-                <wp:extent cx="7560000" cy="1620000"/>
+                <wp:extent cx="7559675" cy="1828800"/>
                 <wp:effectExtent l="0" t="0" r="3175" b="0"/>
                 <wp:wrapNone/>
                 <wp:docPr id="491564969" name="ctc1"/>
@@ -38,7 +38,7 @@
                       <wps:spPr>
                         <a:xfrm>
                           <a:off x="0" y="0"/>
-                          <a:ext cx="7560000" cy="1620000"/>
+                          <a:ext cx="7559675" cy="1828800"/>
                         </a:xfrm>
                         <a:prstGeom prst="rect">
                           <a:avLst/>
@@ -80,9 +80,9 @@
                               <w:tblLook w:val="0000" w:firstRow="0" w:lastRow="0" w:firstColumn="0" w:lastColumn="0" w:noHBand="0" w:noVBand="0"/>
                             </w:tblPr>
                             <w:tblGrid>
-                              <w:gridCol w:w="2965"/>
-                              <w:gridCol w:w="5885"/>
-                              <w:gridCol w:w="2196"/>
+                              <w:gridCol w:w="2969"/>
+                              <w:gridCol w:w="5893"/>
+                              <w:gridCol w:w="2199"/>
                             </w:tblGrid>
                             <w:tr>
                               <w:trPr>
@@ -260,7 +260,7 @@
                             <w:tr>
                               <w:trPr>
                                 <w:cantSplit/>
-                                <w:trHeight w:val="1200"/>
+                                <w:trHeight w:val="1951"/>
                                 <w:jc w:val="center"/>
                               </w:trPr>
                               <w:tc>
@@ -499,7 +499,7 @@
                 <v:stroke joinstyle="miter"/>
                 <v:path gradientshapeok="t" o:connecttype="rect"/>
               </v:shapetype>
-              <v:shape id="ctc1" o:spid="_x0000_s1026" type="#_x0000_t202" style="position:absolute;margin-left:0;margin-top:-28.35pt;width:595.3pt;height:127.55pt;z-index:251659264;visibility:visible;mso-wrap-style:square;mso-width-percent:0;mso-height-percent:0;mso-wrap-distance-left:9pt;mso-wrap-distance-top:0;mso-wrap-distance-right:9pt;mso-wrap-distance-bottom:0;mso-position-horizontal:center;mso-position-horizontal-relative:page;mso-position-vertical:absolute;mso-position-vertical-relative:margin;mso-width-percent:0;mso-height-percent:0;mso-width-relative:margin;mso-height-relative:margin;v-text-anchor:top" o:gfxdata="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" o:allowoverlap="f" fillcolor="white [3201]" stroked="f" strokeweight=".5pt">
+              <v:shape id="ctc1" o:spid="_x0000_s1026" type="#_x0000_t202" style="position:absolute;margin-left:0;margin-top:-28.35pt;width:595.25pt;height:2in;z-index:251659264;visibility:visible;mso-wrap-style:square;mso-width-percent:0;mso-height-percent:0;mso-wrap-distance-left:9pt;mso-wrap-distance-top:0;mso-wrap-distance-right:9pt;mso-wrap-distance-bottom:0;mso-position-horizontal:left;mso-position-horizontal-relative:page;mso-position-vertical:absolute;mso-position-vertical-relative:margin;mso-width-percent:0;mso-height-percent:0;mso-width-relative:margin;mso-height-relative:margin;v-text-anchor:top" o:gfxdata="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" o:allowoverlap="f" fillcolor="white [3201]" stroked="f" strokeweight=".5pt">
                 <v:textbox>
                   <w:txbxContent>
                     <w:tbl>
@@ -521,9 +521,9 @@
                         <w:tblLook w:val="0000" w:firstRow="0" w:lastRow="0" w:firstColumn="0" w:lastColumn="0" w:noHBand="0" w:noVBand="0"/>
                       </w:tblPr>
                       <w:tblGrid>
-                        <w:gridCol w:w="2965"/>
-                        <w:gridCol w:w="5885"/>
-                        <w:gridCol w:w="2196"/>
+                        <w:gridCol w:w="2969"/>
+                        <w:gridCol w:w="5893"/>
+                        <w:gridCol w:w="2199"/>
                       </w:tblGrid>
                       <w:tr>
                         <w:trPr>
@@ -701,7 +701,7 @@
                       <w:tr>
                         <w:trPr>
                           <w:cantSplit/>
-                          <w:trHeight w:val="1200"/>
+                          <w:trHeight w:val="1951"/>
                           <w:jc w:val="center"/>
                         </w:trPr>
                         <w:tc>
@@ -1169,7 +1169,6 @@
                                     </w:rPr>
                                   </w:pPr>
                                   <w:bookmarkStart w:id="0" w:name="_Hlk168652179"/>
-                                  <w:bookmarkStart w:id="1" w:name="_GoBack" w:colFirst="0" w:colLast="2"/>
                                   <w:r>
                                     <w:rPr>
                                       <w:rFonts w:ascii="Arial" w:hAnsi="Arial" w:cs="Arial"/>
@@ -1290,7 +1289,6 @@
                                 </w:p>
                               </w:tc>
                             </w:tr>
-                            <w:bookmarkEnd w:id="1"/>
                             <w:tr>
                               <w:trPr>
                                 <w:trHeight w:val="266"/>
@@ -1679,7 +1677,7 @@
           </mc:Choice>
           <mc:Fallback>
             <w:pict>
-              <v:shape w14:anchorId="6DD83CFD" id="_x0000_s1027" type="#_x0000_t202" style="position:absolute;margin-left:14pt;margin-top:595.35pt;width:566.9pt;height:127pt;z-index:251661312;visibility:visible;mso-wrap-style:square;mso-width-percent:0;mso-height-percent:0;mso-wrap-distance-left:9pt;mso-wrap-distance-top:0;mso-wrap-distance-right:9pt;mso-wrap-distance-bottom:0;mso-position-horizontal:absolute;mso-position-horizontal-relative:page;mso-position-vertical:absolute;mso-position-vertical-relative:margin;mso-width-percent:0;mso-height-percent:0;mso-width-relative:margin;mso-height-relative:margin;v-text-anchor:top" o:gfxdata="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" o:allowoverlap="f" fillcolor="white [3201]" stroked="f" strokeweight=".5pt">
+              <v:shape w14:anchorId="6DD83CFD" id="_x0000_s1027" type="#_x0000_t202" style="position:absolute;margin-left:14pt;margin-top:595.35pt;width:566.9pt;height:127pt;z-index:251661312;visibility:visible;mso-wrap-style:square;mso-width-percent:0;mso-height-percent:0;mso-wrap-distance-left:9pt;mso-wrap-distance-top:0;mso-wrap-distance-right:9pt;mso-wrap-distance-bottom:0;mso-position-horizontal:absolute;mso-position-horizontal-relative:page;mso-position-vertical:absolute;mso-position-vertical-relative:margin;mso-width-percent:0;mso-height-percent:0;mso-width-relative:margin;mso-height-relative:margin;v-text-anchor:top" o:gfxdata="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" o:allowoverlap="f" fillcolor="white [3201]" stroked="f" strokeweight=".5pt">
                 <v:textbox>
                   <w:txbxContent>
                     <w:tbl>
@@ -1723,8 +1721,7 @@
                                 <w:szCs w:val="18"/>
                               </w:rPr>
                             </w:pPr>
-                            <w:bookmarkStart w:id="2" w:name="_Hlk168652179"/>
-                            <w:bookmarkStart w:id="3" w:name="_GoBack" w:colFirst="0" w:colLast="2"/>
+                            <w:bookmarkStart w:id="1" w:name="_Hlk168652179"/>
                             <w:r>
                               <w:rPr>
                                 <w:rFonts w:ascii="Arial" w:hAnsi="Arial" w:cs="Arial"/>
@@ -1845,7 +1842,6 @@
                           </w:p>
                         </w:tc>
                       </w:tr>
-                      <w:bookmarkEnd w:id="3"/>
                       <w:tr>
                         <w:trPr>
                           <w:trHeight w:val="266"/>
@@ -2209,7 +2205,7 @@
                           </w:p>
                         </w:tc>
                       </w:tr>
-                      <w:bookmarkEnd w:id="2"/>
+                      <w:bookmarkEnd w:id="1"/>
                     </w:tbl>
                     <w:p/>
                   </w:txbxContent>
@@ -3374,7 +3370,7 @@
 </file>
 
 <file path=word/endnotes.xml><?xml version="1.0" encoding="utf-8"?>
-<w:endnotes xmlns:wpc="http://schemas.microsoft.com/office/word/2010/wordprocessingCanvas" xmlns:cx="http://schemas.microsoft.com/office/drawing/2014/chartex" xmlns:cx1="http://schemas.microsoft.com/office/drawing/2015/9/8/chartex" xmlns:cx2="http://schemas.microsoft.com/office/drawing/2015/10/21/chartex" xmlns:cx3="http://schemas.microsoft.com/office/drawing/2016/5/9/chartex" xmlns:cx4="http://schemas.microsoft.com/office/drawing/2016/5/10/chartex" xmlns:cx5="http://schemas.microsoft.com/office/drawing/2016/5/11/chartex" xmlns:cx6="http://schemas.microsoft.com/office/drawing/2016/5/12/chartex" xmlns:cx7="http://schemas.microsoft.com/office/drawing/2016/5/13/chartex" xmlns:cx8="http://schemas.microsoft.com/office/drawing/2016/5/14/chartex" xmlns:mc="http://schemas.openxmlformats.org/markup-compatibility/2006" xmlns:aink="http://schemas.microsoft.com/office/drawing/2016/ink" xmlns:am3d="http://schemas.microsoft.com/office/drawing/2017/model3d" xmlns:o="urn:schemas-microsoft-com:office:office" xmlns:r="http://schemas.openxmlformats.org/officeDocument/2006/relationships" xmlns:m="http://schemas.openxmlformats.org/officeDocument/2006/math" xmlns:v="urn:schemas-microsoft-com:vml" xmlns:wp14="http://schemas.microsoft.com/office/word/2010/wordprocessingDrawing" xmlns:wp="http://schemas.openxmlformats.org/drawingml/2006/wordprocessingDrawing" xmlns:w10="urn:schemas-microsoft-com:office:word" xmlns:w="http://schemas.openxmlformats.org/wordprocessingml/2006/main" xmlns:w14="http://schemas.microsoft.com/office/word/2010/wordml" xmlns:w15="http://schemas.microsoft.com/office/word/2012/wordml" xmlns:w16cid="http://schemas.microsoft.com/office/word/2016/wordml/cid" xmlns:w16se="http://schemas.microsoft.com/office/word/2015/wordml/symex" xmlns:wpg="http://schemas.microsoft.com/office/word/2010/wordprocessingGroup" xmlns:wpi="http://schemas.microsoft.com/office/word/2010/wordprocessingInk" xmlns:wne="http://schemas.microsoft.com/office/word/2006/wordml" xmlns:wps="http://schemas.microsoft.com/office/word/2010/wordprocessingShape" mc:Ignorable="w14 w15 w16se w16cid wp14">
+<w:endnotes xmlns:wpc="http://schemas.microsoft.com/office/word/2010/wordprocessingCanvas" xmlns:cx="http://schemas.microsoft.com/office/drawing/2014/chartex" xmlns:cx1="http://schemas.microsoft.com/office/drawing/2015/9/8/chartex" xmlns:cx2="http://schemas.microsoft.com/office/drawing/2015/10/21/chartex" xmlns:cx3="http://schemas.microsoft.com/office/drawing/2016/5/9/chartex" xmlns:cx4="http://schemas.microsoft.com/office/drawing/2016/5/10/chartex" xmlns:cx5="http://schemas.microsoft.com/office/drawing/2016/5/11/chartex" xmlns:cx6="http://schemas.microsoft.com/office/drawing/2016/5/12/chartex" xmlns:cx7="http://schemas.microsoft.com/office/drawing/2016/5/13/chartex" xmlns:cx8="http://schemas.microsoft.com/office/drawing/2016/5/14/chartex" xmlns:mc="http://schemas.openxmlformats.org/markup-compatibility/2006" xmlns:aink="http://schemas.microsoft.com/office/drawing/2016/ink" xmlns:am3d="http://schemas.microsoft.com/office/drawing/2017/model3d" xmlns:o="urn:schemas-microsoft-com:office:office" xmlns:oel="http://schemas.microsoft.com/office/2019/extlst" xmlns:r="http://schemas.openxmlformats.org/officeDocument/2006/relationships" xmlns:m="http://schemas.openxmlformats.org/officeDocument/2006/math" xmlns:v="urn:schemas-microsoft-com:vml" xmlns:wp14="http://schemas.microsoft.com/office/word/2010/wordprocessingDrawing" xmlns:wp="http://schemas.openxmlformats.org/drawingml/2006/wordprocessingDrawing" xmlns:w10="urn:schemas-microsoft-com:office:word" xmlns:w="http://schemas.openxmlformats.org/wordprocessingml/2006/main" xmlns:w14="http://schemas.microsoft.com/office/word/2010/wordml" xmlns:w15="http://schemas.microsoft.com/office/word/2012/wordml" xmlns:w16cex="http://schemas.microsoft.com/office/word/2018/wordml/cex" xmlns:w16cid="http://schemas.microsoft.com/office/word/2016/wordml/cid" xmlns:w16="http://schemas.microsoft.com/office/word/2018/wordml" xmlns:w16du="http://schemas.microsoft.com/office/word/2023/wordml/word16du" xmlns:w16sdtdh="http://schemas.microsoft.com/office/word/2020/wordml/sdtdatahash" xmlns:w16sdtfl="http://schemas.microsoft.com/office/word/2024/wordml/sdtformatlock" xmlns:w16se="http://schemas.microsoft.com/office/word/2015/wordml/symex" xmlns:wpg="http://schemas.microsoft.com/office/word/2010/wordprocessingGroup" xmlns:wpi="http://schemas.microsoft.com/office/word/2010/wordprocessingInk" xmlns:wne="http://schemas.microsoft.com/office/word/2006/wordml" xmlns:wps="http://schemas.microsoft.com/office/word/2010/wordprocessingShape" mc:Ignorable="w14 w15 w16se w16cid w16 w16cex w16sdtdh w16sdtfl w16du wp14">
   <w:endnote w:type="separator" w:id="-1">
     <w:p>
       <w:pPr>
@@ -3399,7 +3395,7 @@
 </file>
 
 <file path=word/footer1.xml><?xml version="1.0" encoding="utf-8"?>
-<w:ftr xmlns:wpc="http://schemas.microsoft.com/office/word/2010/wordprocessingCanvas" xmlns:cx="http://schemas.microsoft.com/office/drawing/2014/chartex" xmlns:cx1="http://schemas.microsoft.com/office/drawing/2015/9/8/chartex" xmlns:cx2="http://schemas.microsoft.com/office/drawing/2015/10/21/chartex" xmlns:cx3="http://schemas.microsoft.com/office/drawing/2016/5/9/chartex" xmlns:cx4="http://schemas.microsoft.com/office/drawing/2016/5/10/chartex" xmlns:cx5="http://schemas.microsoft.com/office/drawing/2016/5/11/chartex" xmlns:cx6="http://schemas.microsoft.com/office/drawing/2016/5/12/chartex" xmlns:cx7="http://schemas.microsoft.com/office/drawing/2016/5/13/chartex" xmlns:cx8="http://schemas.microsoft.com/office/drawing/2016/5/14/chartex" xmlns:mc="http://schemas.openxmlformats.org/markup-compatibility/2006" xmlns:aink="http://schemas.microsoft.com/office/drawing/2016/ink" xmlns:am3d="http://schemas.microsoft.com/office/drawing/2017/model3d" xmlns:o="urn:schemas-microsoft-com:office:office" xmlns:r="http://schemas.openxmlformats.org/officeDocument/2006/relationships" xmlns:m="http://schemas.openxmlformats.org/officeDocument/2006/math" xmlns:v="urn:schemas-microsoft-com:vml" xmlns:wp14="http://schemas.microsoft.com/office/word/2010/wordprocessingDrawing" xmlns:wp="http://schemas.openxmlformats.org/drawingml/2006/wordprocessingDrawing" xmlns:w10="urn:schemas-microsoft-com:office:word" xmlns:w="http://schemas.openxmlformats.org/wordprocessingml/2006/main" xmlns:w14="http://schemas.microsoft.com/office/word/2010/wordml" xmlns:w15="http://schemas.microsoft.com/office/word/2012/wordml" xmlns:w16cid="http://schemas.microsoft.com/office/word/2016/wordml/cid" xmlns:w16se="http://schemas.microsoft.com/office/word/2015/wordml/symex" xmlns:wpg="http://schemas.microsoft.com/office/word/2010/wordprocessingGroup" xmlns:wpi="http://schemas.microsoft.com/office/word/2010/wordprocessingInk" xmlns:wne="http://schemas.microsoft.com/office/word/2006/wordml" xmlns:wps="http://schemas.microsoft.com/office/word/2010/wordprocessingShape" mc:Ignorable="w14 w15 w16se w16cid wp14">
+<w:ftr xmlns:wpc="http://schemas.microsoft.com/office/word/2010/wordprocessingCanvas" xmlns:cx="http://schemas.microsoft.com/office/drawing/2014/chartex" xmlns:cx1="http://schemas.microsoft.com/office/drawing/2015/9/8/chartex" xmlns:cx2="http://schemas.microsoft.com/office/drawing/2015/10/21/chartex" xmlns:cx3="http://schemas.microsoft.com/office/drawing/2016/5/9/chartex" xmlns:cx4="http://schemas.microsoft.com/office/drawing/2016/5/10/chartex" xmlns:cx5="http://schemas.microsoft.com/office/drawing/2016/5/11/chartex" xmlns:cx6="http://schemas.microsoft.com/office/drawing/2016/5/12/chartex" xmlns:cx7="http://schemas.microsoft.com/office/drawing/2016/5/13/chartex" xmlns:cx8="http://schemas.microsoft.com/office/drawing/2016/5/14/chartex" xmlns:mc="http://schemas.openxmlformats.org/markup-compatibility/2006" xmlns:aink="http://schemas.microsoft.com/office/drawing/2016/ink" xmlns:am3d="http://schemas.microsoft.com/office/drawing/2017/model3d" xmlns:o="urn:schemas-microsoft-com:office:office" xmlns:oel="http://schemas.microsoft.com/office/2019/extlst" xmlns:r="http://schemas.openxmlformats.org/officeDocument/2006/relationships" xmlns:m="http://schemas.openxmlformats.org/officeDocument/2006/math" xmlns:v="urn:schemas-microsoft-com:vml" xmlns:wp14="http://schemas.microsoft.com/office/word/2010/wordprocessingDrawing" xmlns:wp="http://schemas.openxmlformats.org/drawingml/2006/wordprocessingDrawing" xmlns:w10="urn:schemas-microsoft-com:office:word" xmlns:w="http://schemas.openxmlformats.org/wordprocessingml/2006/main" xmlns:w14="http://schemas.microsoft.com/office/word/2010/wordml" xmlns:w15="http://schemas.microsoft.com/office/word/2012/wordml" xmlns:w16cex="http://schemas.microsoft.com/office/word/2018/wordml/cex" xmlns:w16cid="http://schemas.microsoft.com/office/word/2016/wordml/cid" xmlns:w16="http://schemas.microsoft.com/office/word/2018/wordml" xmlns:w16du="http://schemas.microsoft.com/office/word/2023/wordml/word16du" xmlns:w16sdtdh="http://schemas.microsoft.com/office/word/2020/wordml/sdtdatahash" xmlns:w16sdtfl="http://schemas.microsoft.com/office/word/2024/wordml/sdtformatlock" xmlns:w16se="http://schemas.microsoft.com/office/word/2015/wordml/symex" xmlns:wpg="http://schemas.microsoft.com/office/word/2010/wordprocessingGroup" xmlns:wpi="http://schemas.microsoft.com/office/word/2010/wordprocessingInk" xmlns:wne="http://schemas.microsoft.com/office/word/2006/wordml" xmlns:wps="http://schemas.microsoft.com/office/word/2010/wordprocessingShape" mc:Ignorable="w14 w15 w16se w16cid w16 w16cex w16sdtdh w16sdtfl w16du wp14">
   <w:p>
     <w:pPr>
       <w:pStyle w:val="Piedepgina"/>
@@ -3519,7 +3515,7 @@
 </file>
 
 <file path=word/footer2.xml><?xml version="1.0" encoding="utf-8"?>
-<w:ftr xmlns:wpc="http://schemas.microsoft.com/office/word/2010/wordprocessingCanvas" xmlns:cx="http://schemas.microsoft.com/office/drawing/2014/chartex" xmlns:cx1="http://schemas.microsoft.com/office/drawing/2015/9/8/chartex" xmlns:cx2="http://schemas.microsoft.com/office/drawing/2015/10/21/chartex" xmlns:cx3="http://schemas.microsoft.com/office/drawing/2016/5/9/chartex" xmlns:cx4="http://schemas.microsoft.com/office/drawing/2016/5/10/chartex" xmlns:cx5="http://schemas.microsoft.com/office/drawing/2016/5/11/chartex" xmlns:cx6="http://schemas.microsoft.com/office/drawing/2016/5/12/chartex" xmlns:cx7="http://schemas.microsoft.com/office/drawing/2016/5/13/chartex" xmlns:cx8="http://schemas.microsoft.com/office/drawing/2016/5/14/chartex" xmlns:mc="http://schemas.openxmlformats.org/markup-compatibility/2006" xmlns:aink="http://schemas.microsoft.com/office/drawing/2016/ink" xmlns:am3d="http://schemas.microsoft.com/office/drawing/2017/model3d" xmlns:o="urn:schemas-microsoft-com:office:office" xmlns:r="http://schemas.openxmlformats.org/officeDocument/2006/relationships" xmlns:m="http://schemas.openxmlformats.org/officeDocument/2006/math" xmlns:v="urn:schemas-microsoft-com:vml" xmlns:wp14="http://schemas.microsoft.com/office/word/2010/wordprocessingDrawing" xmlns:wp="http://schemas.openxmlformats.org/drawingml/2006/wordprocessingDrawing" xmlns:w10="urn:schemas-microsoft-com:office:word" xmlns:w="http://schemas.openxmlformats.org/wordprocessingml/2006/main" xmlns:w14="http://schemas.microsoft.com/office/word/2010/wordml" xmlns:w15="http://schemas.microsoft.com/office/word/2012/wordml" xmlns:w16cid="http://schemas.microsoft.com/office/word/2016/wordml/cid" xmlns:w16se="http://schemas.microsoft.com/office/word/2015/wordml/symex" xmlns:wpg="http://schemas.microsoft.com/office/word/2010/wordprocessingGroup" xmlns:wpi="http://schemas.microsoft.com/office/word/2010/wordprocessingInk" xmlns:wne="http://schemas.microsoft.com/office/word/2006/wordml" xmlns:wps="http://schemas.microsoft.com/office/word/2010/wordprocessingShape" mc:Ignorable="w14 w15 w16se w16cid wp14">
+<w:ftr xmlns:wpc="http://schemas.microsoft.com/office/word/2010/wordprocessingCanvas" xmlns:cx="http://schemas.microsoft.com/office/drawing/2014/chartex" xmlns:cx1="http://schemas.microsoft.com/office/drawing/2015/9/8/chartex" xmlns:cx2="http://schemas.microsoft.com/office/drawing/2015/10/21/chartex" xmlns:cx3="http://schemas.microsoft.com/office/drawing/2016/5/9/chartex" xmlns:cx4="http://schemas.microsoft.com/office/drawing/2016/5/10/chartex" xmlns:cx5="http://schemas.microsoft.com/office/drawing/2016/5/11/chartex" xmlns:cx6="http://schemas.microsoft.com/office/drawing/2016/5/12/chartex" xmlns:cx7="http://schemas.microsoft.com/office/drawing/2016/5/13/chartex" xmlns:cx8="http://schemas.microsoft.com/office/drawing/2016/5/14/chartex" xmlns:mc="http://schemas.openxmlformats.org/markup-compatibility/2006" xmlns:aink="http://schemas.microsoft.com/office/drawing/2016/ink" xmlns:am3d="http://schemas.microsoft.com/office/drawing/2017/model3d" xmlns:o="urn:schemas-microsoft-com:office:office" xmlns:oel="http://schemas.microsoft.com/office/2019/extlst" xmlns:r="http://schemas.openxmlformats.org/officeDocument/2006/relationships" xmlns:m="http://schemas.openxmlformats.org/officeDocument/2006/math" xmlns:v="urn:schemas-microsoft-com:vml" xmlns:wp14="http://schemas.microsoft.com/office/word/2010/wordprocessingDrawing" xmlns:wp="http://schemas.openxmlformats.org/drawingml/2006/wordprocessingDrawing" xmlns:w10="urn:schemas-microsoft-com:office:word" xmlns:w="http://schemas.openxmlformats.org/wordprocessingml/2006/main" xmlns:w14="http://schemas.microsoft.com/office/word/2010/wordml" xmlns:w15="http://schemas.microsoft.com/office/word/2012/wordml" xmlns:w16cex="http://schemas.microsoft.com/office/word/2018/wordml/cex" xmlns:w16cid="http://schemas.microsoft.com/office/word/2016/wordml/cid" xmlns:w16="http://schemas.microsoft.com/office/word/2018/wordml" xmlns:w16du="http://schemas.microsoft.com/office/word/2023/wordml/word16du" xmlns:w16sdtdh="http://schemas.microsoft.com/office/word/2020/wordml/sdtdatahash" xmlns:w16sdtfl="http://schemas.microsoft.com/office/word/2024/wordml/sdtformatlock" xmlns:w16se="http://schemas.microsoft.com/office/word/2015/wordml/symex" xmlns:wpg="http://schemas.microsoft.com/office/word/2010/wordprocessingGroup" xmlns:wpi="http://schemas.microsoft.com/office/word/2010/wordprocessingInk" xmlns:wne="http://schemas.microsoft.com/office/word/2006/wordml" xmlns:wps="http://schemas.microsoft.com/office/word/2010/wordprocessingShape" mc:Ignorable="w14 w15 w16se w16cid w16 w16cex w16sdtdh w16sdtfl w16du wp14">
   <w:p>
     <w:pPr>
       <w:pStyle w:val="Piedepgina"/>
@@ -3639,7 +3635,7 @@
 </file>
 
 <file path=word/footnotes.xml><?xml version="1.0" encoding="utf-8"?>
-<w:footnotes xmlns:wpc="http://schemas.microsoft.com/office/word/2010/wordprocessingCanvas" xmlns:cx="http://schemas.microsoft.com/office/drawing/2014/chartex" xmlns:cx1="http://schemas.microsoft.com/office/drawing/2015/9/8/chartex" xmlns:cx2="http://schemas.microsoft.com/office/drawing/2015/10/21/chartex" xmlns:cx3="http://schemas.microsoft.com/office/drawing/2016/5/9/chartex" xmlns:cx4="http://schemas.microsoft.com/office/drawing/2016/5/10/chartex" xmlns:cx5="http://schemas.microsoft.com/office/drawing/2016/5/11/chartex" xmlns:cx6="http://schemas.microsoft.com/office/drawing/2016/5/12/chartex" xmlns:cx7="http://schemas.microsoft.com/office/drawing/2016/5/13/chartex" xmlns:cx8="http://schemas.microsoft.com/office/drawing/2016/5/14/chartex" xmlns:mc="http://schemas.openxmlformats.org/markup-compatibility/2006" xmlns:aink="http://schemas.microsoft.com/office/drawing/2016/ink" xmlns:am3d="http://schemas.microsoft.com/office/drawing/2017/model3d" xmlns:o="urn:schemas-microsoft-com:office:office" xmlns:r="http://schemas.openxmlformats.org/officeDocument/2006/relationships" xmlns:m="http://schemas.openxmlformats.org/officeDocument/2006/math" xmlns:v="urn:schemas-microsoft-com:vml" xmlns:wp14="http://schemas.microsoft.com/office/word/2010/wordprocessingDrawing" xmlns:wp="http://schemas.openxmlformats.org/drawingml/2006/wordprocessingDrawing" xmlns:w10="urn:schemas-microsoft-com:office:word" xmlns:w="http://schemas.openxmlformats.org/wordprocessingml/2006/main" xmlns:w14="http://schemas.microsoft.com/office/word/2010/wordml" xmlns:w15="http://schemas.microsoft.com/office/word/2012/wordml" xmlns:w16cid="http://schemas.microsoft.com/office/word/2016/wordml/cid" xmlns:w16se="http://schemas.microsoft.com/office/word/2015/wordml/symex" xmlns:wpg="http://schemas.microsoft.com/office/word/2010/wordprocessingGroup" xmlns:wpi="http://schemas.microsoft.com/office/word/2010/wordprocessingInk" xmlns:wne="http://schemas.microsoft.com/office/word/2006/wordml" xmlns:wps="http://schemas.microsoft.com/office/word/2010/wordprocessingShape" mc:Ignorable="w14 w15 w16se w16cid wp14">
+<w:footnotes xmlns:wpc="http://schemas.microsoft.com/office/word/2010/wordprocessingCanvas" xmlns:cx="http://schemas.microsoft.com/office/drawing/2014/chartex" xmlns:cx1="http://schemas.microsoft.com/office/drawing/2015/9/8/chartex" xmlns:cx2="http://schemas.microsoft.com/office/drawing/2015/10/21/chartex" xmlns:cx3="http://schemas.microsoft.com/office/drawing/2016/5/9/chartex" xmlns:cx4="http://schemas.microsoft.com/office/drawing/2016/5/10/chartex" xmlns:cx5="http://schemas.microsoft.com/office/drawing/2016/5/11/chartex" xmlns:cx6="http://schemas.microsoft.com/office/drawing/2016/5/12/chartex" xmlns:cx7="http://schemas.microsoft.com/office/drawing/2016/5/13/chartex" xmlns:cx8="http://schemas.microsoft.com/office/drawing/2016/5/14/chartex" xmlns:mc="http://schemas.openxmlformats.org/markup-compatibility/2006" xmlns:aink="http://schemas.microsoft.com/office/drawing/2016/ink" xmlns:am3d="http://schemas.microsoft.com/office/drawing/2017/model3d" xmlns:o="urn:schemas-microsoft-com:office:office" xmlns:oel="http://schemas.microsoft.com/office/2019/extlst" xmlns:r="http://schemas.openxmlformats.org/officeDocument/2006/relationships" xmlns:m="http://schemas.openxmlformats.org/officeDocument/2006/math" xmlns:v="urn:schemas-microsoft-com:vml" xmlns:wp14="http://schemas.microsoft.com/office/word/2010/wordprocessingDrawing" xmlns:wp="http://schemas.openxmlformats.org/drawingml/2006/wordprocessingDrawing" xmlns:w10="urn:schemas-microsoft-com:office:word" xmlns:w="http://schemas.openxmlformats.org/wordprocessingml/2006/main" xmlns:w14="http://schemas.microsoft.com/office/word/2010/wordml" xmlns:w15="http://schemas.microsoft.com/office/word/2012/wordml" xmlns:w16cex="http://schemas.microsoft.com/office/word/2018/wordml/cex" xmlns:w16cid="http://schemas.microsoft.com/office/word/2016/wordml/cid" xmlns:w16="http://schemas.microsoft.com/office/word/2018/wordml" xmlns:w16du="http://schemas.microsoft.com/office/word/2023/wordml/word16du" xmlns:w16sdtdh="http://schemas.microsoft.com/office/word/2020/wordml/sdtdatahash" xmlns:w16sdtfl="http://schemas.microsoft.com/office/word/2024/wordml/sdtformatlock" xmlns:w16se="http://schemas.microsoft.com/office/word/2015/wordml/symex" xmlns:wpg="http://schemas.microsoft.com/office/word/2010/wordprocessingGroup" xmlns:wpi="http://schemas.microsoft.com/office/word/2010/wordprocessingInk" xmlns:wne="http://schemas.microsoft.com/office/word/2006/wordml" xmlns:wps="http://schemas.microsoft.com/office/word/2010/wordprocessingShape" mc:Ignorable="w14 w15 w16se w16cid w16 w16cex w16sdtdh w16sdtfl w16du wp14">
   <w:footnote w:type="separator" w:id="-1">
     <w:p>
       <w:pPr>
@@ -3664,7 +3660,7 @@
 </file>
 
 <file path=word/header1.xml><?xml version="1.0" encoding="utf-8"?>
-<w:hdr xmlns:wpc="http://schemas.microsoft.com/office/word/2010/wordprocessingCanvas" xmlns:cx="http://schemas.microsoft.com/office/drawing/2014/chartex" xmlns:cx1="http://schemas.microsoft.com/office/drawing/2015/9/8/chartex" xmlns:cx2="http://schemas.microsoft.com/office/drawing/2015/10/21/chartex" xmlns:cx3="http://schemas.microsoft.com/office/drawing/2016/5/9/chartex" xmlns:cx4="http://schemas.microsoft.com/office/drawing/2016/5/10/chartex" xmlns:cx5="http://schemas.microsoft.com/office/drawing/2016/5/11/chartex" xmlns:cx6="http://schemas.microsoft.com/office/drawing/2016/5/12/chartex" xmlns:cx7="http://schemas.microsoft.com/office/drawing/2016/5/13/chartex" xmlns:cx8="http://schemas.microsoft.com/office/drawing/2016/5/14/chartex" xmlns:mc="http://schemas.openxmlformats.org/markup-compatibility/2006" xmlns:aink="http://schemas.microsoft.com/office/drawing/2016/ink" xmlns:am3d="http://schemas.microsoft.com/office/drawing/2017/model3d" xmlns:o="urn:schemas-microsoft-com:office:office" xmlns:r="http://schemas.openxmlformats.org/officeDocument/2006/relationships" xmlns:m="http://schemas.openxmlformats.org/officeDocument/2006/math" xmlns:v="urn:schemas-microsoft-com:vml" xmlns:wp14="http://schemas.microsoft.com/office/word/2010/wordprocessingDrawing" xmlns:wp="http://schemas.openxmlformats.org/drawingml/2006/wordprocessingDrawing" xmlns:w10="urn:schemas-microsoft-com:office:word" xmlns:w="http://schemas.openxmlformats.org/wordprocessingml/2006/main" xmlns:w14="http://schemas.microsoft.com/office/word/2010/wordml" xmlns:w15="http://schemas.microsoft.com/office/word/2012/wordml" xmlns:w16cid="http://schemas.microsoft.com/office/word/2016/wordml/cid" xmlns:w16se="http://schemas.microsoft.com/office/word/2015/wordml/symex" xmlns:wpg="http://schemas.microsoft.com/office/word/2010/wordprocessingGroup" xmlns:wpi="http://schemas.microsoft.com/office/word/2010/wordprocessingInk" xmlns:wne="http://schemas.microsoft.com/office/word/2006/wordml" xmlns:wps="http://schemas.microsoft.com/office/word/2010/wordprocessingShape" mc:Ignorable="w14 w15 w16se w16cid wp14">
+<w:hdr xmlns:wpc="http://schemas.microsoft.com/office/word/2010/wordprocessingCanvas" xmlns:cx="http://schemas.microsoft.com/office/drawing/2014/chartex" xmlns:cx1="http://schemas.microsoft.com/office/drawing/2015/9/8/chartex" xmlns:cx2="http://schemas.microsoft.com/office/drawing/2015/10/21/chartex" xmlns:cx3="http://schemas.microsoft.com/office/drawing/2016/5/9/chartex" xmlns:cx4="http://schemas.microsoft.com/office/drawing/2016/5/10/chartex" xmlns:cx5="http://schemas.microsoft.com/office/drawing/2016/5/11/chartex" xmlns:cx6="http://schemas.microsoft.com/office/drawing/2016/5/12/chartex" xmlns:cx7="http://schemas.microsoft.com/office/drawing/2016/5/13/chartex" xmlns:cx8="http://schemas.microsoft.com/office/drawing/2016/5/14/chartex" xmlns:mc="http://schemas.openxmlformats.org/markup-compatibility/2006" xmlns:aink="http://schemas.microsoft.com/office/drawing/2016/ink" xmlns:am3d="http://schemas.microsoft.com/office/drawing/2017/model3d" xmlns:o="urn:schemas-microsoft-com:office:office" xmlns:oel="http://schemas.microsoft.com/office/2019/extlst" xmlns:r="http://schemas.openxmlformats.org/officeDocument/2006/relationships" xmlns:m="http://schemas.openxmlformats.org/officeDocument/2006/math" xmlns:v="urn:schemas-microsoft-com:vml" xmlns:wp14="http://schemas.microsoft.com/office/word/2010/wordprocessingDrawing" xmlns:wp="http://schemas.openxmlformats.org/drawingml/2006/wordprocessingDrawing" xmlns:w10="urn:schemas-microsoft-com:office:word" xmlns:w="http://schemas.openxmlformats.org/wordprocessingml/2006/main" xmlns:w14="http://schemas.microsoft.com/office/word/2010/wordml" xmlns:w15="http://schemas.microsoft.com/office/word/2012/wordml" xmlns:w16cex="http://schemas.microsoft.com/office/word/2018/wordml/cex" xmlns:w16cid="http://schemas.microsoft.com/office/word/2016/wordml/cid" xmlns:w16="http://schemas.microsoft.com/office/word/2018/wordml" xmlns:w16du="http://schemas.microsoft.com/office/word/2023/wordml/word16du" xmlns:w16sdtdh="http://schemas.microsoft.com/office/word/2020/wordml/sdtdatahash" xmlns:w16sdtfl="http://schemas.microsoft.com/office/word/2024/wordml/sdtformatlock" xmlns:w16se="http://schemas.microsoft.com/office/word/2015/wordml/symex" xmlns:wpg="http://schemas.microsoft.com/office/word/2010/wordprocessingGroup" xmlns:wpi="http://schemas.microsoft.com/office/word/2010/wordprocessingInk" xmlns:wne="http://schemas.microsoft.com/office/word/2006/wordml" xmlns:wps="http://schemas.microsoft.com/office/word/2010/wordprocessingShape" mc:Ignorable="w14 w15 w16se w16cid w16 w16cex w16sdtdh w16sdtfl w16du wp14">
   <w:p>
     <w:pPr>
       <w:pStyle w:val="Encabezado"/>
@@ -3789,7 +3785,7 @@
 </file>
 
 <file path=word/header2.xml><?xml version="1.0" encoding="utf-8"?>
-<w:hdr xmlns:wpc="http://schemas.microsoft.com/office/word/2010/wordprocessingCanvas" xmlns:cx="http://schemas.microsoft.com/office/drawing/2014/chartex" xmlns:cx1="http://schemas.microsoft.com/office/drawing/2015/9/8/chartex" xmlns:cx2="http://schemas.microsoft.com/office/drawing/2015/10/21/chartex" xmlns:cx3="http://schemas.microsoft.com/office/drawing/2016/5/9/chartex" xmlns:cx4="http://schemas.microsoft.com/office/drawing/2016/5/10/chartex" xmlns:cx5="http://schemas.microsoft.com/office/drawing/2016/5/11/chartex" xmlns:cx6="http://schemas.microsoft.com/office/drawing/2016/5/12/chartex" xmlns:cx7="http://schemas.microsoft.com/office/drawing/2016/5/13/chartex" xmlns:cx8="http://schemas.microsoft.com/office/drawing/2016/5/14/chartex" xmlns:mc="http://schemas.openxmlformats.org/markup-compatibility/2006" xmlns:aink="http://schemas.microsoft.com/office/drawing/2016/ink" xmlns:am3d="http://schemas.microsoft.com/office/drawing/2017/model3d" xmlns:o="urn:schemas-microsoft-com:office:office" xmlns:r="http://schemas.openxmlformats.org/officeDocument/2006/relationships" xmlns:m="http://schemas.openxmlformats.org/officeDocument/2006/math" xmlns:v="urn:schemas-microsoft-com:vml" xmlns:wp14="http://schemas.microsoft.com/office/word/2010/wordprocessingDrawing" xmlns:wp="http://schemas.openxmlformats.org/drawingml/2006/wordprocessingDrawing" xmlns:w10="urn:schemas-microsoft-com:office:word" xmlns:w="http://schemas.openxmlformats.org/wordprocessingml/2006/main" xmlns:w14="http://schemas.microsoft.com/office/word/2010/wordml" xmlns:w15="http://schemas.microsoft.com/office/word/2012/wordml" xmlns:w16cid="http://schemas.microsoft.com/office/word/2016/wordml/cid" xmlns:w16se="http://schemas.microsoft.com/office/word/2015/wordml/symex" xmlns:wpg="http://schemas.microsoft.com/office/word/2010/wordprocessingGroup" xmlns:wpi="http://schemas.microsoft.com/office/word/2010/wordprocessingInk" xmlns:wne="http://schemas.microsoft.com/office/word/2006/wordml" xmlns:wps="http://schemas.microsoft.com/office/word/2010/wordprocessingShape" mc:Ignorable="w14 w15 w16se w16cid wp14">
+<w:hdr xmlns:wpc="http://schemas.microsoft.com/office/word/2010/wordprocessingCanvas" xmlns:cx="http://schemas.microsoft.com/office/drawing/2014/chartex" xmlns:cx1="http://schemas.microsoft.com/office/drawing/2015/9/8/chartex" xmlns:cx2="http://schemas.microsoft.com/office/drawing/2015/10/21/chartex" xmlns:cx3="http://schemas.microsoft.com/office/drawing/2016/5/9/chartex" xmlns:cx4="http://schemas.microsoft.com/office/drawing/2016/5/10/chartex" xmlns:cx5="http://schemas.microsoft.com/office/drawing/2016/5/11/chartex" xmlns:cx6="http://schemas.microsoft.com/office/drawing/2016/5/12/chartex" xmlns:cx7="http://schemas.microsoft.com/office/drawing/2016/5/13/chartex" xmlns:cx8="http://schemas.microsoft.com/office/drawing/2016/5/14/chartex" xmlns:mc="http://schemas.openxmlformats.org/markup-compatibility/2006" xmlns:aink="http://schemas.microsoft.com/office/drawing/2016/ink" xmlns:am3d="http://schemas.microsoft.com/office/drawing/2017/model3d" xmlns:o="urn:schemas-microsoft-com:office:office" xmlns:oel="http://schemas.microsoft.com/office/2019/extlst" xmlns:r="http://schemas.openxmlformats.org/officeDocument/2006/relationships" xmlns:m="http://schemas.openxmlformats.org/officeDocument/2006/math" xmlns:v="urn:schemas-microsoft-com:vml" xmlns:wp14="http://schemas.microsoft.com/office/word/2010/wordprocessingDrawing" xmlns:wp="http://schemas.openxmlformats.org/drawingml/2006/wordprocessingDrawing" xmlns:w10="urn:schemas-microsoft-com:office:word" xmlns:w="http://schemas.openxmlformats.org/wordprocessingml/2006/main" xmlns:w14="http://schemas.microsoft.com/office/word/2010/wordml" xmlns:w15="http://schemas.microsoft.com/office/word/2012/wordml" xmlns:w16cex="http://schemas.microsoft.com/office/word/2018/wordml/cex" xmlns:w16cid="http://schemas.microsoft.com/office/word/2016/wordml/cid" xmlns:w16="http://schemas.microsoft.com/office/word/2018/wordml" xmlns:w16du="http://schemas.microsoft.com/office/word/2023/wordml/word16du" xmlns:w16sdtdh="http://schemas.microsoft.com/office/word/2020/wordml/sdtdatahash" xmlns:w16sdtfl="http://schemas.microsoft.com/office/word/2024/wordml/sdtformatlock" xmlns:w16se="http://schemas.microsoft.com/office/word/2015/wordml/symex" xmlns:wpg="http://schemas.microsoft.com/office/word/2010/wordprocessingGroup" xmlns:wpi="http://schemas.microsoft.com/office/word/2010/wordprocessingInk" xmlns:wne="http://schemas.microsoft.com/office/word/2006/wordml" xmlns:wps="http://schemas.microsoft.com/office/word/2010/wordprocessingShape" mc:Ignorable="w14 w15 w16se w16cid w16 w16cex w16sdtdh w16sdtfl w16du wp14">
   <w:p>
     <w:pPr>
       <w:pStyle w:val="Encabezado"/>
@@ -3859,7 +3855,7 @@
 </file>
 
 <file path=word/numbering.xml><?xml version="1.0" encoding="utf-8"?>
-<w:numbering xmlns:wpc="http://schemas.microsoft.com/office/word/2010/wordprocessingCanvas" xmlns:cx="http://schemas.microsoft.com/office/drawing/2014/chartex" xmlns:cx1="http://schemas.microsoft.com/office/drawing/2015/9/8/chartex" xmlns:cx2="http://schemas.microsoft.com/office/drawing/2015/10/21/chartex" xmlns:cx3="http://schemas.microsoft.com/office/drawing/2016/5/9/chartex" xmlns:cx4="http://schemas.microsoft.com/office/drawing/2016/5/10/chartex" xmlns:cx5="http://schemas.microsoft.com/office/drawing/2016/5/11/chartex" xmlns:cx6="http://schemas.microsoft.com/office/drawing/2016/5/12/chartex" xmlns:cx7="http://schemas.microsoft.com/office/drawing/2016/5/13/chartex" xmlns:cx8="http://schemas.microsoft.com/office/drawing/2016/5/14/chartex" xmlns:mc="http://schemas.openxmlformats.org/markup-compatibility/2006" xmlns:aink="http://schemas.microsoft.com/office/drawing/2016/ink" xmlns:am3d="http://schemas.microsoft.com/office/drawing/2017/model3d" xmlns:o="urn:schemas-microsoft-com:office:office" xmlns:r="http://schemas.openxmlformats.org/officeDocument/2006/relationships" xmlns:m="http://schemas.openxmlformats.org/officeDocument/2006/math" xmlns:v="urn:schemas-microsoft-com:vml" xmlns:wp14="http://schemas.microsoft.com/office/word/2010/wordprocessingDrawing" xmlns:wp="http://schemas.openxmlformats.org/drawingml/2006/wordprocessingDrawing" xmlns:w10="urn:schemas-microsoft-com:office:word" xmlns:w="http://schemas.openxmlformats.org/wordprocessingml/2006/main" xmlns:w14="http://schemas.microsoft.com/office/word/2010/wordml" xmlns:w15="http://schemas.microsoft.com/office/word/2012/wordml" xmlns:w16cid="http://schemas.microsoft.com/office/word/2016/wordml/cid" xmlns:w16se="http://schemas.microsoft.com/office/word/2015/wordml/symex" xmlns:wpg="http://schemas.microsoft.com/office/word/2010/wordprocessingGroup" xmlns:wpi="http://schemas.microsoft.com/office/word/2010/wordprocessingInk" xmlns:wne="http://schemas.microsoft.com/office/word/2006/wordml" xmlns:wps="http://schemas.microsoft.com/office/word/2010/wordprocessingShape" mc:Ignorable="w14 w15 w16se w16cid wp14">
+<w:numbering xmlns:wpc="http://schemas.microsoft.com/office/word/2010/wordprocessingCanvas" xmlns:cx="http://schemas.microsoft.com/office/drawing/2014/chartex" xmlns:cx1="http://schemas.microsoft.com/office/drawing/2015/9/8/chartex" xmlns:cx2="http://schemas.microsoft.com/office/drawing/2015/10/21/chartex" xmlns:cx3="http://schemas.microsoft.com/office/drawing/2016/5/9/chartex" xmlns:cx4="http://schemas.microsoft.com/office/drawing/2016/5/10/chartex" xmlns:cx5="http://schemas.microsoft.com/office/drawing/2016/5/11/chartex" xmlns:cx6="http://schemas.microsoft.com/office/drawing/2016/5/12/chartex" xmlns:cx7="http://schemas.microsoft.com/office/drawing/2016/5/13/chartex" xmlns:cx8="http://schemas.microsoft.com/office/drawing/2016/5/14/chartex" xmlns:mc="http://schemas.openxmlformats.org/markup-compatibility/2006" xmlns:aink="http://schemas.microsoft.com/office/drawing/2016/ink" xmlns:am3d="http://schemas.microsoft.com/office/drawing/2017/model3d" xmlns:o="urn:schemas-microsoft-com:office:office" xmlns:oel="http://schemas.microsoft.com/office/2019/extlst" xmlns:r="http://schemas.openxmlformats.org/officeDocument/2006/relationships" xmlns:m="http://schemas.openxmlformats.org/officeDocument/2006/math" xmlns:v="urn:schemas-microsoft-com:vml" xmlns:wp14="http://schemas.microsoft.com/office/word/2010/wordprocessingDrawing" xmlns:wp="http://schemas.openxmlformats.org/drawingml/2006/wordprocessingDrawing" xmlns:w10="urn:schemas-microsoft-com:office:word" xmlns:w="http://schemas.openxmlformats.org/wordprocessingml/2006/main" xmlns:w14="http://schemas.microsoft.com/office/word/2010/wordml" xmlns:w15="http://schemas.microsoft.com/office/word/2012/wordml" xmlns:w16cex="http://schemas.microsoft.com/office/word/2018/wordml/cex" xmlns:w16cid="http://schemas.microsoft.com/office/word/2016/wordml/cid" xmlns:w16="http://schemas.microsoft.com/office/word/2018/wordml" xmlns:w16du="http://schemas.microsoft.com/office/word/2023/wordml/word16du" xmlns:w16sdtdh="http://schemas.microsoft.com/office/word/2020/wordml/sdtdatahash" xmlns:w16sdtfl="http://schemas.microsoft.com/office/word/2024/wordml/sdtformatlock" xmlns:w16se="http://schemas.microsoft.com/office/word/2015/wordml/symex" xmlns:wpg="http://schemas.microsoft.com/office/word/2010/wordprocessingGroup" xmlns:wpi="http://schemas.microsoft.com/office/word/2010/wordprocessingInk" xmlns:wne="http://schemas.microsoft.com/office/word/2006/wordml" xmlns:wps="http://schemas.microsoft.com/office/word/2010/wordprocessingShape" mc:Ignorable="w14 w15 w16se w16cid w16 w16cex w16sdtdh w16sdtfl w16du wp14">
   <w:abstractNum w:abstractNumId="0" w15:restartNumberingAfterBreak="0">
     <w:nsid w:val="0C0130EF"/>
     <w:multiLevelType w:val="hybridMultilevel"/>
@@ -4241,23 +4237,23 @@
       </w:rPr>
     </w:lvl>
   </w:abstractNum>
-  <w:num w:numId="1">
+  <w:num w:numId="1" w16cid:durableId="1688865446">
     <w:abstractNumId w:val="2"/>
   </w:num>
-  <w:num w:numId="2">
+  <w:num w:numId="2" w16cid:durableId="1305963706">
     <w:abstractNumId w:val="3"/>
   </w:num>
-  <w:num w:numId="3">
+  <w:num w:numId="3" w16cid:durableId="2098624212">
     <w:abstractNumId w:val="1"/>
   </w:num>
-  <w:num w:numId="4">
+  <w:num w:numId="4" w16cid:durableId="9993079">
     <w:abstractNumId w:val="0"/>
   </w:num>
 </w:numbering>
 </file>
 
 <file path=word/styles.xml><?xml version="1.0" encoding="utf-8"?>
-<w:styles xmlns:mc="http://schemas.openxmlformats.org/markup-compatibility/2006" xmlns:r="http://schemas.openxmlformats.org/officeDocument/2006/relationships" xmlns:w="http://schemas.openxmlformats.org/wordprocessingml/2006/main" xmlns:w14="http://schemas.microsoft.com/office/word/2010/wordml" xmlns:w15="http://schemas.microsoft.com/office/word/2012/wordml" xmlns:w16cid="http://schemas.microsoft.com/office/word/2016/wordml/cid" xmlns:w16se="http://schemas.microsoft.com/office/word/2015/wordml/symex" mc:Ignorable="w14 w15 w16se w16cid">
+<w:styles xmlns:mc="http://schemas.openxmlformats.org/markup-compatibility/2006" xmlns:r="http://schemas.openxmlformats.org/officeDocument/2006/relationships" xmlns:w="http://schemas.openxmlformats.org/wordprocessingml/2006/main" xmlns:w14="http://schemas.microsoft.com/office/word/2010/wordml" xmlns:w15="http://schemas.microsoft.com/office/word/2012/wordml" xmlns:w16cex="http://schemas.microsoft.com/office/word/2018/wordml/cex" xmlns:w16cid="http://schemas.microsoft.com/office/word/2016/wordml/cid" xmlns:w16="http://schemas.microsoft.com/office/word/2018/wordml" xmlns:w16du="http://schemas.microsoft.com/office/word/2023/wordml/word16du" xmlns:w16sdtdh="http://schemas.microsoft.com/office/word/2020/wordml/sdtdatahash" xmlns:w16sdtfl="http://schemas.microsoft.com/office/word/2024/wordml/sdtformatlock" xmlns:w16se="http://schemas.microsoft.com/office/word/2015/wordml/symex" mc:Ignorable="w14 w15 w16se w16cid w16 w16cex w16sdtdh w16sdtfl w16du">
   <w:docDefaults>
     <w:rPrDefault>
       <w:rPr>
@@ -4275,7 +4271,7 @@
       </w:pPr>
     </w:pPrDefault>
   </w:docDefaults>
-  <w:latentStyles w:defLockedState="0" w:defUIPriority="99" w:defSemiHidden="0" w:defUnhideWhenUsed="0" w:defQFormat="0" w:count="375">
+  <w:latentStyles w:defLockedState="0" w:defUIPriority="99" w:defSemiHidden="0" w:defUnhideWhenUsed="0" w:defQFormat="0" w:count="376">
     <w:lsdException w:name="Normal" w:uiPriority="0" w:qFormat="1"/>
     <w:lsdException w:name="heading 1" w:uiPriority="9" w:qFormat="1"/>
     <w:lsdException w:name="heading 2" w:semiHidden="1" w:uiPriority="9" w:unhideWhenUsed="1" w:qFormat="1"/>
@@ -4651,6 +4647,7 @@
     <w:lsdException w:name="Smart Hyperlink" w:semiHidden="1" w:unhideWhenUsed="1"/>
     <w:lsdException w:name="Hashtag" w:semiHidden="1" w:unhideWhenUsed="1"/>
     <w:lsdException w:name="Unresolved Mention" w:semiHidden="1" w:unhideWhenUsed="1"/>
+    <w:lsdException w:name="Smart Link" w:semiHidden="1" w:unhideWhenUsed="1"/>
   </w:latentStyles>
   <w:style w:type="paragraph" w:default="1" w:styleId="Normal">
     <w:name w:val="Normal"/>
